--- a/booklet.docx
+++ b/booklet.docx
@@ -79,7 +79,43 @@
           <w:szCs w:val="22"/>
           <w:rtl/>
         </w:rPr>
-        <w:t xml:space="preserve">מהדורה 2 — מאומתת מול אתר הקורס (25.8)</w:t>
+        <w:t xml:space="preserve">מהדורה 3 — מעודכנת לתנאי הבוחן: ללא מחשבים (25.8)</w:t>
+      </w:r>
+    </w:p>
+    <w:p>
+      <w:pPr>
+        <w:shd w:fill="FFF6E0" w:val="clear"/>
+        <w:bidi/>
+        <w:spacing w:after="120" w:before="0" w:line="276"/>
+        <w:ind w:left="150" w:right="150"/>
+      </w:pPr>
+      <w:r>
+        <w:rPr>
+          <w:rFonts w:ascii="Arial" w:cs="Arial" w:eastAsia="Arial" w:hAnsi="Arial"/>
+          <w:b/>
+          <w:bCs/>
+          <w:i w:val="false"/>
+          <w:iCs w:val="false"/>
+          <w:color w:val="222222"/>
+          <w:sz w:val="22"/>
+          <w:szCs w:val="22"/>
+          <w:rtl/>
+        </w:rPr>
+        <w:t xml:space="preserve">⚠ המרצה הודיעה: אין מחשבים בבוחן. </w:t>
+      </w:r>
+      <w:r>
+        <w:rPr>
+          <w:rFonts w:ascii="Arial" w:cs="Arial" w:eastAsia="Arial" w:hAnsi="Arial"/>
+          <w:b w:val="false"/>
+          <w:bCs w:val="false"/>
+          <w:i w:val="false"/>
+          <w:iCs w:val="false"/>
+          <w:color w:val="222222"/>
+          <w:sz w:val="22"/>
+          <w:szCs w:val="22"/>
+          <w:rtl/>
+        </w:rPr>
+        <w:t xml:space="preserve">אתר הקורס לא יהיה זמין — רק חומר מודפס. יש להדפיס: (1) חוברת זו; (2) את קובץ החקיקה של המרצה. סמנו בטוש את טבלת הסעיפים ואת רשימת המלכודות — אלה הדפים שתחזרו אליהם בפועל.</w:t>
       </w:r>
     </w:p>
     <w:p>
@@ -163,21 +199,21 @@
           <w:szCs w:val="22"/>
           <w:rtl/>
         </w:rPr>
-        <w:t xml:space="preserve">חומר פתוח: </w:t>
-      </w:r>
-      <w:r>
-        <w:rPr>
-          <w:rFonts w:ascii="Arial" w:cs="Arial" w:eastAsia="Arial" w:hAnsi="Arial"/>
-          <w:b w:val="false"/>
-          <w:bCs w:val="false"/>
-          <w:i w:val="false"/>
-          <w:iCs w:val="false"/>
-          <w:color w:val="222222"/>
-          <w:sz w:val="22"/>
-          <w:szCs w:val="22"/>
-          <w:rtl/>
-        </w:rPr>
-        <w:t xml:space="preserve">חומר מודפס + אתר הקורס פתוח. מומלץ להדפיס חוברת זו ואת קובץ החקיקה.</w:t>
+        <w:t xml:space="preserve">חומר פתוח — אך ללא מחשבים: </w:t>
+      </w:r>
+      <w:r>
+        <w:rPr>
+          <w:rFonts w:ascii="Arial" w:cs="Arial" w:eastAsia="Arial" w:hAnsi="Arial"/>
+          <w:b w:val="false"/>
+          <w:bCs w:val="false"/>
+          <w:i w:val="false"/>
+          <w:iCs w:val="false"/>
+          <w:color w:val="222222"/>
+          <w:sz w:val="22"/>
+          <w:szCs w:val="22"/>
+          <w:rtl/>
+        </w:rPr>
+        <w:t xml:space="preserve">רק חומר מודפס שהבאתם איתכם.</w:t>
       </w:r>
     </w:p>
     <w:p>
@@ -506,7 +542,1521 @@
           <w:szCs w:val="22"/>
           <w:rtl/>
         </w:rPr>
+        <w:t xml:space="preserve">נספח חקיקה — לשון הסעיפים לציטוט מדויק</w:t>
+      </w:r>
+    </w:p>
+    <w:p>
+      <w:pPr>
+        <w:pStyle w:val="ListParagraph"/>
+        <w:numPr>
+          <w:ilvl w:val="0"/>
+          <w:numId w:val="2"/>
+        </w:numPr>
+        <w:bidi/>
+        <w:spacing w:after="60" w:line="276"/>
+      </w:pPr>
+      <w:r>
+        <w:rPr>
+          <w:rFonts w:ascii="Arial" w:cs="Arial" w:eastAsia="Arial" w:hAnsi="Arial"/>
+          <w:b w:val="false"/>
+          <w:bCs w:val="false"/>
+          <w:i w:val="false"/>
+          <w:iCs w:val="false"/>
+          <w:color w:val="222222"/>
+          <w:sz w:val="22"/>
+          <w:szCs w:val="22"/>
+          <w:rtl/>
+        </w:rPr>
         <w:t xml:space="preserve">נספח — חומר שטרם נלמד (הטעיה בהרחבה, טעות סופר, כפייה, עושק)</w:t>
+      </w:r>
+    </w:p>
+    <w:p>
+      <w:r>
+        <w:br w:type="page"/>
+      </w:r>
+    </w:p>
+    <w:p>
+      <w:pPr>
+        <w:pStyle w:val="Heading1"/>
+        <w:keepNext/>
+        <w:bidi/>
+        <w:spacing w:after="160" w:before="240" w:line="276"/>
+      </w:pPr>
+      <w:r>
+        <w:rPr>
+          <w:rFonts w:ascii="Arial" w:cs="Arial" w:eastAsia="Arial" w:hAnsi="Arial"/>
+          <w:b/>
+          <w:bCs/>
+          <w:i w:val="false"/>
+          <w:iCs w:val="false"/>
+          <w:color w:val="1F3864"/>
+          <w:sz w:val="32"/>
+          <w:szCs w:val="32"/>
+          <w:rtl/>
+        </w:rPr>
+        <w:t xml:space="preserve">הדף המהיר — אם תסתכל רק בדף אחד</w:t>
+      </w:r>
+    </w:p>
+    <w:p>
+      <w:pPr>
+        <w:pStyle w:val="Heading3"/>
+        <w:keepNext/>
+        <w:bidi/>
+        <w:spacing w:after="80" w:before="140" w:line="276"/>
+      </w:pPr>
+      <w:r>
+        <w:rPr>
+          <w:rFonts w:ascii="Arial" w:cs="Arial" w:eastAsia="Arial" w:hAnsi="Arial"/>
+          <w:b/>
+          <w:bCs/>
+          <w:i w:val="false"/>
+          <w:iCs w:val="false"/>
+          <w:color w:val="404040"/>
+          <w:sz w:val="23"/>
+          <w:szCs w:val="23"/>
+          <w:rtl/>
+        </w:rPr>
+        <w:t xml:space="preserve">1 · תבנית התשובה</w:t>
+      </w:r>
+    </w:p>
+    <w:p>
+      <w:pPr>
+        <w:shd w:fill="F2F2F2" w:val="clear"/>
+        <w:bidi/>
+        <w:spacing w:after="120" w:before="0" w:line="276"/>
+        <w:ind w:left="200" w:right="200"/>
+      </w:pPr>
+      <w:r>
+        <w:rPr>
+          <w:rFonts w:ascii="Arial" w:cs="Arial" w:eastAsia="Arial" w:hAnsi="Arial"/>
+          <w:b w:val="false"/>
+          <w:bCs w:val="false"/>
+          <w:i/>
+          <w:iCs/>
+          <w:color w:val="333333"/>
+          <w:sz w:val="22"/>
+          <w:szCs w:val="22"/>
+          <w:rtl/>
+        </w:rPr>
+        <w:t xml:space="preserve">[נכון / לא נכון]. לפי סעיף ___ לחוק החוזים (חלק כללי) / פס"ד ___, הכלל הוא ש-___. בענייננו ___, ולכן ___.</w:t>
+      </w:r>
+    </w:p>
+    <w:p>
+      <w:pPr>
+        <w:bidi/>
+        <w:spacing w:after="120" w:before="0" w:line="276"/>
+      </w:pPr>
+      <w:r>
+        <w:rPr>
+          <w:rFonts w:ascii="Arial" w:cs="Arial" w:eastAsia="Arial" w:hAnsi="Arial"/>
+          <w:b w:val="false"/>
+          <w:bCs w:val="false"/>
+          <w:i w:val="false"/>
+          <w:iCs w:val="false"/>
+          <w:color w:val="555555"/>
+          <w:sz w:val="22"/>
+          <w:szCs w:val="22"/>
+          <w:rtl/>
+        </w:rPr>
+        <w:t xml:space="preserve">פסיקה חד-משמעית ← כלל + מקור מדויק ← משפט יישום. 2–4 שורות מספיקות.</w:t>
+      </w:r>
+    </w:p>
+    <w:p>
+      <w:pPr>
+        <w:pStyle w:val="Heading3"/>
+        <w:keepNext/>
+        <w:bidi/>
+        <w:spacing w:after="80" w:before="140" w:line="276"/>
+      </w:pPr>
+      <w:r>
+        <w:rPr>
+          <w:rFonts w:ascii="Arial" w:cs="Arial" w:eastAsia="Arial" w:hAnsi="Arial"/>
+          <w:b/>
+          <w:bCs/>
+          <w:i w:val="false"/>
+          <w:iCs w:val="false"/>
+          <w:color w:val="404040"/>
+          <w:sz w:val="23"/>
+          <w:szCs w:val="23"/>
+          <w:rtl/>
+        </w:rPr>
+        <w:t xml:space="preserve">2 · שש ההבחנות שמכריעות היגדים</w:t>
+      </w:r>
+    </w:p>
+    <w:tbl>
+      <w:tblPr>
+        <w:bidiVisual/>
+        <w:tblW w:type="dxa" w:w="9020"/>
+        <w:tblBorders>
+          <w:top w:val="single" w:color="auto" w:sz="4"/>
+          <w:left w:val="single" w:color="auto" w:sz="4"/>
+          <w:bottom w:val="single" w:color="auto" w:sz="4"/>
+          <w:right w:val="single" w:color="auto" w:sz="4"/>
+          <w:insideH w:val="single" w:color="auto" w:sz="4"/>
+          <w:insideV w:val="single" w:color="auto" w:sz="4"/>
+        </w:tblBorders>
+      </w:tblPr>
+      <w:tblGrid>
+        <w:gridCol w:w="2345"/>
+        <w:gridCol w:w="3337"/>
+        <w:gridCol w:w="3337"/>
+      </w:tblGrid>
+      <w:tr>
+        <w:trPr>
+          <w:tblHeader/>
+        </w:trPr>
+        <w:tc>
+          <w:tcPr>
+            <w:tcW w:type="dxa" w:w="2345"/>
+            <w:shd w:fill="1F3864" w:val="clear"/>
+            <w:tcMar>
+              <w:top w:type="dxa" w:w="60"/>
+              <w:left w:type="dxa" w:w="100"/>
+              <w:bottom w:type="dxa" w:w="60"/>
+              <w:right w:type="dxa" w:w="100"/>
+            </w:tcMar>
+            <w:vAlign w:val="center"/>
+          </w:tcPr>
+          <w:p>
+            <w:pPr>
+              <w:bidi/>
+              <w:spacing w:after="0" w:before="0" w:line="276"/>
+            </w:pPr>
+            <w:r>
+              <w:rPr>
+                <w:rFonts w:ascii="Arial" w:cs="Arial" w:eastAsia="Arial" w:hAnsi="Arial"/>
+                <w:b/>
+                <w:bCs/>
+                <w:i w:val="false"/>
+                <w:iCs w:val="false"/>
+                <w:color w:val="FFFFFF"/>
+                <w:sz w:val="21"/>
+                <w:szCs w:val="21"/>
+                <w:rtl/>
+              </w:rPr>
+              <w:t xml:space="preserve">ההבחנה</w:t>
+            </w:r>
+          </w:p>
+        </w:tc>
+        <w:tc>
+          <w:tcPr>
+            <w:tcW w:type="dxa" w:w="3337"/>
+            <w:shd w:fill="1F3864" w:val="clear"/>
+            <w:tcMar>
+              <w:top w:type="dxa" w:w="60"/>
+              <w:left w:type="dxa" w:w="100"/>
+              <w:bottom w:type="dxa" w:w="60"/>
+              <w:right w:type="dxa" w:w="100"/>
+            </w:tcMar>
+            <w:vAlign w:val="center"/>
+          </w:tcPr>
+          <w:p>
+            <w:pPr>
+              <w:bidi/>
+              <w:spacing w:after="0" w:before="0" w:line="276"/>
+            </w:pPr>
+            <w:r>
+              <w:rPr>
+                <w:rFonts w:ascii="Arial" w:cs="Arial" w:eastAsia="Arial" w:hAnsi="Arial"/>
+                <w:b/>
+                <w:bCs/>
+                <w:i w:val="false"/>
+                <w:iCs w:val="false"/>
+                <w:color w:val="FFFFFF"/>
+                <w:sz w:val="21"/>
+                <w:szCs w:val="21"/>
+                <w:rtl/>
+              </w:rPr>
+              <w:t xml:space="preserve">הצד האחד</w:t>
+            </w:r>
+          </w:p>
+        </w:tc>
+        <w:tc>
+          <w:tcPr>
+            <w:tcW w:type="dxa" w:w="3337"/>
+            <w:shd w:fill="1F3864" w:val="clear"/>
+            <w:tcMar>
+              <w:top w:type="dxa" w:w="60"/>
+              <w:left w:type="dxa" w:w="100"/>
+              <w:bottom w:type="dxa" w:w="60"/>
+              <w:right w:type="dxa" w:w="100"/>
+            </w:tcMar>
+            <w:vAlign w:val="center"/>
+          </w:tcPr>
+          <w:p>
+            <w:pPr>
+              <w:bidi/>
+              <w:spacing w:after="0" w:before="0" w:line="276"/>
+            </w:pPr>
+            <w:r>
+              <w:rPr>
+                <w:rFonts w:ascii="Arial" w:cs="Arial" w:eastAsia="Arial" w:hAnsi="Arial"/>
+                <w:b/>
+                <w:bCs/>
+                <w:i w:val="false"/>
+                <w:iCs w:val="false"/>
+                <w:color w:val="FFFFFF"/>
+                <w:sz w:val="21"/>
+                <w:szCs w:val="21"/>
+                <w:rtl/>
+              </w:rPr>
+              <w:t xml:space="preserve">הצד השני</w:t>
+            </w:r>
+          </w:p>
+        </w:tc>
+      </w:tr>
+      <w:tr>
+        <w:tc>
+          <w:tcPr>
+            <w:tcW w:type="dxa" w:w="2345"/>
+            <w:tcMar>
+              <w:top w:type="dxa" w:w="50"/>
+              <w:left w:type="dxa" w:w="100"/>
+              <w:bottom w:type="dxa" w:w="50"/>
+              <w:right w:type="dxa" w:w="100"/>
+            </w:tcMar>
+          </w:tcPr>
+          <w:p>
+            <w:pPr>
+              <w:bidi/>
+              <w:spacing w:after="0" w:before="0" w:line="276"/>
+            </w:pPr>
+            <w:r>
+              <w:rPr>
+                <w:rFonts w:ascii="Arial" w:cs="Arial" w:eastAsia="Arial" w:hAnsi="Arial"/>
+                <w:b w:val="false"/>
+                <w:bCs w:val="false"/>
+                <w:i w:val="false"/>
+                <w:iCs w:val="false"/>
+                <w:color w:val="222222"/>
+                <w:sz w:val="20"/>
+                <w:szCs w:val="20"/>
+                <w:rtl/>
+              </w:rPr>
+              <w:t xml:space="preserve">בטל / ניתן לביטול</w:t>
+            </w:r>
+          </w:p>
+        </w:tc>
+        <w:tc>
+          <w:tcPr>
+            <w:tcW w:type="dxa" w:w="3337"/>
+            <w:tcMar>
+              <w:top w:type="dxa" w:w="50"/>
+              <w:left w:type="dxa" w:w="100"/>
+              <w:bottom w:type="dxa" w:w="50"/>
+              <w:right w:type="dxa" w:w="100"/>
+            </w:tcMar>
+          </w:tcPr>
+          <w:p>
+            <w:pPr>
+              <w:bidi/>
+              <w:spacing w:after="0" w:before="0" w:line="276"/>
+            </w:pPr>
+            <w:r>
+              <w:rPr>
+                <w:rFonts w:ascii="Arial" w:cs="Arial" w:eastAsia="Arial" w:hAnsi="Arial"/>
+                <w:b w:val="false"/>
+                <w:bCs w:val="false"/>
+                <w:i w:val="false"/>
+                <w:iCs w:val="false"/>
+                <w:color w:val="222222"/>
+                <w:sz w:val="20"/>
+                <w:szCs w:val="20"/>
+                <w:rtl/>
+              </w:rPr>
+              <w:t xml:space="preserve">חוזה פסול (ס' 30) — בטל מעצמו, בלי הודעה.</w:t>
+            </w:r>
+          </w:p>
+        </w:tc>
+        <w:tc>
+          <w:tcPr>
+            <w:tcW w:type="dxa" w:w="3337"/>
+            <w:tcMar>
+              <w:top w:type="dxa" w:w="50"/>
+              <w:left w:type="dxa" w:w="100"/>
+              <w:bottom w:type="dxa" w:w="50"/>
+              <w:right w:type="dxa" w:w="100"/>
+            </w:tcMar>
+          </w:tcPr>
+          <w:p>
+            <w:pPr>
+              <w:bidi/>
+              <w:spacing w:after="0" w:before="0" w:line="276"/>
+            </w:pPr>
+            <w:r>
+              <w:rPr>
+                <w:rFonts w:ascii="Arial" w:cs="Arial" w:eastAsia="Arial" w:hAnsi="Arial"/>
+                <w:b w:val="false"/>
+                <w:bCs w:val="false"/>
+                <w:i w:val="false"/>
+                <w:iCs w:val="false"/>
+                <w:color w:val="222222"/>
+                <w:sz w:val="20"/>
+                <w:szCs w:val="20"/>
+                <w:rtl/>
+              </w:rPr>
+              <w:t xml:space="preserve">פגם ברצון (14, 15, 17, 18) — תקף עד שהנפגע יבטל.</w:t>
+            </w:r>
+          </w:p>
+        </w:tc>
+      </w:tr>
+      <w:tr>
+        <w:tc>
+          <w:tcPr>
+            <w:tcW w:type="dxa" w:w="2345"/>
+            <w:shd w:fill="F2F6FC" w:val="clear"/>
+            <w:tcMar>
+              <w:top w:type="dxa" w:w="50"/>
+              <w:left w:type="dxa" w:w="100"/>
+              <w:bottom w:type="dxa" w:w="50"/>
+              <w:right w:type="dxa" w:w="100"/>
+            </w:tcMar>
+          </w:tcPr>
+          <w:p>
+            <w:pPr>
+              <w:bidi/>
+              <w:spacing w:after="0" w:before="0" w:line="276"/>
+            </w:pPr>
+            <w:r>
+              <w:rPr>
+                <w:rFonts w:ascii="Arial" w:cs="Arial" w:eastAsia="Arial" w:hAnsi="Arial"/>
+                <w:b w:val="false"/>
+                <w:bCs w:val="false"/>
+                <w:i w:val="false"/>
+                <w:iCs w:val="false"/>
+                <w:color w:val="222222"/>
+                <w:sz w:val="20"/>
+                <w:szCs w:val="20"/>
+                <w:rtl/>
+              </w:rPr>
+              <w:t xml:space="preserve">מתן / מסירה</w:t>
+            </w:r>
+          </w:p>
+        </w:tc>
+        <w:tc>
+          <w:tcPr>
+            <w:tcW w:type="dxa" w:w="3337"/>
+            <w:shd w:fill="F2F6FC" w:val="clear"/>
+            <w:tcMar>
+              <w:top w:type="dxa" w:w="50"/>
+              <w:left w:type="dxa" w:w="100"/>
+              <w:bottom w:type="dxa" w:w="50"/>
+              <w:right w:type="dxa" w:w="100"/>
+            </w:tcMar>
+          </w:tcPr>
+          <w:p>
+            <w:pPr>
+              <w:bidi/>
+              <w:spacing w:after="0" w:before="0" w:line="276"/>
+            </w:pPr>
+            <w:r>
+              <w:rPr>
+                <w:rFonts w:ascii="Arial" w:cs="Arial" w:eastAsia="Arial" w:hAnsi="Arial"/>
+                <w:b w:val="false"/>
+                <w:bCs w:val="false"/>
+                <w:i w:val="false"/>
+                <w:iCs w:val="false"/>
+                <w:color w:val="222222"/>
+                <w:sz w:val="20"/>
+                <w:szCs w:val="20"/>
+                <w:rtl/>
+              </w:rPr>
+              <w:t xml:space="preserve">מתן קיבול = משלוח ה"כן" — ס' 3(א), 4(2).</w:t>
+            </w:r>
+          </w:p>
+        </w:tc>
+        <w:tc>
+          <w:tcPr>
+            <w:tcW w:type="dxa" w:w="3337"/>
+            <w:shd w:fill="F2F6FC" w:val="clear"/>
+            <w:tcMar>
+              <w:top w:type="dxa" w:w="50"/>
+              <w:left w:type="dxa" w:w="100"/>
+              <w:bottom w:type="dxa" w:w="50"/>
+              <w:right w:type="dxa" w:w="100"/>
+            </w:tcMar>
+          </w:tcPr>
+          <w:p>
+            <w:pPr>
+              <w:bidi/>
+              <w:spacing w:after="0" w:before="0" w:line="276"/>
+            </w:pPr>
+            <w:r>
+              <w:rPr>
+                <w:rFonts w:ascii="Arial" w:cs="Arial" w:eastAsia="Arial" w:hAnsi="Arial"/>
+                <w:b w:val="false"/>
+                <w:bCs w:val="false"/>
+                <w:i w:val="false"/>
+                <w:iCs w:val="false"/>
+                <w:color w:val="222222"/>
+                <w:sz w:val="20"/>
+                <w:szCs w:val="20"/>
+                <w:rtl/>
+              </w:rPr>
+              <w:t xml:space="preserve">מסירה = הגעתו למציע — ס' 10.</w:t>
+            </w:r>
+          </w:p>
+        </w:tc>
+      </w:tr>
+      <w:tr>
+        <w:tc>
+          <w:tcPr>
+            <w:tcW w:type="dxa" w:w="2345"/>
+            <w:tcMar>
+              <w:top w:type="dxa" w:w="50"/>
+              <w:left w:type="dxa" w:w="100"/>
+              <w:bottom w:type="dxa" w:w="50"/>
+              <w:right w:type="dxa" w:w="100"/>
+            </w:tcMar>
+          </w:tcPr>
+          <w:p>
+            <w:pPr>
+              <w:bidi/>
+              <w:spacing w:after="0" w:before="0" w:line="276"/>
+            </w:pPr>
+            <w:r>
+              <w:rPr>
+                <w:rFonts w:ascii="Arial" w:cs="Arial" w:eastAsia="Arial" w:hAnsi="Arial"/>
+                <w:b w:val="false"/>
+                <w:bCs w:val="false"/>
+                <w:i w:val="false"/>
+                <w:iCs w:val="false"/>
+                <w:color w:val="222222"/>
+                <w:sz w:val="20"/>
+                <w:szCs w:val="20"/>
+                <w:rtl/>
+              </w:rPr>
+              <w:t xml:space="preserve">14(א) / 14(ב)</w:t>
+            </w:r>
+          </w:p>
+        </w:tc>
+        <w:tc>
+          <w:tcPr>
+            <w:tcW w:type="dxa" w:w="3337"/>
+            <w:tcMar>
+              <w:top w:type="dxa" w:w="50"/>
+              <w:left w:type="dxa" w:w="100"/>
+              <w:bottom w:type="dxa" w:w="50"/>
+              <w:right w:type="dxa" w:w="100"/>
+            </w:tcMar>
+          </w:tcPr>
+          <w:p>
+            <w:pPr>
+              <w:bidi/>
+              <w:spacing w:after="0" w:before="0" w:line="276"/>
+            </w:pPr>
+            <w:r>
+              <w:rPr>
+                <w:rFonts w:ascii="Arial" w:cs="Arial" w:eastAsia="Arial" w:hAnsi="Arial"/>
+                <w:b w:val="false"/>
+                <w:bCs w:val="false"/>
+                <w:i w:val="false"/>
+                <w:iCs w:val="false"/>
+                <w:color w:val="222222"/>
+                <w:sz w:val="20"/>
+                <w:szCs w:val="20"/>
+                <w:rtl/>
+              </w:rPr>
+              <w:t xml:space="preserve">הצד השני ידע או היה עליו לדעת ← ביטול עצמי.</w:t>
+            </w:r>
+          </w:p>
+        </w:tc>
+        <w:tc>
+          <w:tcPr>
+            <w:tcW w:type="dxa" w:w="3337"/>
+            <w:tcMar>
+              <w:top w:type="dxa" w:w="50"/>
+              <w:left w:type="dxa" w:w="100"/>
+              <w:bottom w:type="dxa" w:w="50"/>
+              <w:right w:type="dxa" w:w="100"/>
+            </w:tcMar>
+          </w:tcPr>
+          <w:p>
+            <w:pPr>
+              <w:bidi/>
+              <w:spacing w:after="0" w:before="0" w:line="276"/>
+            </w:pPr>
+            <w:r>
+              <w:rPr>
+                <w:rFonts w:ascii="Arial" w:cs="Arial" w:eastAsia="Arial" w:hAnsi="Arial"/>
+                <w:b w:val="false"/>
+                <w:bCs w:val="false"/>
+                <w:i w:val="false"/>
+                <w:iCs w:val="false"/>
+                <w:color w:val="222222"/>
+                <w:sz w:val="20"/>
+                <w:szCs w:val="20"/>
+                <w:rtl/>
+              </w:rPr>
+              <w:t xml:space="preserve">לא ידע ← רק ביהמ"ש, משיקולי צדק + חשיפה לפיצויים.</w:t>
+            </w:r>
+          </w:p>
+        </w:tc>
+      </w:tr>
+      <w:tr>
+        <w:tc>
+          <w:tcPr>
+            <w:tcW w:type="dxa" w:w="2345"/>
+            <w:shd w:fill="F2F6FC" w:val="clear"/>
+            <w:tcMar>
+              <w:top w:type="dxa" w:w="50"/>
+              <w:left w:type="dxa" w:w="100"/>
+              <w:bottom w:type="dxa" w:w="50"/>
+              <w:right w:type="dxa" w:w="100"/>
+            </w:tcMar>
+          </w:tcPr>
+          <w:p>
+            <w:pPr>
+              <w:bidi/>
+              <w:spacing w:after="0" w:before="0" w:line="276"/>
+            </w:pPr>
+            <w:r>
+              <w:rPr>
+                <w:rFonts w:ascii="Arial" w:cs="Arial" w:eastAsia="Arial" w:hAnsi="Arial"/>
+                <w:b w:val="false"/>
+                <w:bCs w:val="false"/>
+                <w:i w:val="false"/>
+                <w:iCs w:val="false"/>
+                <w:color w:val="222222"/>
+                <w:sz w:val="20"/>
+                <w:szCs w:val="20"/>
+                <w:rtl/>
+              </w:rPr>
+              <w:t xml:space="preserve">טעות / כדאיות</w:t>
+            </w:r>
+          </w:p>
+        </w:tc>
+        <w:tc>
+          <w:tcPr>
+            <w:tcW w:type="dxa" w:w="3337"/>
+            <w:shd w:fill="F2F6FC" w:val="clear"/>
+            <w:tcMar>
+              <w:top w:type="dxa" w:w="50"/>
+              <w:left w:type="dxa" w:w="100"/>
+              <w:bottom w:type="dxa" w:w="50"/>
+              <w:right w:type="dxa" w:w="100"/>
+            </w:tcMar>
+          </w:tcPr>
+          <w:p>
+            <w:pPr>
+              <w:bidi/>
+              <w:spacing w:after="0" w:before="0" w:line="276"/>
+            </w:pPr>
+            <w:r>
+              <w:rPr>
+                <w:rFonts w:ascii="Arial" w:cs="Arial" w:eastAsia="Arial" w:hAnsi="Arial"/>
+                <w:b w:val="false"/>
+                <w:bCs w:val="false"/>
+                <w:i w:val="false"/>
+                <w:iCs w:val="false"/>
+                <w:color w:val="222222"/>
+                <w:sz w:val="20"/>
+                <w:szCs w:val="20"/>
+                <w:rtl/>
+              </w:rPr>
+              <w:t xml:space="preserve">טעות = הווה או עבר (רבינוביץ) ← עילה.</w:t>
+            </w:r>
+          </w:p>
+        </w:tc>
+        <w:tc>
+          <w:tcPr>
+            <w:tcW w:type="dxa" w:w="3337"/>
+            <w:shd w:fill="F2F6FC" w:val="clear"/>
+            <w:tcMar>
+              <w:top w:type="dxa" w:w="50"/>
+              <w:left w:type="dxa" w:w="100"/>
+              <w:bottom w:type="dxa" w:w="50"/>
+              <w:right w:type="dxa" w:w="100"/>
+            </w:tcMar>
+          </w:tcPr>
+          <w:p>
+            <w:pPr>
+              <w:bidi/>
+              <w:spacing w:after="0" w:before="0" w:line="276"/>
+            </w:pPr>
+            <w:r>
+              <w:rPr>
+                <w:rFonts w:ascii="Arial" w:cs="Arial" w:eastAsia="Arial" w:hAnsi="Arial"/>
+                <w:b w:val="false"/>
+                <w:bCs w:val="false"/>
+                <w:i w:val="false"/>
+                <w:iCs w:val="false"/>
+                <w:color w:val="222222"/>
+                <w:sz w:val="20"/>
+                <w:szCs w:val="20"/>
+                <w:rtl/>
+              </w:rPr>
+              <w:t xml:space="preserve">ציפייה לעתיד / AS-IS / סיכון מודע ← 14(ד), אין ביטול.</w:t>
+            </w:r>
+          </w:p>
+        </w:tc>
+      </w:tr>
+      <w:tr>
+        <w:tc>
+          <w:tcPr>
+            <w:tcW w:type="dxa" w:w="2345"/>
+            <w:tcMar>
+              <w:top w:type="dxa" w:w="50"/>
+              <w:left w:type="dxa" w:w="100"/>
+              <w:bottom w:type="dxa" w:w="50"/>
+              <w:right w:type="dxa" w:w="100"/>
+            </w:tcMar>
+          </w:tcPr>
+          <w:p>
+            <w:pPr>
+              <w:bidi/>
+              <w:spacing w:after="0" w:before="0" w:line="276"/>
+            </w:pPr>
+            <w:r>
+              <w:rPr>
+                <w:rFonts w:ascii="Arial" w:cs="Arial" w:eastAsia="Arial" w:hAnsi="Arial"/>
+                <w:b w:val="false"/>
+                <w:bCs w:val="false"/>
+                <w:i w:val="false"/>
+                <w:iCs w:val="false"/>
+                <w:color w:val="222222"/>
+                <w:sz w:val="20"/>
+                <w:szCs w:val="20"/>
+                <w:rtl/>
+              </w:rPr>
+              <w:t xml:space="preserve">שתיקה</w:t>
+            </w:r>
+          </w:p>
+        </w:tc>
+        <w:tc>
+          <w:tcPr>
+            <w:tcW w:type="dxa" w:w="3337"/>
+            <w:tcMar>
+              <w:top w:type="dxa" w:w="50"/>
+              <w:left w:type="dxa" w:w="100"/>
+              <w:bottom w:type="dxa" w:w="50"/>
+              <w:right w:type="dxa" w:w="100"/>
+            </w:tcMar>
+          </w:tcPr>
+          <w:p>
+            <w:pPr>
+              <w:bidi/>
+              <w:spacing w:after="0" w:before="0" w:line="276"/>
+            </w:pPr>
+            <w:r>
+              <w:rPr>
+                <w:rFonts w:ascii="Arial" w:cs="Arial" w:eastAsia="Arial" w:hAnsi="Arial"/>
+                <w:b w:val="false"/>
+                <w:bCs w:val="false"/>
+                <w:i w:val="false"/>
+                <w:iCs w:val="false"/>
+                <w:color w:val="222222"/>
+                <w:sz w:val="20"/>
+                <w:szCs w:val="20"/>
+                <w:rtl/>
+              </w:rPr>
+              <w:t xml:space="preserve">המציע אינו כופה שתיקה כקיבול — ס' 6(ב).</w:t>
+            </w:r>
+          </w:p>
+        </w:tc>
+        <w:tc>
+          <w:tcPr>
+            <w:tcW w:type="dxa" w:w="3337"/>
+            <w:tcMar>
+              <w:top w:type="dxa" w:w="50"/>
+              <w:left w:type="dxa" w:w="100"/>
+              <w:bottom w:type="dxa" w:w="50"/>
+              <w:right w:type="dxa" w:w="100"/>
+            </w:tcMar>
+          </w:tcPr>
+          <w:p>
+            <w:pPr>
+              <w:bidi/>
+              <w:spacing w:after="0" w:before="0" w:line="276"/>
+            </w:pPr>
+            <w:r>
+              <w:rPr>
+                <w:rFonts w:ascii="Arial" w:cs="Arial" w:eastAsia="Arial" w:hAnsi="Arial"/>
+                <w:b w:val="false"/>
+                <w:bCs w:val="false"/>
+                <w:i w:val="false"/>
+                <w:iCs w:val="false"/>
+                <w:color w:val="222222"/>
+                <w:sz w:val="20"/>
+                <w:szCs w:val="20"/>
+                <w:rtl/>
+              </w:rPr>
+              <w:t xml:space="preserve">הצעה מזכה — חזקת קיבול בשתיקה, ס' 7.</w:t>
+            </w:r>
+          </w:p>
+        </w:tc>
+      </w:tr>
+      <w:tr>
+        <w:tc>
+          <w:tcPr>
+            <w:tcW w:type="dxa" w:w="2345"/>
+            <w:shd w:fill="F2F6FC" w:val="clear"/>
+            <w:tcMar>
+              <w:top w:type="dxa" w:w="50"/>
+              <w:left w:type="dxa" w:w="100"/>
+              <w:bottom w:type="dxa" w:w="50"/>
+              <w:right w:type="dxa" w:w="100"/>
+            </w:tcMar>
+          </w:tcPr>
+          <w:p>
+            <w:pPr>
+              <w:bidi/>
+              <w:spacing w:after="0" w:before="0" w:line="276"/>
+            </w:pPr>
+            <w:r>
+              <w:rPr>
+                <w:rFonts w:ascii="Arial" w:cs="Arial" w:eastAsia="Arial" w:hAnsi="Arial"/>
+                <w:b w:val="false"/>
+                <w:bCs w:val="false"/>
+                <w:i w:val="false"/>
+                <w:iCs w:val="false"/>
+                <w:color w:val="222222"/>
+                <w:sz w:val="20"/>
+                <w:szCs w:val="20"/>
+                <w:rtl/>
+              </w:rPr>
+              <w:t xml:space="preserve">סעד ס' 12</w:t>
+            </w:r>
+          </w:p>
+        </w:tc>
+        <w:tc>
+          <w:tcPr>
+            <w:tcW w:type="dxa" w:w="3337"/>
+            <w:shd w:fill="F2F6FC" w:val="clear"/>
+            <w:tcMar>
+              <w:top w:type="dxa" w:w="50"/>
+              <w:left w:type="dxa" w:w="100"/>
+              <w:bottom w:type="dxa" w:w="50"/>
+              <w:right w:type="dxa" w:w="100"/>
+            </w:tcMar>
+          </w:tcPr>
+          <w:p>
+            <w:pPr>
+              <w:bidi/>
+              <w:spacing w:after="0" w:before="0" w:line="276"/>
+            </w:pPr>
+            <w:r>
+              <w:rPr>
+                <w:rFonts w:ascii="Arial" w:cs="Arial" w:eastAsia="Arial" w:hAnsi="Arial"/>
+                <w:b w:val="false"/>
+                <w:bCs w:val="false"/>
+                <w:i w:val="false"/>
+                <w:iCs w:val="false"/>
+                <w:color w:val="222222"/>
+                <w:sz w:val="20"/>
+                <w:szCs w:val="20"/>
+                <w:rtl/>
+              </w:rPr>
+              <w:t xml:space="preserve">פיצויי הסתמכות — לא ביטול.</w:t>
+            </w:r>
+          </w:p>
+        </w:tc>
+        <w:tc>
+          <w:tcPr>
+            <w:tcW w:type="dxa" w:w="3337"/>
+            <w:shd w:fill="F2F6FC" w:val="clear"/>
+            <w:tcMar>
+              <w:top w:type="dxa" w:w="50"/>
+              <w:left w:type="dxa" w:w="100"/>
+              <w:bottom w:type="dxa" w:w="50"/>
+              <w:right w:type="dxa" w:w="100"/>
+            </w:tcMar>
+          </w:tcPr>
+          <w:p>
+            <w:pPr>
+              <w:bidi/>
+              <w:spacing w:after="0" w:before="0" w:line="276"/>
+            </w:pPr>
+            <w:r>
+              <w:rPr>
+                <w:rFonts w:ascii="Arial" w:cs="Arial" w:eastAsia="Arial" w:hAnsi="Arial"/>
+                <w:b w:val="false"/>
+                <w:bCs w:val="false"/>
+                <w:i w:val="false"/>
+                <w:iCs w:val="false"/>
+                <w:color w:val="222222"/>
+                <w:sz w:val="20"/>
+                <w:szCs w:val="20"/>
+                <w:rtl/>
+              </w:rPr>
+              <w:t xml:space="preserve">חריג: פיצויי קיום (קל בניין); לעיתים אכיפה (זפניק).</w:t>
+            </w:r>
+          </w:p>
+        </w:tc>
+      </w:tr>
+    </w:tbl>
+    <w:p>
+      <w:pPr>
+        <w:pStyle w:val="Heading3"/>
+        <w:keepNext/>
+        <w:bidi/>
+        <w:spacing w:after="80" w:before="140" w:line="276"/>
+      </w:pPr>
+      <w:r>
+        <w:rPr>
+          <w:rFonts w:ascii="Arial" w:cs="Arial" w:eastAsia="Arial" w:hAnsi="Arial"/>
+          <w:b/>
+          <w:bCs/>
+          <w:i w:val="false"/>
+          <w:iCs w:val="false"/>
+          <w:color w:val="404040"/>
+          <w:sz w:val="23"/>
+          <w:szCs w:val="23"/>
+          <w:rtl/>
+        </w:rPr>
+        <w:t xml:space="preserve">3 · מפת הסעיפים בשורה</w:t>
+      </w:r>
+    </w:p>
+    <w:p>
+      <w:pPr>
+        <w:bidi/>
+        <w:spacing w:after="120" w:before="0" w:line="276"/>
+      </w:pPr>
+      <w:r>
+        <w:rPr>
+          <w:rFonts w:ascii="Arial" w:cs="Arial" w:eastAsia="Arial" w:hAnsi="Arial"/>
+          <w:b/>
+          <w:bCs/>
+          <w:i w:val="false"/>
+          <w:iCs w:val="false"/>
+          <w:color w:val="222222"/>
+          <w:sz w:val="22"/>
+          <w:szCs w:val="22"/>
+          <w:rtl/>
+        </w:rPr>
+        <w:t xml:space="preserve">1 </w:t>
+      </w:r>
+      <w:r>
+        <w:rPr>
+          <w:rFonts w:ascii="Arial" w:cs="Arial" w:eastAsia="Arial" w:hAnsi="Arial"/>
+          <w:b w:val="false"/>
+          <w:bCs w:val="false"/>
+          <w:i w:val="false"/>
+          <w:iCs w:val="false"/>
+          <w:color w:val="222222"/>
+          <w:sz w:val="22"/>
+          <w:szCs w:val="22"/>
+          <w:rtl/>
+        </w:rPr>
+        <w:t xml:space="preserve">חוזה=הצעה+קיבול · </w:t>
+      </w:r>
+      <w:r>
+        <w:rPr>
+          <w:rFonts w:ascii="Arial" w:cs="Arial" w:eastAsia="Arial" w:hAnsi="Arial"/>
+          <w:b/>
+          <w:bCs/>
+          <w:i w:val="false"/>
+          <w:iCs w:val="false"/>
+          <w:color w:val="222222"/>
+          <w:sz w:val="22"/>
+          <w:szCs w:val="22"/>
+          <w:rtl/>
+        </w:rPr>
+        <w:t xml:space="preserve">2 </w:t>
+      </w:r>
+      <w:r>
+        <w:rPr>
+          <w:rFonts w:ascii="Arial" w:cs="Arial" w:eastAsia="Arial" w:hAnsi="Arial"/>
+          <w:b w:val="false"/>
+          <w:bCs w:val="false"/>
+          <w:i w:val="false"/>
+          <w:iCs w:val="false"/>
+          <w:color w:val="222222"/>
+          <w:sz w:val="22"/>
+          <w:szCs w:val="22"/>
+          <w:rtl/>
+        </w:rPr>
+        <w:t xml:space="preserve">הצעה · </w:t>
+      </w:r>
+      <w:r>
+        <w:rPr>
+          <w:rFonts w:ascii="Arial" w:cs="Arial" w:eastAsia="Arial" w:hAnsi="Arial"/>
+          <w:b/>
+          <w:bCs/>
+          <w:i w:val="false"/>
+          <w:iCs w:val="false"/>
+          <w:color w:val="222222"/>
+          <w:sz w:val="22"/>
+          <w:szCs w:val="22"/>
+          <w:rtl/>
+        </w:rPr>
+        <w:t xml:space="preserve">3 </w:t>
+      </w:r>
+      <w:r>
+        <w:rPr>
+          <w:rFonts w:ascii="Arial" w:cs="Arial" w:eastAsia="Arial" w:hAnsi="Arial"/>
+          <w:b w:val="false"/>
+          <w:bCs w:val="false"/>
+          <w:i w:val="false"/>
+          <w:iCs w:val="false"/>
+          <w:color w:val="222222"/>
+          <w:sz w:val="22"/>
+          <w:szCs w:val="22"/>
+          <w:rtl/>
+        </w:rPr>
+        <w:t xml:space="preserve">חרטת מציע · </w:t>
+      </w:r>
+      <w:r>
+        <w:rPr>
+          <w:rFonts w:ascii="Arial" w:cs="Arial" w:eastAsia="Arial" w:hAnsi="Arial"/>
+          <w:b/>
+          <w:bCs/>
+          <w:i w:val="false"/>
+          <w:iCs w:val="false"/>
+          <w:color w:val="222222"/>
+          <w:sz w:val="22"/>
+          <w:szCs w:val="22"/>
+          <w:rtl/>
+        </w:rPr>
+        <w:t xml:space="preserve">4 </w:t>
+      </w:r>
+      <w:r>
+        <w:rPr>
+          <w:rFonts w:ascii="Arial" w:cs="Arial" w:eastAsia="Arial" w:hAnsi="Arial"/>
+          <w:b w:val="false"/>
+          <w:bCs w:val="false"/>
+          <w:i w:val="false"/>
+          <w:iCs w:val="false"/>
+          <w:color w:val="222222"/>
+          <w:sz w:val="22"/>
+          <w:szCs w:val="22"/>
+          <w:rtl/>
+        </w:rPr>
+        <w:t xml:space="preserve">פקיעה · </w:t>
+      </w:r>
+      <w:r>
+        <w:rPr>
+          <w:rFonts w:ascii="Arial" w:cs="Arial" w:eastAsia="Arial" w:hAnsi="Arial"/>
+          <w:b/>
+          <w:bCs/>
+          <w:i w:val="false"/>
+          <w:iCs w:val="false"/>
+          <w:color w:val="222222"/>
+          <w:sz w:val="22"/>
+          <w:szCs w:val="22"/>
+          <w:rtl/>
+        </w:rPr>
+        <w:t xml:space="preserve">5 </w:t>
+      </w:r>
+      <w:r>
+        <w:rPr>
+          <w:rFonts w:ascii="Arial" w:cs="Arial" w:eastAsia="Arial" w:hAnsi="Arial"/>
+          <w:b w:val="false"/>
+          <w:bCs w:val="false"/>
+          <w:i w:val="false"/>
+          <w:iCs w:val="false"/>
+          <w:color w:val="222222"/>
+          <w:sz w:val="22"/>
+          <w:szCs w:val="22"/>
+          <w:rtl/>
+        </w:rPr>
+        <w:t xml:space="preserve">קיבול · </w:t>
+      </w:r>
+      <w:r>
+        <w:rPr>
+          <w:rFonts w:ascii="Arial" w:cs="Arial" w:eastAsia="Arial" w:hAnsi="Arial"/>
+          <w:b/>
+          <w:bCs/>
+          <w:i w:val="false"/>
+          <w:iCs w:val="false"/>
+          <w:color w:val="222222"/>
+          <w:sz w:val="22"/>
+          <w:szCs w:val="22"/>
+          <w:rtl/>
+        </w:rPr>
+        <w:t xml:space="preserve">6 </w:t>
+      </w:r>
+      <w:r>
+        <w:rPr>
+          <w:rFonts w:ascii="Arial" w:cs="Arial" w:eastAsia="Arial" w:hAnsi="Arial"/>
+          <w:b w:val="false"/>
+          <w:bCs w:val="false"/>
+          <w:i w:val="false"/>
+          <w:iCs w:val="false"/>
+          <w:color w:val="222222"/>
+          <w:sz w:val="22"/>
+          <w:szCs w:val="22"/>
+          <w:rtl/>
+        </w:rPr>
+        <w:t xml:space="preserve">התנהגות/שתיקה · </w:t>
+      </w:r>
+      <w:r>
+        <w:rPr>
+          <w:rFonts w:ascii="Arial" w:cs="Arial" w:eastAsia="Arial" w:hAnsi="Arial"/>
+          <w:b/>
+          <w:bCs/>
+          <w:i w:val="false"/>
+          <w:iCs w:val="false"/>
+          <w:color w:val="222222"/>
+          <w:sz w:val="22"/>
+          <w:szCs w:val="22"/>
+          <w:rtl/>
+        </w:rPr>
+        <w:t xml:space="preserve">7 </w:t>
+      </w:r>
+      <w:r>
+        <w:rPr>
+          <w:rFonts w:ascii="Arial" w:cs="Arial" w:eastAsia="Arial" w:hAnsi="Arial"/>
+          <w:b w:val="false"/>
+          <w:bCs w:val="false"/>
+          <w:i w:val="false"/>
+          <w:iCs w:val="false"/>
+          <w:color w:val="222222"/>
+          <w:sz w:val="22"/>
+          <w:szCs w:val="22"/>
+          <w:rtl/>
+        </w:rPr>
+        <w:t xml:space="preserve">הצעה מזכה · </w:t>
+      </w:r>
+      <w:r>
+        <w:rPr>
+          <w:rFonts w:ascii="Arial" w:cs="Arial" w:eastAsia="Arial" w:hAnsi="Arial"/>
+          <w:b/>
+          <w:bCs/>
+          <w:i w:val="false"/>
+          <w:iCs w:val="false"/>
+          <w:color w:val="222222"/>
+          <w:sz w:val="22"/>
+          <w:szCs w:val="22"/>
+          <w:rtl/>
+        </w:rPr>
+        <w:t xml:space="preserve">8 </w:t>
+      </w:r>
+      <w:r>
+        <w:rPr>
+          <w:rFonts w:ascii="Arial" w:cs="Arial" w:eastAsia="Arial" w:hAnsi="Arial"/>
+          <w:b w:val="false"/>
+          <w:bCs w:val="false"/>
+          <w:i w:val="false"/>
+          <w:iCs w:val="false"/>
+          <w:color w:val="222222"/>
+          <w:sz w:val="22"/>
+          <w:szCs w:val="22"/>
+          <w:rtl/>
+        </w:rPr>
+        <w:t xml:space="preserve">מועד · </w:t>
+      </w:r>
+      <w:r>
+        <w:rPr>
+          <w:rFonts w:ascii="Arial" w:cs="Arial" w:eastAsia="Arial" w:hAnsi="Arial"/>
+          <w:b/>
+          <w:bCs/>
+          <w:i w:val="false"/>
+          <w:iCs w:val="false"/>
+          <w:color w:val="222222"/>
+          <w:sz w:val="22"/>
+          <w:szCs w:val="22"/>
+          <w:rtl/>
+        </w:rPr>
+        <w:t xml:space="preserve">9 </w:t>
+      </w:r>
+      <w:r>
+        <w:rPr>
+          <w:rFonts w:ascii="Arial" w:cs="Arial" w:eastAsia="Arial" w:hAnsi="Arial"/>
+          <w:b w:val="false"/>
+          <w:bCs w:val="false"/>
+          <w:i w:val="false"/>
+          <w:iCs w:val="false"/>
+          <w:color w:val="222222"/>
+          <w:sz w:val="22"/>
+          <w:szCs w:val="22"/>
+          <w:rtl/>
+        </w:rPr>
+        <w:t xml:space="preserve">קיבול אחרי פקיעה · </w:t>
+      </w:r>
+      <w:r>
+        <w:rPr>
+          <w:rFonts w:ascii="Arial" w:cs="Arial" w:eastAsia="Arial" w:hAnsi="Arial"/>
+          <w:b/>
+          <w:bCs/>
+          <w:i w:val="false"/>
+          <w:iCs w:val="false"/>
+          <w:color w:val="222222"/>
+          <w:sz w:val="22"/>
+          <w:szCs w:val="22"/>
+          <w:rtl/>
+        </w:rPr>
+        <w:t xml:space="preserve">10 </w:t>
+      </w:r>
+      <w:r>
+        <w:rPr>
+          <w:rFonts w:ascii="Arial" w:cs="Arial" w:eastAsia="Arial" w:hAnsi="Arial"/>
+          <w:b w:val="false"/>
+          <w:bCs w:val="false"/>
+          <w:i w:val="false"/>
+          <w:iCs w:val="false"/>
+          <w:color w:val="222222"/>
+          <w:sz w:val="22"/>
+          <w:szCs w:val="22"/>
+          <w:rtl/>
+        </w:rPr>
+        <w:t xml:space="preserve">חרטת ניצע · </w:t>
+      </w:r>
+      <w:r>
+        <w:rPr>
+          <w:rFonts w:ascii="Arial" w:cs="Arial" w:eastAsia="Arial" w:hAnsi="Arial"/>
+          <w:b/>
+          <w:bCs/>
+          <w:i w:val="false"/>
+          <w:iCs w:val="false"/>
+          <w:color w:val="222222"/>
+          <w:sz w:val="22"/>
+          <w:szCs w:val="22"/>
+          <w:rtl/>
+        </w:rPr>
+        <w:t xml:space="preserve">11 </w:t>
+      </w:r>
+      <w:r>
+        <w:rPr>
+          <w:rFonts w:ascii="Arial" w:cs="Arial" w:eastAsia="Arial" w:hAnsi="Arial"/>
+          <w:b w:val="false"/>
+          <w:bCs w:val="false"/>
+          <w:i w:val="false"/>
+          <w:iCs w:val="false"/>
+          <w:color w:val="222222"/>
+          <w:sz w:val="22"/>
+          <w:szCs w:val="22"/>
+          <w:rtl/>
+        </w:rPr>
+        <w:t xml:space="preserve">קיבול תוך שינוי · </w:t>
+      </w:r>
+      <w:r>
+        <w:rPr>
+          <w:rFonts w:ascii="Arial" w:cs="Arial" w:eastAsia="Arial" w:hAnsi="Arial"/>
+          <w:b/>
+          <w:bCs/>
+          <w:i w:val="false"/>
+          <w:iCs w:val="false"/>
+          <w:color w:val="222222"/>
+          <w:sz w:val="22"/>
+          <w:szCs w:val="22"/>
+          <w:rtl/>
+        </w:rPr>
+        <w:t xml:space="preserve">12 </w:t>
+      </w:r>
+      <w:r>
+        <w:rPr>
+          <w:rFonts w:ascii="Arial" w:cs="Arial" w:eastAsia="Arial" w:hAnsi="Arial"/>
+          <w:b w:val="false"/>
+          <w:bCs w:val="false"/>
+          <w:i w:val="false"/>
+          <w:iCs w:val="false"/>
+          <w:color w:val="222222"/>
+          <w:sz w:val="22"/>
+          <w:szCs w:val="22"/>
+          <w:rtl/>
+        </w:rPr>
+        <w:t xml:space="preserve">תום לב · </w:t>
+      </w:r>
+      <w:r>
+        <w:rPr>
+          <w:rFonts w:ascii="Arial" w:cs="Arial" w:eastAsia="Arial" w:hAnsi="Arial"/>
+          <w:b/>
+          <w:bCs/>
+          <w:i w:val="false"/>
+          <w:iCs w:val="false"/>
+          <w:color w:val="222222"/>
+          <w:sz w:val="22"/>
+          <w:szCs w:val="22"/>
+          <w:rtl/>
+        </w:rPr>
+        <w:t xml:space="preserve">14 </w:t>
+      </w:r>
+      <w:r>
+        <w:rPr>
+          <w:rFonts w:ascii="Arial" w:cs="Arial" w:eastAsia="Arial" w:hAnsi="Arial"/>
+          <w:b w:val="false"/>
+          <w:bCs w:val="false"/>
+          <w:i w:val="false"/>
+          <w:iCs w:val="false"/>
+          <w:color w:val="222222"/>
+          <w:sz w:val="22"/>
+          <w:szCs w:val="22"/>
+          <w:rtl/>
+        </w:rPr>
+        <w:t xml:space="preserve">טעות · </w:t>
+      </w:r>
+      <w:r>
+        <w:rPr>
+          <w:rFonts w:ascii="Arial" w:cs="Arial" w:eastAsia="Arial" w:hAnsi="Arial"/>
+          <w:b/>
+          <w:bCs/>
+          <w:i w:val="false"/>
+          <w:iCs w:val="false"/>
+          <w:color w:val="222222"/>
+          <w:sz w:val="22"/>
+          <w:szCs w:val="22"/>
+          <w:rtl/>
+        </w:rPr>
+        <w:t xml:space="preserve">15 </w:t>
+      </w:r>
+      <w:r>
+        <w:rPr>
+          <w:rFonts w:ascii="Arial" w:cs="Arial" w:eastAsia="Arial" w:hAnsi="Arial"/>
+          <w:b w:val="false"/>
+          <w:bCs w:val="false"/>
+          <w:i w:val="false"/>
+          <w:iCs w:val="false"/>
+          <w:color w:val="222222"/>
+          <w:sz w:val="22"/>
+          <w:szCs w:val="22"/>
+          <w:rtl/>
+        </w:rPr>
+        <w:t xml:space="preserve">הטעיה · </w:t>
+      </w:r>
+      <w:r>
+        <w:rPr>
+          <w:rFonts w:ascii="Arial" w:cs="Arial" w:eastAsia="Arial" w:hAnsi="Arial"/>
+          <w:b/>
+          <w:bCs/>
+          <w:i w:val="false"/>
+          <w:iCs w:val="false"/>
+          <w:color w:val="222222"/>
+          <w:sz w:val="22"/>
+          <w:szCs w:val="22"/>
+          <w:rtl/>
+        </w:rPr>
+        <w:t xml:space="preserve">19 </w:t>
+      </w:r>
+      <w:r>
+        <w:rPr>
+          <w:rFonts w:ascii="Arial" w:cs="Arial" w:eastAsia="Arial" w:hAnsi="Arial"/>
+          <w:b w:val="false"/>
+          <w:bCs w:val="false"/>
+          <w:i w:val="false"/>
+          <w:iCs w:val="false"/>
+          <w:color w:val="222222"/>
+          <w:sz w:val="22"/>
+          <w:szCs w:val="22"/>
+          <w:rtl/>
+        </w:rPr>
+        <w:t xml:space="preserve">ביטול חלקי · </w:t>
+      </w:r>
+      <w:r>
+        <w:rPr>
+          <w:rFonts w:ascii="Arial" w:cs="Arial" w:eastAsia="Arial" w:hAnsi="Arial"/>
+          <w:b/>
+          <w:bCs/>
+          <w:i w:val="false"/>
+          <w:iCs w:val="false"/>
+          <w:color w:val="222222"/>
+          <w:sz w:val="22"/>
+          <w:szCs w:val="22"/>
+          <w:rtl/>
+        </w:rPr>
+        <w:t xml:space="preserve">20 </w:t>
+      </w:r>
+      <w:r>
+        <w:rPr>
+          <w:rFonts w:ascii="Arial" w:cs="Arial" w:eastAsia="Arial" w:hAnsi="Arial"/>
+          <w:b w:val="false"/>
+          <w:bCs w:val="false"/>
+          <w:i w:val="false"/>
+          <w:iCs w:val="false"/>
+          <w:color w:val="222222"/>
+          <w:sz w:val="22"/>
+          <w:szCs w:val="22"/>
+          <w:rtl/>
+        </w:rPr>
+        <w:t xml:space="preserve">דרך הביטול · </w:t>
+      </w:r>
+      <w:r>
+        <w:rPr>
+          <w:rFonts w:ascii="Arial" w:cs="Arial" w:eastAsia="Arial" w:hAnsi="Arial"/>
+          <w:b/>
+          <w:bCs/>
+          <w:i w:val="false"/>
+          <w:iCs w:val="false"/>
+          <w:color w:val="222222"/>
+          <w:sz w:val="22"/>
+          <w:szCs w:val="22"/>
+          <w:rtl/>
+        </w:rPr>
+        <w:t xml:space="preserve">21 </w:t>
+      </w:r>
+      <w:r>
+        <w:rPr>
+          <w:rFonts w:ascii="Arial" w:cs="Arial" w:eastAsia="Arial" w:hAnsi="Arial"/>
+          <w:b w:val="false"/>
+          <w:bCs w:val="false"/>
+          <w:i w:val="false"/>
+          <w:iCs w:val="false"/>
+          <w:color w:val="222222"/>
+          <w:sz w:val="22"/>
+          <w:szCs w:val="22"/>
+          <w:rtl/>
+        </w:rPr>
+        <w:t xml:space="preserve">השבה · </w:t>
+      </w:r>
+      <w:r>
+        <w:rPr>
+          <w:rFonts w:ascii="Arial" w:cs="Arial" w:eastAsia="Arial" w:hAnsi="Arial"/>
+          <w:b/>
+          <w:bCs/>
+          <w:i w:val="false"/>
+          <w:iCs w:val="false"/>
+          <w:color w:val="222222"/>
+          <w:sz w:val="22"/>
+          <w:szCs w:val="22"/>
+          <w:rtl/>
+        </w:rPr>
+        <w:t xml:space="preserve">22 </w:t>
+      </w:r>
+      <w:r>
+        <w:rPr>
+          <w:rFonts w:ascii="Arial" w:cs="Arial" w:eastAsia="Arial" w:hAnsi="Arial"/>
+          <w:b w:val="false"/>
+          <w:bCs w:val="false"/>
+          <w:i w:val="false"/>
+          <w:iCs w:val="false"/>
+          <w:color w:val="222222"/>
+          <w:sz w:val="22"/>
+          <w:szCs w:val="22"/>
+          <w:rtl/>
+        </w:rPr>
+        <w:t xml:space="preserve">שמירת תרופות · </w:t>
+      </w:r>
+      <w:r>
+        <w:rPr>
+          <w:rFonts w:ascii="Arial" w:cs="Arial" w:eastAsia="Arial" w:hAnsi="Arial"/>
+          <w:b/>
+          <w:bCs/>
+          <w:i w:val="false"/>
+          <w:iCs w:val="false"/>
+          <w:color w:val="222222"/>
+          <w:sz w:val="22"/>
+          <w:szCs w:val="22"/>
+          <w:rtl/>
+        </w:rPr>
+        <w:t xml:space="preserve">23 </w:t>
+      </w:r>
+      <w:r>
+        <w:rPr>
+          <w:rFonts w:ascii="Arial" w:cs="Arial" w:eastAsia="Arial" w:hAnsi="Arial"/>
+          <w:b w:val="false"/>
+          <w:bCs w:val="false"/>
+          <w:i w:val="false"/>
+          <w:iCs w:val="false"/>
+          <w:color w:val="222222"/>
+          <w:sz w:val="22"/>
+          <w:szCs w:val="22"/>
+          <w:rtl/>
+        </w:rPr>
+        <w:t xml:space="preserve">צורה · </w:t>
+      </w:r>
+      <w:r>
+        <w:rPr>
+          <w:rFonts w:ascii="Arial" w:cs="Arial" w:eastAsia="Arial" w:hAnsi="Arial"/>
+          <w:b/>
+          <w:bCs/>
+          <w:i w:val="false"/>
+          <w:iCs w:val="false"/>
+          <w:color w:val="222222"/>
+          <w:sz w:val="22"/>
+          <w:szCs w:val="22"/>
+          <w:rtl/>
+        </w:rPr>
+        <w:t xml:space="preserve">26 </w:t>
+      </w:r>
+      <w:r>
+        <w:rPr>
+          <w:rFonts w:ascii="Arial" w:cs="Arial" w:eastAsia="Arial" w:hAnsi="Arial"/>
+          <w:b w:val="false"/>
+          <w:bCs w:val="false"/>
+          <w:i w:val="false"/>
+          <w:iCs w:val="false"/>
+          <w:color w:val="222222"/>
+          <w:sz w:val="22"/>
+          <w:szCs w:val="22"/>
+          <w:rtl/>
+        </w:rPr>
+        <w:t xml:space="preserve">השלמה · </w:t>
+      </w:r>
+      <w:r>
+        <w:rPr>
+          <w:rFonts w:ascii="Arial" w:cs="Arial" w:eastAsia="Arial" w:hAnsi="Arial"/>
+          <w:b/>
+          <w:bCs/>
+          <w:i w:val="false"/>
+          <w:iCs w:val="false"/>
+          <w:color w:val="222222"/>
+          <w:sz w:val="22"/>
+          <w:szCs w:val="22"/>
+          <w:rtl/>
+        </w:rPr>
+        <w:t xml:space="preserve">30 </w:t>
+      </w:r>
+      <w:r>
+        <w:rPr>
+          <w:rFonts w:ascii="Arial" w:cs="Arial" w:eastAsia="Arial" w:hAnsi="Arial"/>
+          <w:b w:val="false"/>
+          <w:bCs w:val="false"/>
+          <w:i w:val="false"/>
+          <w:iCs w:val="false"/>
+          <w:color w:val="222222"/>
+          <w:sz w:val="22"/>
+          <w:szCs w:val="22"/>
+          <w:rtl/>
+        </w:rPr>
+        <w:t xml:space="preserve">חוזה פסול</w:t>
+      </w:r>
+    </w:p>
+    <w:p>
+      <w:pPr>
+        <w:pStyle w:val="Heading3"/>
+        <w:keepNext/>
+        <w:bidi/>
+        <w:spacing w:after="80" w:before="140" w:line="276"/>
+      </w:pPr>
+      <w:r>
+        <w:rPr>
+          <w:rFonts w:ascii="Arial" w:cs="Arial" w:eastAsia="Arial" w:hAnsi="Arial"/>
+          <w:b/>
+          <w:bCs/>
+          <w:i w:val="false"/>
+          <w:iCs w:val="false"/>
+          <w:color w:val="404040"/>
+          <w:sz w:val="23"/>
+          <w:szCs w:val="23"/>
+          <w:rtl/>
+        </w:rPr>
+        <w:t xml:space="preserve">4 · אזהרת "מילים מוחלטות"</w:t>
+      </w:r>
+    </w:p>
+    <w:p>
+      <w:pPr>
+        <w:shd w:fill="FFF6E0" w:val="clear"/>
+        <w:bidi/>
+        <w:spacing w:after="120" w:before="0" w:line="276"/>
+        <w:ind w:left="150" w:right="150"/>
+      </w:pPr>
+      <w:r>
+        <w:rPr>
+          <w:rFonts w:ascii="Arial" w:cs="Arial" w:eastAsia="Arial" w:hAnsi="Arial"/>
+          <w:b/>
+          <w:bCs/>
+          <w:i w:val="false"/>
+          <w:iCs w:val="false"/>
+          <w:color w:val="222222"/>
+          <w:sz w:val="22"/>
+          <w:szCs w:val="22"/>
+          <w:rtl/>
+        </w:rPr>
+        <w:t xml:space="preserve">ראית "תמיד" / "רק" / "בכל מקרה" / "כל פרט" / "אינו יכול" — עצור. </w:t>
+      </w:r>
+      <w:r>
+        <w:rPr>
+          <w:rFonts w:ascii="Arial" w:cs="Arial" w:eastAsia="Arial" w:hAnsi="Arial"/>
+          <w:b w:val="false"/>
+          <w:bCs w:val="false"/>
+          <w:i w:val="false"/>
+          <w:iCs w:val="false"/>
+          <w:color w:val="222222"/>
+          <w:sz w:val="22"/>
+          <w:szCs w:val="22"/>
+          <w:rtl/>
+        </w:rPr>
+        <w:t xml:space="preserve">כמעט תמיד ההיגד לא נכון, והחריג הוא בדיוק הנימוק שלך.</w:t>
       </w:r>
     </w:p>
     <w:p>
@@ -12624,6 +14174,1570 @@
           <w:rtl/>
         </w:rPr>
         <w:t xml:space="preserve">ביטול בהודעה תוך זמן סביר (ס׳ 20) + השבה (ס׳ 21); ובמצטבר פיצויי הסתמכות מכוח ס׳ 12(ב) (ס׳ 22 — שמירת תרופות). הפחתת שכר חד-צדדית אינה סעד.</w:t>
+      </w:r>
+    </w:p>
+    <w:p>
+      <w:r>
+        <w:br w:type="page"/>
+      </w:r>
+    </w:p>
+    <w:p>
+      <w:pPr>
+        <w:pStyle w:val="Heading1"/>
+        <w:keepNext/>
+        <w:bidi/>
+        <w:spacing w:after="160" w:before="240" w:line="276"/>
+      </w:pPr>
+      <w:r>
+        <w:rPr>
+          <w:rFonts w:ascii="Arial" w:cs="Arial" w:eastAsia="Arial" w:hAnsi="Arial"/>
+          <w:b/>
+          <w:bCs/>
+          <w:i w:val="false"/>
+          <w:iCs w:val="false"/>
+          <w:color w:val="1F3864"/>
+          <w:sz w:val="32"/>
+          <w:szCs w:val="32"/>
+          <w:rtl/>
+        </w:rPr>
+        <w:t xml:space="preserve">נספח חקיקה — לשון הסעיפים לציטוט מדויק</w:t>
+      </w:r>
+    </w:p>
+    <w:p>
+      <w:pPr>
+        <w:shd w:fill="FFF6E0" w:val="clear"/>
+        <w:bidi/>
+        <w:spacing w:after="120" w:before="0" w:line="276"/>
+        <w:ind w:left="150" w:right="150"/>
+      </w:pPr>
+      <w:r>
+        <w:rPr>
+          <w:rFonts w:ascii="Arial" w:cs="Arial" w:eastAsia="Arial" w:hAnsi="Arial"/>
+          <w:b/>
+          <w:bCs/>
+          <w:i w:val="false"/>
+          <w:iCs w:val="false"/>
+          <w:color w:val="222222"/>
+          <w:sz w:val="22"/>
+          <w:szCs w:val="22"/>
+          <w:rtl/>
+        </w:rPr>
+        <w:t xml:space="preserve">הסעיפים שלהלן מובאים כלשונם מהמצגות של המרצה. </w:t>
+      </w:r>
+      <w:r>
+        <w:rPr>
+          <w:rFonts w:ascii="Arial" w:cs="Arial" w:eastAsia="Arial" w:hAnsi="Arial"/>
+          <w:b w:val="false"/>
+          <w:bCs w:val="false"/>
+          <w:i w:val="false"/>
+          <w:iCs w:val="false"/>
+          <w:color w:val="222222"/>
+          <w:sz w:val="22"/>
+          <w:szCs w:val="22"/>
+          <w:rtl/>
+        </w:rPr>
+        <w:t xml:space="preserve">סעיפים המסומנים [תמצית] מנוסחים בתמצית — ציין בבחינה את מספר הסעיף, ואם נדרש ציטוט מילולי מדויק היעזר בקובץ החקיקה המודפס.</w:t>
+      </w:r>
+    </w:p>
+    <w:p>
+      <w:pPr>
+        <w:pStyle w:val="Heading2"/>
+        <w:keepNext/>
+        <w:bidi/>
+        <w:spacing w:after="120" w:before="200" w:line="276"/>
+      </w:pPr>
+      <w:r>
+        <w:rPr>
+          <w:rFonts w:ascii="Arial" w:cs="Arial" w:eastAsia="Arial" w:hAnsi="Arial"/>
+          <w:b/>
+          <w:bCs/>
+          <w:i w:val="false"/>
+          <w:iCs w:val="false"/>
+          <w:color w:val="2E5395"/>
+          <w:sz w:val="27"/>
+          <w:szCs w:val="27"/>
+          <w:rtl/>
+        </w:rPr>
+        <w:t xml:space="preserve">כריתת החוזה</w:t>
+      </w:r>
+    </w:p>
+    <w:p>
+      <w:pPr>
+        <w:keepNext/>
+        <w:bidi/>
+        <w:spacing w:after="20" w:before="0" w:line="276"/>
+      </w:pPr>
+      <w:r>
+        <w:rPr>
+          <w:rFonts w:ascii="Arial" w:cs="Arial" w:eastAsia="Arial" w:hAnsi="Arial"/>
+          <w:b/>
+          <w:bCs/>
+          <w:i w:val="false"/>
+          <w:iCs w:val="false"/>
+          <w:color w:val="2E5395"/>
+          <w:sz w:val="23"/>
+          <w:szCs w:val="23"/>
+          <w:rtl/>
+        </w:rPr>
+        <w:t xml:space="preserve">ס' 2 — הצעה</w:t>
+      </w:r>
+    </w:p>
+    <w:p>
+      <w:pPr>
+        <w:shd w:fill="F2F2F2" w:val="clear"/>
+        <w:bidi/>
+        <w:spacing w:after="120" w:before="0" w:line="276"/>
+        <w:ind w:left="200" w:right="200"/>
+      </w:pPr>
+      <w:r>
+        <w:rPr>
+          <w:rFonts w:ascii="Arial" w:cs="Arial" w:eastAsia="Arial" w:hAnsi="Arial"/>
+          <w:b w:val="false"/>
+          <w:bCs w:val="false"/>
+          <w:i/>
+          <w:iCs/>
+          <w:color w:val="333333"/>
+          <w:sz w:val="22"/>
+          <w:szCs w:val="22"/>
+          <w:rtl/>
+        </w:rPr>
+        <w:t xml:space="preserve">"פנייתו של אדם לחברו היא בגדר הצעה, אם היא מעידה על גמירת דעתו של המציע להתקשר עם הניצע בחוזה והיא מסויימת כדי אפשרות לכרות את החוזה בקיבול ההצעה; הפניה יכול שתהיה לציבור."</w:t>
+      </w:r>
+    </w:p>
+    <w:p>
+      <w:pPr>
+        <w:keepNext/>
+        <w:bidi/>
+        <w:spacing w:after="20" w:before="0" w:line="276"/>
+      </w:pPr>
+      <w:r>
+        <w:rPr>
+          <w:rFonts w:ascii="Arial" w:cs="Arial" w:eastAsia="Arial" w:hAnsi="Arial"/>
+          <w:b/>
+          <w:bCs/>
+          <w:i w:val="false"/>
+          <w:iCs w:val="false"/>
+          <w:color w:val="2E5395"/>
+          <w:sz w:val="23"/>
+          <w:szCs w:val="23"/>
+          <w:rtl/>
+        </w:rPr>
+        <w:t xml:space="preserve">ס' 3 — חזרה מן ההצעה</w:t>
+      </w:r>
+    </w:p>
+    <w:p>
+      <w:pPr>
+        <w:shd w:fill="F2F2F2" w:val="clear"/>
+        <w:bidi/>
+        <w:spacing w:after="120" w:before="0" w:line="276"/>
+        <w:ind w:left="200" w:right="200"/>
+      </w:pPr>
+      <w:r>
+        <w:rPr>
+          <w:rFonts w:ascii="Arial" w:cs="Arial" w:eastAsia="Arial" w:hAnsi="Arial"/>
+          <w:b w:val="false"/>
+          <w:bCs w:val="false"/>
+          <w:i/>
+          <w:iCs/>
+          <w:color w:val="333333"/>
+          <w:sz w:val="22"/>
+          <w:szCs w:val="22"/>
+          <w:rtl/>
+        </w:rPr>
+        <w:t xml:space="preserve">(א) "המציע רשאי לחזור בו מן ההצעה בהודעה לניצע, ובלבד שהודעת החזרה נמסרה לניצע לפני שנתן הודעת קיבול." (ב) "קבע המציע שהצעתו היא ללא חזרה, או שקבע מועד לקיבולה, אין הוא רשאי לחזור בו ממנה לאחר שנמסרה לניצע."</w:t>
+      </w:r>
+    </w:p>
+    <w:p>
+      <w:pPr>
+        <w:keepNext/>
+        <w:bidi/>
+        <w:spacing w:after="20" w:before="0" w:line="276"/>
+      </w:pPr>
+      <w:r>
+        <w:rPr>
+          <w:rFonts w:ascii="Arial" w:cs="Arial" w:eastAsia="Arial" w:hAnsi="Arial"/>
+          <w:b/>
+          <w:bCs/>
+          <w:i w:val="false"/>
+          <w:iCs w:val="false"/>
+          <w:color w:val="2E5395"/>
+          <w:sz w:val="23"/>
+          <w:szCs w:val="23"/>
+          <w:rtl/>
+        </w:rPr>
+        <w:t xml:space="preserve">ס' 4 — פקיעת ההצעה</w:t>
+      </w:r>
+    </w:p>
+    <w:p>
+      <w:pPr>
+        <w:shd w:fill="F2F2F2" w:val="clear"/>
+        <w:bidi/>
+        <w:spacing w:after="120" w:before="0" w:line="276"/>
+        <w:ind w:left="200" w:right="200"/>
+      </w:pPr>
+      <w:r>
+        <w:rPr>
+          <w:rFonts w:ascii="Arial" w:cs="Arial" w:eastAsia="Arial" w:hAnsi="Arial"/>
+          <w:b w:val="false"/>
+          <w:bCs w:val="false"/>
+          <w:i/>
+          <w:iCs/>
+          <w:color w:val="333333"/>
+          <w:sz w:val="22"/>
+          <w:szCs w:val="22"/>
+          <w:rtl/>
+        </w:rPr>
+        <w:t xml:space="preserve">"ההצעה פוקעת — (1) כשדחה אותה הניצע או עבר המועד לקיבולה; (2) כשמת המציע או הניצע או כשנעשה אחד מהם פסול-דין או ניתן נגדו צו לקבלת נכסים או צו פירוק, והכל לפני מתן הודעת הקיבול."</w:t>
+      </w:r>
+    </w:p>
+    <w:p>
+      <w:pPr>
+        <w:keepNext/>
+        <w:bidi/>
+        <w:spacing w:after="20" w:before="0" w:line="276"/>
+      </w:pPr>
+      <w:r>
+        <w:rPr>
+          <w:rFonts w:ascii="Arial" w:cs="Arial" w:eastAsia="Arial" w:hAnsi="Arial"/>
+          <w:b/>
+          <w:bCs/>
+          <w:i w:val="false"/>
+          <w:iCs w:val="false"/>
+          <w:color w:val="2E5395"/>
+          <w:sz w:val="23"/>
+          <w:szCs w:val="23"/>
+          <w:rtl/>
+        </w:rPr>
+        <w:t xml:space="preserve">ס' 5 — הקיבול</w:t>
+      </w:r>
+    </w:p>
+    <w:p>
+      <w:pPr>
+        <w:shd w:fill="F2F2F2" w:val="clear"/>
+        <w:bidi/>
+        <w:spacing w:after="120" w:before="0" w:line="276"/>
+        <w:ind w:left="200" w:right="200"/>
+      </w:pPr>
+      <w:r>
+        <w:rPr>
+          <w:rFonts w:ascii="Arial" w:cs="Arial" w:eastAsia="Arial" w:hAnsi="Arial"/>
+          <w:b w:val="false"/>
+          <w:bCs w:val="false"/>
+          <w:i/>
+          <w:iCs/>
+          <w:color w:val="333333"/>
+          <w:sz w:val="22"/>
+          <w:szCs w:val="22"/>
+          <w:rtl/>
+        </w:rPr>
+        <w:t xml:space="preserve">"הקיבול יהיה בהודעת הניצע שנמסרה למציע ומעידה על גמירת דעתו של הניצע להתקשר עם המציע בחוזה לפי ההצעה."</w:t>
+      </w:r>
+    </w:p>
+    <w:p>
+      <w:pPr>
+        <w:keepNext/>
+        <w:bidi/>
+        <w:spacing w:after="20" w:before="0" w:line="276"/>
+      </w:pPr>
+      <w:r>
+        <w:rPr>
+          <w:rFonts w:ascii="Arial" w:cs="Arial" w:eastAsia="Arial" w:hAnsi="Arial"/>
+          <w:b/>
+          <w:bCs/>
+          <w:i w:val="false"/>
+          <w:iCs w:val="false"/>
+          <w:color w:val="2E5395"/>
+          <w:sz w:val="23"/>
+          <w:szCs w:val="23"/>
+          <w:rtl/>
+        </w:rPr>
+        <w:t xml:space="preserve">ס' 6 — קיבול בהתנהגות ובשתיקה</w:t>
+      </w:r>
+    </w:p>
+    <w:p>
+      <w:pPr>
+        <w:shd w:fill="F2F2F2" w:val="clear"/>
+        <w:bidi/>
+        <w:spacing w:after="120" w:before="0" w:line="276"/>
+        <w:ind w:left="200" w:right="200"/>
+      </w:pPr>
+      <w:r>
+        <w:rPr>
+          <w:rFonts w:ascii="Arial" w:cs="Arial" w:eastAsia="Arial" w:hAnsi="Arial"/>
+          <w:b w:val="false"/>
+          <w:bCs w:val="false"/>
+          <w:i/>
+          <w:iCs/>
+          <w:color w:val="333333"/>
+          <w:sz w:val="22"/>
+          <w:szCs w:val="22"/>
+          <w:rtl/>
+        </w:rPr>
+        <w:t xml:space="preserve">(א) "הקיבול יכול שיהיה במעשה לביצוע החוזה או בהתנהגות אחרת, אם דרכים אלה של קיבול משתמעות מן ההצעה; ולענין סעיפים 3(א) ו-4(2), התנהגות כאמור דינה כדין מתן הודעת קיבול." (ב) "קביעת המציע שהעדר תגובה מצד הניצע ייחשב לקיבול, אין לה תוקף."</w:t>
+      </w:r>
+    </w:p>
+    <w:p>
+      <w:pPr>
+        <w:keepNext/>
+        <w:bidi/>
+        <w:spacing w:after="20" w:before="0" w:line="276"/>
+      </w:pPr>
+      <w:r>
+        <w:rPr>
+          <w:rFonts w:ascii="Arial" w:cs="Arial" w:eastAsia="Arial" w:hAnsi="Arial"/>
+          <w:b/>
+          <w:bCs/>
+          <w:i w:val="false"/>
+          <w:iCs w:val="false"/>
+          <w:color w:val="2E5395"/>
+          <w:sz w:val="23"/>
+          <w:szCs w:val="23"/>
+          <w:rtl/>
+        </w:rPr>
+        <w:t xml:space="preserve">ס' 7 — הצעה מזכה</w:t>
+      </w:r>
+    </w:p>
+    <w:p>
+      <w:pPr>
+        <w:shd w:fill="F2F2F2" w:val="clear"/>
+        <w:bidi/>
+        <w:spacing w:after="120" w:before="0" w:line="276"/>
+        <w:ind w:left="200" w:right="200"/>
+      </w:pPr>
+      <w:r>
+        <w:rPr>
+          <w:rFonts w:ascii="Arial" w:cs="Arial" w:eastAsia="Arial" w:hAnsi="Arial"/>
+          <w:b w:val="false"/>
+          <w:bCs w:val="false"/>
+          <w:i/>
+          <w:iCs/>
+          <w:color w:val="333333"/>
+          <w:sz w:val="22"/>
+          <w:szCs w:val="22"/>
+          <w:rtl/>
+        </w:rPr>
+        <w:t xml:space="preserve">"הצעה שאין בה אלא כדי לזכות את הניצע, חזקה עליו שקיבל אותה, זולת אם הודיע למציע על התנגדותו תוך זמן סביר לאחר שנודע לו עליה."</w:t>
+      </w:r>
+    </w:p>
+    <w:p>
+      <w:pPr>
+        <w:keepNext/>
+        <w:bidi/>
+        <w:spacing w:after="20" w:before="0" w:line="276"/>
+      </w:pPr>
+      <w:r>
+        <w:rPr>
+          <w:rFonts w:ascii="Arial" w:cs="Arial" w:eastAsia="Arial" w:hAnsi="Arial"/>
+          <w:b/>
+          <w:bCs/>
+          <w:i w:val="false"/>
+          <w:iCs w:val="false"/>
+          <w:color w:val="2E5395"/>
+          <w:sz w:val="23"/>
+          <w:szCs w:val="23"/>
+          <w:rtl/>
+        </w:rPr>
+        <w:t xml:space="preserve">ס' 8 — מועד הקיבול</w:t>
+      </w:r>
+    </w:p>
+    <w:p>
+      <w:pPr>
+        <w:shd w:fill="F2F2F2" w:val="clear"/>
+        <w:bidi/>
+        <w:spacing w:after="120" w:before="0" w:line="276"/>
+        <w:ind w:left="200" w:right="200"/>
+      </w:pPr>
+      <w:r>
+        <w:rPr>
+          <w:rFonts w:ascii="Arial" w:cs="Arial" w:eastAsia="Arial" w:hAnsi="Arial"/>
+          <w:b w:val="false"/>
+          <w:bCs w:val="false"/>
+          <w:i/>
+          <w:iCs/>
+          <w:color w:val="333333"/>
+          <w:sz w:val="22"/>
+          <w:szCs w:val="22"/>
+          <w:rtl/>
+        </w:rPr>
+        <w:t xml:space="preserve">(א) "אין לקבל הצעה אלא תוך התקופה שנקבעה לכך בהצעה, ובאין תקופה כזאת — תוך זמן סביר." (ב) "נתן הניצע הודעת קיבול בעוד מועד, אך הודעתו נמסרה למציע באיחור מחמת סיבה שאינה תלויה בניצע ולא היתה ידועה לו, נכרת החוזה, זולת אם הודיע המציע לניצע על דחיית הקיבול מיד לאחר שנמסרה לו הודעת הקיבול."</w:t>
+      </w:r>
+    </w:p>
+    <w:p>
+      <w:pPr>
+        <w:keepNext/>
+        <w:bidi/>
+        <w:spacing w:after="20" w:before="0" w:line="276"/>
+      </w:pPr>
+      <w:r>
+        <w:rPr>
+          <w:rFonts w:ascii="Arial" w:cs="Arial" w:eastAsia="Arial" w:hAnsi="Arial"/>
+          <w:b/>
+          <w:bCs/>
+          <w:i w:val="false"/>
+          <w:iCs w:val="false"/>
+          <w:color w:val="2E5395"/>
+          <w:sz w:val="23"/>
+          <w:szCs w:val="23"/>
+          <w:rtl/>
+        </w:rPr>
+        <w:t xml:space="preserve">ס' 9 — קיבול לאחר פקיעה</w:t>
+      </w:r>
+    </w:p>
+    <w:p>
+      <w:pPr>
+        <w:shd w:fill="F2F2F2" w:val="clear"/>
+        <w:bidi/>
+        <w:spacing w:after="120" w:before="0" w:line="276"/>
+        <w:ind w:left="200" w:right="200"/>
+      </w:pPr>
+      <w:r>
+        <w:rPr>
+          <w:rFonts w:ascii="Arial" w:cs="Arial" w:eastAsia="Arial" w:hAnsi="Arial"/>
+          <w:b w:val="false"/>
+          <w:bCs w:val="false"/>
+          <w:i/>
+          <w:iCs/>
+          <w:color w:val="333333"/>
+          <w:sz w:val="22"/>
+          <w:szCs w:val="22"/>
+          <w:rtl/>
+        </w:rPr>
+        <w:t xml:space="preserve">"קיבול של הצעה לאחר שפקעה, כמוהו כהצעה חדשה."</w:t>
+      </w:r>
+    </w:p>
+    <w:p>
+      <w:pPr>
+        <w:keepNext/>
+        <w:bidi/>
+        <w:spacing w:after="20" w:before="0" w:line="276"/>
+      </w:pPr>
+      <w:r>
+        <w:rPr>
+          <w:rFonts w:ascii="Arial" w:cs="Arial" w:eastAsia="Arial" w:hAnsi="Arial"/>
+          <w:b/>
+          <w:bCs/>
+          <w:i w:val="false"/>
+          <w:iCs w:val="false"/>
+          <w:color w:val="2E5395"/>
+          <w:sz w:val="23"/>
+          <w:szCs w:val="23"/>
+          <w:rtl/>
+        </w:rPr>
+        <w:t xml:space="preserve">ס' 10 — חזרה מן הקיבול</w:t>
+      </w:r>
+    </w:p>
+    <w:p>
+      <w:pPr>
+        <w:shd w:fill="F2F2F2" w:val="clear"/>
+        <w:bidi/>
+        <w:spacing w:after="120" w:before="0" w:line="276"/>
+        <w:ind w:left="200" w:right="200"/>
+      </w:pPr>
+      <w:r>
+        <w:rPr>
+          <w:rFonts w:ascii="Arial" w:cs="Arial" w:eastAsia="Arial" w:hAnsi="Arial"/>
+          <w:b w:val="false"/>
+          <w:bCs w:val="false"/>
+          <w:i/>
+          <w:iCs/>
+          <w:color w:val="333333"/>
+          <w:sz w:val="22"/>
+          <w:szCs w:val="22"/>
+          <w:rtl/>
+        </w:rPr>
+        <w:t xml:space="preserve">"הניצע רשאי לחזור בו מן הקיבול בהודעה למציע, ובלבד שהודעת החזרה נמסרה למציע לא לאחר שנמסרה לו הודעת הקיבול או שנודע לו על קיבול בדרך האמורה בסעיף 6(א)."</w:t>
+      </w:r>
+    </w:p>
+    <w:p>
+      <w:pPr>
+        <w:keepNext/>
+        <w:bidi/>
+        <w:spacing w:after="20" w:before="0" w:line="276"/>
+      </w:pPr>
+      <w:r>
+        <w:rPr>
+          <w:rFonts w:ascii="Arial" w:cs="Arial" w:eastAsia="Arial" w:hAnsi="Arial"/>
+          <w:b/>
+          <w:bCs/>
+          <w:i w:val="false"/>
+          <w:iCs w:val="false"/>
+          <w:color w:val="2E5395"/>
+          <w:sz w:val="23"/>
+          <w:szCs w:val="23"/>
+          <w:rtl/>
+        </w:rPr>
+        <w:t xml:space="preserve">ס' 11 — קיבול תוך שינוי</w:t>
+      </w:r>
+    </w:p>
+    <w:p>
+      <w:pPr>
+        <w:shd w:fill="F2F2F2" w:val="clear"/>
+        <w:bidi/>
+        <w:spacing w:after="120" w:before="0" w:line="276"/>
+        <w:ind w:left="200" w:right="200"/>
+      </w:pPr>
+      <w:r>
+        <w:rPr>
+          <w:rFonts w:ascii="Arial" w:cs="Arial" w:eastAsia="Arial" w:hAnsi="Arial"/>
+          <w:b w:val="false"/>
+          <w:bCs w:val="false"/>
+          <w:i/>
+          <w:iCs/>
+          <w:color w:val="333333"/>
+          <w:sz w:val="22"/>
+          <w:szCs w:val="22"/>
+          <w:rtl/>
+        </w:rPr>
+        <w:t xml:space="preserve">"קיבול שיש בו תוספת, הגבלה או שינוי אחר לעומת ההצעה כמוהו כהצעה חדשה."</w:t>
+      </w:r>
+    </w:p>
+    <w:p>
+      <w:pPr>
+        <w:keepNext/>
+        <w:bidi/>
+        <w:spacing w:after="20" w:before="0" w:line="276"/>
+      </w:pPr>
+      <w:r>
+        <w:rPr>
+          <w:rFonts w:ascii="Arial" w:cs="Arial" w:eastAsia="Arial" w:hAnsi="Arial"/>
+          <w:b/>
+          <w:bCs/>
+          <w:i w:val="false"/>
+          <w:iCs w:val="false"/>
+          <w:color w:val="2E5395"/>
+          <w:sz w:val="23"/>
+          <w:szCs w:val="23"/>
+          <w:rtl/>
+        </w:rPr>
+        <w:t xml:space="preserve">ס' 12(א) — תום לב במשא ומתן</w:t>
+      </w:r>
+    </w:p>
+    <w:p>
+      <w:pPr>
+        <w:shd w:fill="F2F2F2" w:val="clear"/>
+        <w:bidi/>
+        <w:spacing w:after="120" w:before="0" w:line="276"/>
+        <w:ind w:left="200" w:right="200"/>
+      </w:pPr>
+      <w:r>
+        <w:rPr>
+          <w:rFonts w:ascii="Arial" w:cs="Arial" w:eastAsia="Arial" w:hAnsi="Arial"/>
+          <w:b w:val="false"/>
+          <w:bCs w:val="false"/>
+          <w:i/>
+          <w:iCs/>
+          <w:color w:val="333333"/>
+          <w:sz w:val="22"/>
+          <w:szCs w:val="22"/>
+          <w:rtl/>
+        </w:rPr>
+        <w:t xml:space="preserve">"במשא ומתן לקראת כריתתו של חוזה חייב אדם לנהוג בדרך מקובלת ובתום לב."</w:t>
+      </w:r>
+    </w:p>
+    <w:p>
+      <w:pPr>
+        <w:keepNext/>
+        <w:bidi/>
+        <w:spacing w:after="20" w:before="0" w:line="276"/>
+      </w:pPr>
+      <w:r>
+        <w:rPr>
+          <w:rFonts w:ascii="Arial" w:cs="Arial" w:eastAsia="Arial" w:hAnsi="Arial"/>
+          <w:b/>
+          <w:bCs/>
+          <w:i w:val="false"/>
+          <w:iCs w:val="false"/>
+          <w:color w:val="2E5395"/>
+          <w:sz w:val="23"/>
+          <w:szCs w:val="23"/>
+          <w:rtl/>
+        </w:rPr>
+        <w:t xml:space="preserve">ס' 12(ב) — הסעד [תמצית]</w:t>
+      </w:r>
+    </w:p>
+    <w:p>
+      <w:pPr>
+        <w:shd w:fill="F2F2F2" w:val="clear"/>
+        <w:bidi/>
+        <w:spacing w:after="120" w:before="0" w:line="276"/>
+        <w:ind w:left="200" w:right="200"/>
+      </w:pPr>
+      <w:r>
+        <w:rPr>
+          <w:rFonts w:ascii="Arial" w:cs="Arial" w:eastAsia="Arial" w:hAnsi="Arial"/>
+          <w:b w:val="false"/>
+          <w:bCs w:val="false"/>
+          <w:i/>
+          <w:iCs/>
+          <w:color w:val="333333"/>
+          <w:sz w:val="22"/>
+          <w:szCs w:val="22"/>
+          <w:rtl/>
+        </w:rPr>
+        <w:t xml:space="preserve">צד שלא נהג בדרך מקובלת ובתום לב חייב לפצות את הצד השני על הנזק שנגרם לו עקב המשא ומתן או עקב כריתת החוזה.</w:t>
+      </w:r>
+    </w:p>
+    <w:p>
+      <w:pPr>
+        <w:bidi/>
+        <w:spacing w:after="120" w:before="0" w:line="276"/>
+      </w:pPr>
+      <w:r>
+        <w:rPr>
+          <w:rFonts w:ascii="Arial" w:cs="Arial" w:eastAsia="Arial" w:hAnsi="Arial"/>
+          <w:b w:val="false"/>
+          <w:bCs w:val="false"/>
+          <w:i w:val="false"/>
+          <w:iCs w:val="false"/>
+          <w:color w:val="666666"/>
+          <w:sz w:val="20"/>
+          <w:szCs w:val="20"/>
+          <w:rtl/>
+        </w:rPr>
+        <w:t xml:space="preserve">בפסיקה: פיצויי הסתמכות (שליליים); בחריג — פיצויי קיום (קל בניין).</w:t>
+      </w:r>
+    </w:p>
+    <w:p>
+      <w:pPr>
+        <w:keepNext/>
+        <w:bidi/>
+        <w:spacing w:after="20" w:before="0" w:line="276"/>
+      </w:pPr>
+      <w:r>
+        <w:rPr>
+          <w:rFonts w:ascii="Arial" w:cs="Arial" w:eastAsia="Arial" w:hAnsi="Arial"/>
+          <w:b/>
+          <w:bCs/>
+          <w:i w:val="false"/>
+          <w:iCs w:val="false"/>
+          <w:color w:val="2E5395"/>
+          <w:sz w:val="23"/>
+          <w:szCs w:val="23"/>
+          <w:rtl/>
+        </w:rPr>
+        <w:t xml:space="preserve">ס' 26 — השלמת פרטים</w:t>
+      </w:r>
+    </w:p>
+    <w:p>
+      <w:pPr>
+        <w:shd w:fill="F2F2F2" w:val="clear"/>
+        <w:bidi/>
+        <w:spacing w:after="120" w:before="0" w:line="276"/>
+        <w:ind w:left="200" w:right="200"/>
+      </w:pPr>
+      <w:r>
+        <w:rPr>
+          <w:rFonts w:ascii="Arial" w:cs="Arial" w:eastAsia="Arial" w:hAnsi="Arial"/>
+          <w:b w:val="false"/>
+          <w:bCs w:val="false"/>
+          <w:i/>
+          <w:iCs/>
+          <w:color w:val="333333"/>
+          <w:sz w:val="22"/>
+          <w:szCs w:val="22"/>
+          <w:rtl/>
+        </w:rPr>
+        <w:t xml:space="preserve">"פרטים שלא נקבעו בחוזה או על פיו יהיו לפי הנוהג הקיים בין הצדדים, ובאין נוהג כזה — לפי הנוהג המקובל בחוזים מאותו סוג, ויראו גם פרטים אלה כמוסכמים."</w:t>
+      </w:r>
+    </w:p>
+    <w:p>
+      <w:pPr>
+        <w:pStyle w:val="Heading2"/>
+        <w:keepNext/>
+        <w:bidi/>
+        <w:spacing w:after="120" w:before="200" w:line="276"/>
+      </w:pPr>
+      <w:r>
+        <w:rPr>
+          <w:rFonts w:ascii="Arial" w:cs="Arial" w:eastAsia="Arial" w:hAnsi="Arial"/>
+          <w:b/>
+          <w:bCs/>
+          <w:i w:val="false"/>
+          <w:iCs w:val="false"/>
+          <w:color w:val="2E5395"/>
+          <w:sz w:val="27"/>
+          <w:szCs w:val="27"/>
+          <w:rtl/>
+        </w:rPr>
+        <w:t xml:space="preserve">פגמים בכריתה</w:t>
+      </w:r>
+    </w:p>
+    <w:p>
+      <w:pPr>
+        <w:keepNext/>
+        <w:bidi/>
+        <w:spacing w:after="20" w:before="0" w:line="276"/>
+      </w:pPr>
+      <w:r>
+        <w:rPr>
+          <w:rFonts w:ascii="Arial" w:cs="Arial" w:eastAsia="Arial" w:hAnsi="Arial"/>
+          <w:b/>
+          <w:bCs/>
+          <w:i w:val="false"/>
+          <w:iCs w:val="false"/>
+          <w:color w:val="2E5395"/>
+          <w:sz w:val="23"/>
+          <w:szCs w:val="23"/>
+          <w:rtl/>
+        </w:rPr>
+        <w:t xml:space="preserve">ס' 14(א) — טעות ידועה</w:t>
+      </w:r>
+    </w:p>
+    <w:p>
+      <w:pPr>
+        <w:shd w:fill="F2F2F2" w:val="clear"/>
+        <w:bidi/>
+        <w:spacing w:after="120" w:before="0" w:line="276"/>
+        <w:ind w:left="200" w:right="200"/>
+      </w:pPr>
+      <w:r>
+        <w:rPr>
+          <w:rFonts w:ascii="Arial" w:cs="Arial" w:eastAsia="Arial" w:hAnsi="Arial"/>
+          <w:b w:val="false"/>
+          <w:bCs w:val="false"/>
+          <w:i/>
+          <w:iCs/>
+          <w:color w:val="333333"/>
+          <w:sz w:val="22"/>
+          <w:szCs w:val="22"/>
+          <w:rtl/>
+        </w:rPr>
+        <w:t xml:space="preserve">"מי שהתקשר בחוזה עקב טעות וניתן להניח שלולא הטעות לא היה מתקשר בחוזה והצד השני ידע או היה עליו לדעת על כך, רשאי לבטל את החוזה."</w:t>
+      </w:r>
+    </w:p>
+    <w:p>
+      <w:pPr>
+        <w:keepNext/>
+        <w:bidi/>
+        <w:spacing w:after="20" w:before="0" w:line="276"/>
+      </w:pPr>
+      <w:r>
+        <w:rPr>
+          <w:rFonts w:ascii="Arial" w:cs="Arial" w:eastAsia="Arial" w:hAnsi="Arial"/>
+          <w:b/>
+          <w:bCs/>
+          <w:i w:val="false"/>
+          <w:iCs w:val="false"/>
+          <w:color w:val="2E5395"/>
+          <w:sz w:val="23"/>
+          <w:szCs w:val="23"/>
+          <w:rtl/>
+        </w:rPr>
+        <w:t xml:space="preserve">ס' 14(ב) — טעות שאינה ידועה</w:t>
+      </w:r>
+    </w:p>
+    <w:p>
+      <w:pPr>
+        <w:shd w:fill="F2F2F2" w:val="clear"/>
+        <w:bidi/>
+        <w:spacing w:after="120" w:before="0" w:line="276"/>
+        <w:ind w:left="200" w:right="200"/>
+      </w:pPr>
+      <w:r>
+        <w:rPr>
+          <w:rFonts w:ascii="Arial" w:cs="Arial" w:eastAsia="Arial" w:hAnsi="Arial"/>
+          <w:b w:val="false"/>
+          <w:bCs w:val="false"/>
+          <w:i/>
+          <w:iCs/>
+          <w:color w:val="333333"/>
+          <w:sz w:val="22"/>
+          <w:szCs w:val="22"/>
+          <w:rtl/>
+        </w:rPr>
+        <w:t xml:space="preserve">"מי שהתקשר בחוזה עקב טעות וניתן להניח שלולא הטעות לא היה מתקשר בחוזה והצד השני לא ידע ולא היה עליו לדעת על כך, רשאי בית המשפט, לפי בקשת הצד שטעה, לבטל את החוזה, אם ראה שמן הצדק לעשות זאת; עשה כן, רשאי בית המשפט לחייב את הצד שטעה בפיצויים בעד הנזק שנגרם לצד השני עקב כריתת החוזה."</w:t>
+      </w:r>
+    </w:p>
+    <w:p>
+      <w:pPr>
+        <w:keepNext/>
+        <w:bidi/>
+        <w:spacing w:after="20" w:before="0" w:line="276"/>
+      </w:pPr>
+      <w:r>
+        <w:rPr>
+          <w:rFonts w:ascii="Arial" w:cs="Arial" w:eastAsia="Arial" w:hAnsi="Arial"/>
+          <w:b/>
+          <w:bCs/>
+          <w:i w:val="false"/>
+          <w:iCs w:val="false"/>
+          <w:color w:val="2E5395"/>
+          <w:sz w:val="23"/>
+          <w:szCs w:val="23"/>
+          <w:rtl/>
+        </w:rPr>
+        <w:t xml:space="preserve">ס' 14(ג) — תיקון הטעות</w:t>
+      </w:r>
+    </w:p>
+    <w:p>
+      <w:pPr>
+        <w:shd w:fill="F2F2F2" w:val="clear"/>
+        <w:bidi/>
+        <w:spacing w:after="120" w:before="0" w:line="276"/>
+        <w:ind w:left="200" w:right="200"/>
+      </w:pPr>
+      <w:r>
+        <w:rPr>
+          <w:rFonts w:ascii="Arial" w:cs="Arial" w:eastAsia="Arial" w:hAnsi="Arial"/>
+          <w:b w:val="false"/>
+          <w:bCs w:val="false"/>
+          <w:i/>
+          <w:iCs/>
+          <w:color w:val="333333"/>
+          <w:sz w:val="22"/>
+          <w:szCs w:val="22"/>
+          <w:rtl/>
+        </w:rPr>
+        <w:t xml:space="preserve">"טעות אינה עילה לביטול חוזה, אם ניתן לקיים את החוזה בתיקון הטעות והצד השני הודיע, לפני שבוטל החוזה, שהוא מוכן לעשות כן."</w:t>
+      </w:r>
+    </w:p>
+    <w:p>
+      <w:pPr>
+        <w:keepNext/>
+        <w:bidi/>
+        <w:spacing w:after="20" w:before="0" w:line="276"/>
+      </w:pPr>
+      <w:r>
+        <w:rPr>
+          <w:rFonts w:ascii="Arial" w:cs="Arial" w:eastAsia="Arial" w:hAnsi="Arial"/>
+          <w:b/>
+          <w:bCs/>
+          <w:i w:val="false"/>
+          <w:iCs w:val="false"/>
+          <w:color w:val="2E5395"/>
+          <w:sz w:val="23"/>
+          <w:szCs w:val="23"/>
+          <w:rtl/>
+        </w:rPr>
+        <w:t xml:space="preserve">ס' 14(ד) — הגדרת "טעות" [תמצית]</w:t>
+      </w:r>
+    </w:p>
+    <w:p>
+      <w:pPr>
+        <w:shd w:fill="F2F2F2" w:val="clear"/>
+        <w:bidi/>
+        <w:spacing w:after="120" w:before="0" w:line="276"/>
+        <w:ind w:left="200" w:right="200"/>
+      </w:pPr>
+      <w:r>
+        <w:rPr>
+          <w:rFonts w:ascii="Arial" w:cs="Arial" w:eastAsia="Arial" w:hAnsi="Arial"/>
+          <w:b w:val="false"/>
+          <w:bCs w:val="false"/>
+          <w:i/>
+          <w:iCs/>
+          <w:color w:val="333333"/>
+          <w:sz w:val="22"/>
+          <w:szCs w:val="22"/>
+          <w:rtl/>
+        </w:rPr>
+        <w:t xml:space="preserve">"טעות" לעניין סעיף זה וסעיף 15 — בין בעובדה ובין בחוק, להוציא טעות שאינה אלא בכדאיות העסקה.</w:t>
+      </w:r>
+    </w:p>
+    <w:p>
+      <w:pPr>
+        <w:bidi/>
+        <w:spacing w:after="120" w:before="0" w:line="276"/>
+      </w:pPr>
+      <w:r>
+        <w:rPr>
+          <w:rFonts w:ascii="Arial" w:cs="Arial" w:eastAsia="Arial" w:hAnsi="Arial"/>
+          <w:b w:val="false"/>
+          <w:bCs w:val="false"/>
+          <w:i w:val="false"/>
+          <w:iCs w:val="false"/>
+          <w:color w:val="666666"/>
+          <w:sz w:val="20"/>
+          <w:szCs w:val="20"/>
+          <w:rtl/>
+        </w:rPr>
+        <w:t xml:space="preserve">זהו הסייג המרכזי: סיכון שנטל צד במפורש או מכללא והתממש — אינו טעות.</w:t>
+      </w:r>
+    </w:p>
+    <w:p>
+      <w:pPr>
+        <w:keepNext/>
+        <w:bidi/>
+        <w:spacing w:after="20" w:before="0" w:line="276"/>
+      </w:pPr>
+      <w:r>
+        <w:rPr>
+          <w:rFonts w:ascii="Arial" w:cs="Arial" w:eastAsia="Arial" w:hAnsi="Arial"/>
+          <w:b/>
+          <w:bCs/>
+          <w:i w:val="false"/>
+          <w:iCs w:val="false"/>
+          <w:color w:val="2E5395"/>
+          <w:sz w:val="23"/>
+          <w:szCs w:val="23"/>
+          <w:rtl/>
+        </w:rPr>
+        <w:t xml:space="preserve">ס' 15 — הטעיה [צפוי להילמד ב-1.9]</w:t>
+      </w:r>
+    </w:p>
+    <w:p>
+      <w:pPr>
+        <w:shd w:fill="F2F2F2" w:val="clear"/>
+        <w:bidi/>
+        <w:spacing w:after="120" w:before="0" w:line="276"/>
+        <w:ind w:left="200" w:right="200"/>
+      </w:pPr>
+      <w:r>
+        <w:rPr>
+          <w:rFonts w:ascii="Arial" w:cs="Arial" w:eastAsia="Arial" w:hAnsi="Arial"/>
+          <w:b w:val="false"/>
+          <w:bCs w:val="false"/>
+          <w:i/>
+          <w:iCs/>
+          <w:color w:val="333333"/>
+          <w:sz w:val="22"/>
+          <w:szCs w:val="22"/>
+          <w:rtl/>
+        </w:rPr>
+        <w:t xml:space="preserve">"מי שהתקשר בחוזה עקב טעות שהיא תוצאת הטעיה שהטעהו הצד השני או אחר מטעמו, רשאי לבטל את החוזה; לענין זה, 'הטעיה' — לרבות אי-גילוין של עובדות אשר לפי דין, לפי נוהג או לפי הנסיבות היה על הצד השני לגלותן."</w:t>
+      </w:r>
+    </w:p>
+    <w:p>
+      <w:pPr>
+        <w:keepNext/>
+        <w:bidi/>
+        <w:spacing w:after="20" w:before="0" w:line="276"/>
+      </w:pPr>
+      <w:r>
+        <w:rPr>
+          <w:rFonts w:ascii="Arial" w:cs="Arial" w:eastAsia="Arial" w:hAnsi="Arial"/>
+          <w:b/>
+          <w:bCs/>
+          <w:i w:val="false"/>
+          <w:iCs w:val="false"/>
+          <w:color w:val="2E5395"/>
+          <w:sz w:val="23"/>
+          <w:szCs w:val="23"/>
+          <w:rtl/>
+        </w:rPr>
+        <w:t xml:space="preserve">ס' 19 — ביטול חלקי</w:t>
+      </w:r>
+    </w:p>
+    <w:p>
+      <w:pPr>
+        <w:shd w:fill="F2F2F2" w:val="clear"/>
+        <w:bidi/>
+        <w:spacing w:after="120" w:before="0" w:line="276"/>
+        <w:ind w:left="200" w:right="200"/>
+      </w:pPr>
+      <w:r>
+        <w:rPr>
+          <w:rFonts w:ascii="Arial" w:cs="Arial" w:eastAsia="Arial" w:hAnsi="Arial"/>
+          <w:b w:val="false"/>
+          <w:bCs w:val="false"/>
+          <w:i/>
+          <w:iCs/>
+          <w:color w:val="333333"/>
+          <w:sz w:val="22"/>
+          <w:szCs w:val="22"/>
+          <w:rtl/>
+        </w:rPr>
+        <w:t xml:space="preserve">"ניתן החוזה להפרדה לחלקים ועילת הביטול נוגעת רק לאחד מחלקיו, ניתן לביטול אותו חלק בלבד; אולם אם יש להניח שהצד הרשאי לבטל לא היה מתקשר בחוזה לולא העילה, רשאי הוא לבטל את החלק האמור או את החוזה כולו."</w:t>
+      </w:r>
+    </w:p>
+    <w:p>
+      <w:pPr>
+        <w:keepNext/>
+        <w:bidi/>
+        <w:spacing w:after="20" w:before="0" w:line="276"/>
+      </w:pPr>
+      <w:r>
+        <w:rPr>
+          <w:rFonts w:ascii="Arial" w:cs="Arial" w:eastAsia="Arial" w:hAnsi="Arial"/>
+          <w:b/>
+          <w:bCs/>
+          <w:i w:val="false"/>
+          <w:iCs w:val="false"/>
+          <w:color w:val="2E5395"/>
+          <w:sz w:val="23"/>
+          <w:szCs w:val="23"/>
+          <w:rtl/>
+        </w:rPr>
+        <w:t xml:space="preserve">ס' 20 — דרך הביטול [תמצית]</w:t>
+      </w:r>
+    </w:p>
+    <w:p>
+      <w:pPr>
+        <w:shd w:fill="F2F2F2" w:val="clear"/>
+        <w:bidi/>
+        <w:spacing w:after="120" w:before="0" w:line="276"/>
+        <w:ind w:left="200" w:right="200"/>
+      </w:pPr>
+      <w:r>
+        <w:rPr>
+          <w:rFonts w:ascii="Arial" w:cs="Arial" w:eastAsia="Arial" w:hAnsi="Arial"/>
+          <w:b w:val="false"/>
+          <w:bCs w:val="false"/>
+          <w:i/>
+          <w:iCs/>
+          <w:color w:val="333333"/>
+          <w:sz w:val="22"/>
+          <w:szCs w:val="22"/>
+          <w:rtl/>
+        </w:rPr>
+        <w:t xml:space="preserve">ביטול החוזה יהיה בהודעת המתקשר לצד השני תוך זמן סביר לאחר שנודע לו על עילת הביטול, ובמקרה של כפייה — תוך זמן סביר לאחר שנודע לו שפסקה הכפייה.</w:t>
+      </w:r>
+    </w:p>
+    <w:p>
+      <w:pPr>
+        <w:bidi/>
+        <w:spacing w:after="120" w:before="0" w:line="276"/>
+      </w:pPr>
+      <w:r>
+        <w:rPr>
+          <w:rFonts w:ascii="Arial" w:cs="Arial" w:eastAsia="Arial" w:hAnsi="Arial"/>
+          <w:b w:val="false"/>
+          <w:bCs w:val="false"/>
+          <w:i w:val="false"/>
+          <w:iCs w:val="false"/>
+          <w:color w:val="666666"/>
+          <w:sz w:val="20"/>
+          <w:szCs w:val="20"/>
+          <w:rtl/>
+        </w:rPr>
+        <w:t xml:space="preserve">ההודעה יכולה להיות אף משתמעת (מהמצגת).</w:t>
+      </w:r>
+    </w:p>
+    <w:p>
+      <w:pPr>
+        <w:keepNext/>
+        <w:bidi/>
+        <w:spacing w:after="20" w:before="0" w:line="276"/>
+      </w:pPr>
+      <w:r>
+        <w:rPr>
+          <w:rFonts w:ascii="Arial" w:cs="Arial" w:eastAsia="Arial" w:hAnsi="Arial"/>
+          <w:b/>
+          <w:bCs/>
+          <w:i w:val="false"/>
+          <w:iCs w:val="false"/>
+          <w:color w:val="2E5395"/>
+          <w:sz w:val="23"/>
+          <w:szCs w:val="23"/>
+          <w:rtl/>
+        </w:rPr>
+        <w:t xml:space="preserve">ס' 21 — השבה [תמצית]</w:t>
+      </w:r>
+    </w:p>
+    <w:p>
+      <w:pPr>
+        <w:shd w:fill="F2F2F2" w:val="clear"/>
+        <w:bidi/>
+        <w:spacing w:after="120" w:before="0" w:line="276"/>
+        <w:ind w:left="200" w:right="200"/>
+      </w:pPr>
+      <w:r>
+        <w:rPr>
+          <w:rFonts w:ascii="Arial" w:cs="Arial" w:eastAsia="Arial" w:hAnsi="Arial"/>
+          <w:b w:val="false"/>
+          <w:bCs w:val="false"/>
+          <w:i/>
+          <w:iCs/>
+          <w:color w:val="333333"/>
+          <w:sz w:val="22"/>
+          <w:szCs w:val="22"/>
+          <w:rtl/>
+        </w:rPr>
+        <w:t xml:space="preserve">משבוטל החוזה, חייב כל צד להשיב לצד השני מה שקיבל על פי החוזה, ואם ההשבה היתה בלתי אפשרית או בלתי סבירה — לשלם לו את שוויו של מה שקיבל.</w:t>
+      </w:r>
+    </w:p>
+    <w:p>
+      <w:pPr>
+        <w:keepNext/>
+        <w:bidi/>
+        <w:spacing w:after="20" w:before="0" w:line="276"/>
+      </w:pPr>
+      <w:r>
+        <w:rPr>
+          <w:rFonts w:ascii="Arial" w:cs="Arial" w:eastAsia="Arial" w:hAnsi="Arial"/>
+          <w:b/>
+          <w:bCs/>
+          <w:i w:val="false"/>
+          <w:iCs w:val="false"/>
+          <w:color w:val="2E5395"/>
+          <w:sz w:val="23"/>
+          <w:szCs w:val="23"/>
+          <w:rtl/>
+        </w:rPr>
+        <w:t xml:space="preserve">ס' 22 — שמירת תרופות [תמצית]</w:t>
+      </w:r>
+    </w:p>
+    <w:p>
+      <w:pPr>
+        <w:shd w:fill="F2F2F2" w:val="clear"/>
+        <w:bidi/>
+        <w:spacing w:after="120" w:before="0" w:line="276"/>
+        <w:ind w:left="200" w:right="200"/>
+      </w:pPr>
+      <w:r>
+        <w:rPr>
+          <w:rFonts w:ascii="Arial" w:cs="Arial" w:eastAsia="Arial" w:hAnsi="Arial"/>
+          <w:b w:val="false"/>
+          <w:bCs w:val="false"/>
+          <w:i/>
+          <w:iCs/>
+          <w:color w:val="333333"/>
+          <w:sz w:val="22"/>
+          <w:szCs w:val="22"/>
+          <w:rtl/>
+        </w:rPr>
+        <w:t xml:space="preserve">אין בהוראות פרק זה כדי לגרוע מהוראות כל דין בדבר תרופות אחרות.</w:t>
+      </w:r>
+    </w:p>
+    <w:p>
+      <w:pPr>
+        <w:bidi/>
+        <w:spacing w:after="120" w:before="0" w:line="276"/>
+      </w:pPr>
+      <w:r>
+        <w:rPr>
+          <w:rFonts w:ascii="Arial" w:cs="Arial" w:eastAsia="Arial" w:hAnsi="Arial"/>
+          <w:b w:val="false"/>
+          <w:bCs w:val="false"/>
+          <w:i w:val="false"/>
+          <w:iCs w:val="false"/>
+          <w:color w:val="666666"/>
+          <w:sz w:val="20"/>
+          <w:szCs w:val="20"/>
+          <w:rtl/>
+        </w:rPr>
+        <w:t xml:space="preserve">המשמעות המעשית: אפשר לצרף פיצויי ס' 12 לביטול ולהשבה.</w:t>
+      </w:r>
+    </w:p>
+    <w:p>
+      <w:pPr>
+        <w:pStyle w:val="Heading2"/>
+        <w:keepNext/>
+        <w:bidi/>
+        <w:spacing w:after="120" w:before="200" w:line="276"/>
+      </w:pPr>
+      <w:r>
+        <w:rPr>
+          <w:rFonts w:ascii="Arial" w:cs="Arial" w:eastAsia="Arial" w:hAnsi="Arial"/>
+          <w:b/>
+          <w:bCs/>
+          <w:i w:val="false"/>
+          <w:iCs w:val="false"/>
+          <w:color w:val="2E5395"/>
+          <w:sz w:val="27"/>
+          <w:szCs w:val="27"/>
+          <w:rtl/>
+        </w:rPr>
+        <w:t xml:space="preserve">עקרונות ומסגרת</w:t>
+      </w:r>
+    </w:p>
+    <w:p>
+      <w:pPr>
+        <w:keepNext/>
+        <w:bidi/>
+        <w:spacing w:after="20" w:before="0" w:line="276"/>
+      </w:pPr>
+      <w:r>
+        <w:rPr>
+          <w:rFonts w:ascii="Arial" w:cs="Arial" w:eastAsia="Arial" w:hAnsi="Arial"/>
+          <w:b/>
+          <w:bCs/>
+          <w:i w:val="false"/>
+          <w:iCs w:val="false"/>
+          <w:color w:val="2E5395"/>
+          <w:sz w:val="23"/>
+          <w:szCs w:val="23"/>
+          <w:rtl/>
+        </w:rPr>
+        <w:t xml:space="preserve">ס' 23 — צורת החוזה</w:t>
+      </w:r>
+    </w:p>
+    <w:p>
+      <w:pPr>
+        <w:shd w:fill="F2F2F2" w:val="clear"/>
+        <w:bidi/>
+        <w:spacing w:after="120" w:before="0" w:line="276"/>
+        <w:ind w:left="200" w:right="200"/>
+      </w:pPr>
+      <w:r>
+        <w:rPr>
+          <w:rFonts w:ascii="Arial" w:cs="Arial" w:eastAsia="Arial" w:hAnsi="Arial"/>
+          <w:b w:val="false"/>
+          <w:bCs w:val="false"/>
+          <w:i/>
+          <w:iCs/>
+          <w:color w:val="333333"/>
+          <w:sz w:val="22"/>
+          <w:szCs w:val="22"/>
+          <w:rtl/>
+        </w:rPr>
+        <w:t xml:space="preserve">"חוזה יכול שייעשה בעל פה, בכתב או בצורה אחרת, זולת אם היתה צורה מסויימת תנאי לתקפו על פי חוק או הסכם בין הצדדים."</w:t>
+      </w:r>
+    </w:p>
+    <w:p>
+      <w:pPr>
+        <w:keepNext/>
+        <w:bidi/>
+        <w:spacing w:after="20" w:before="0" w:line="276"/>
+      </w:pPr>
+      <w:r>
+        <w:rPr>
+          <w:rFonts w:ascii="Arial" w:cs="Arial" w:eastAsia="Arial" w:hAnsi="Arial"/>
+          <w:b/>
+          <w:bCs/>
+          <w:i w:val="false"/>
+          <w:iCs w:val="false"/>
+          <w:color w:val="2E5395"/>
+          <w:sz w:val="23"/>
+          <w:szCs w:val="23"/>
+          <w:rtl/>
+        </w:rPr>
+        <w:t xml:space="preserve">ס' 30 — חוזה פסול</w:t>
+      </w:r>
+    </w:p>
+    <w:p>
+      <w:pPr>
+        <w:shd w:fill="F2F2F2" w:val="clear"/>
+        <w:bidi/>
+        <w:spacing w:after="120" w:before="0" w:line="276"/>
+        <w:ind w:left="200" w:right="200"/>
+      </w:pPr>
+      <w:r>
+        <w:rPr>
+          <w:rFonts w:ascii="Arial" w:cs="Arial" w:eastAsia="Arial" w:hAnsi="Arial"/>
+          <w:b w:val="false"/>
+          <w:bCs w:val="false"/>
+          <w:i/>
+          <w:iCs/>
+          <w:color w:val="333333"/>
+          <w:sz w:val="22"/>
+          <w:szCs w:val="22"/>
+          <w:rtl/>
+        </w:rPr>
+        <w:t xml:space="preserve">"חוזה שכריתתו, תכנו או מטרתו הם בלתי חוקיים, בלתי מוסריים או סותרים את תקנת הציבור — בטל."</w:t>
+      </w:r>
+    </w:p>
+    <w:p>
+      <w:pPr>
+        <w:keepNext/>
+        <w:bidi/>
+        <w:spacing w:after="20" w:before="0" w:line="276"/>
+      </w:pPr>
+      <w:r>
+        <w:rPr>
+          <w:rFonts w:ascii="Arial" w:cs="Arial" w:eastAsia="Arial" w:hAnsi="Arial"/>
+          <w:b/>
+          <w:bCs/>
+          <w:i w:val="false"/>
+          <w:iCs w:val="false"/>
+          <w:color w:val="2E5395"/>
+          <w:sz w:val="23"/>
+          <w:szCs w:val="23"/>
+          <w:rtl/>
+        </w:rPr>
+        <w:t xml:space="preserve">חוק הכשרות המשפטית, ס' 2 — כשרות</w:t>
+      </w:r>
+    </w:p>
+    <w:p>
+      <w:pPr>
+        <w:shd w:fill="F2F2F2" w:val="clear"/>
+        <w:bidi/>
+        <w:spacing w:after="120" w:before="0" w:line="276"/>
+        <w:ind w:left="200" w:right="200"/>
+      </w:pPr>
+      <w:r>
+        <w:rPr>
+          <w:rFonts w:ascii="Arial" w:cs="Arial" w:eastAsia="Arial" w:hAnsi="Arial"/>
+          <w:b w:val="false"/>
+          <w:bCs w:val="false"/>
+          <w:i/>
+          <w:iCs/>
+          <w:color w:val="333333"/>
+          <w:sz w:val="22"/>
+          <w:szCs w:val="22"/>
+          <w:rtl/>
+        </w:rPr>
+        <w:t xml:space="preserve">"כל אדם כשר לפעולות משפטיות, זולת אם נשללה או הוגבלה כשרות זו בחוק או בפסק דין של בית משפט."</w:t>
+      </w:r>
+    </w:p>
+    <w:p>
+      <w:pPr>
+        <w:keepNext/>
+        <w:bidi/>
+        <w:spacing w:after="20" w:before="0" w:line="276"/>
+      </w:pPr>
+      <w:r>
+        <w:rPr>
+          <w:rFonts w:ascii="Arial" w:cs="Arial" w:eastAsia="Arial" w:hAnsi="Arial"/>
+          <w:b/>
+          <w:bCs/>
+          <w:i w:val="false"/>
+          <w:iCs w:val="false"/>
+          <w:color w:val="2E5395"/>
+          <w:sz w:val="23"/>
+          <w:szCs w:val="23"/>
+          <w:rtl/>
+        </w:rPr>
+        <w:t xml:space="preserve">שם, ס' 3 — קטינות ובגירות</w:t>
+      </w:r>
+    </w:p>
+    <w:p>
+      <w:pPr>
+        <w:shd w:fill="F2F2F2" w:val="clear"/>
+        <w:bidi/>
+        <w:spacing w:after="120" w:before="0" w:line="276"/>
+        <w:ind w:left="200" w:right="200"/>
+      </w:pPr>
+      <w:r>
+        <w:rPr>
+          <w:rFonts w:ascii="Arial" w:cs="Arial" w:eastAsia="Arial" w:hAnsi="Arial"/>
+          <w:b w:val="false"/>
+          <w:bCs w:val="false"/>
+          <w:i/>
+          <w:iCs/>
+          <w:color w:val="333333"/>
+          <w:sz w:val="22"/>
+          <w:szCs w:val="22"/>
+          <w:rtl/>
+        </w:rPr>
+        <w:t xml:space="preserve">"אדם שלא מלאו לו 18 שנה הוא קטין; אדם שמלאו לו 18 שנה הוא בגיר."</w:t>
+      </w:r>
+    </w:p>
+    <w:p>
+      <w:pPr>
+        <w:keepNext/>
+        <w:bidi/>
+        <w:spacing w:after="20" w:before="0" w:line="276"/>
+      </w:pPr>
+      <w:r>
+        <w:rPr>
+          <w:rFonts w:ascii="Arial" w:cs="Arial" w:eastAsia="Arial" w:hAnsi="Arial"/>
+          <w:b/>
+          <w:bCs/>
+          <w:i w:val="false"/>
+          <w:iCs w:val="false"/>
+          <w:color w:val="2E5395"/>
+          <w:sz w:val="23"/>
+          <w:szCs w:val="23"/>
+          <w:rtl/>
+        </w:rPr>
+        <w:t xml:space="preserve">שם, ס' 4 — פעולות של קטין</w:t>
+      </w:r>
+    </w:p>
+    <w:p>
+      <w:pPr>
+        <w:shd w:fill="F2F2F2" w:val="clear"/>
+        <w:bidi/>
+        <w:spacing w:after="120" w:before="0" w:line="276"/>
+        <w:ind w:left="200" w:right="200"/>
+      </w:pPr>
+      <w:r>
+        <w:rPr>
+          <w:rFonts w:ascii="Arial" w:cs="Arial" w:eastAsia="Arial" w:hAnsi="Arial"/>
+          <w:b w:val="false"/>
+          <w:bCs w:val="false"/>
+          <w:i/>
+          <w:iCs/>
+          <w:color w:val="333333"/>
+          <w:sz w:val="22"/>
+          <w:szCs w:val="22"/>
+          <w:rtl/>
+        </w:rPr>
+        <w:t xml:space="preserve">"פעולה משפטית של קטין טעונה הסכמת נציגו; ההסכמה יכולה להינתן מראש או למפרע לפעולה מסויימת או לסוג מסויים של פעולות."</w:t>
+      </w:r>
+    </w:p>
+    <w:p>
+      <w:pPr>
+        <w:pStyle w:val="Heading2"/>
+        <w:keepNext/>
+        <w:bidi/>
+        <w:spacing w:after="120" w:before="200" w:line="276"/>
+      </w:pPr>
+      <w:r>
+        <w:rPr>
+          <w:rFonts w:ascii="Arial" w:cs="Arial" w:eastAsia="Arial" w:hAnsi="Arial"/>
+          <w:b/>
+          <w:bCs/>
+          <w:i w:val="false"/>
+          <w:iCs w:val="false"/>
+          <w:color w:val="2E5395"/>
+          <w:sz w:val="27"/>
+          <w:szCs w:val="27"/>
+          <w:rtl/>
+        </w:rPr>
+        <w:t xml:space="preserve">סעיפי הכפייה והעושק (נספח — טרם נלמד)</w:t>
+      </w:r>
+    </w:p>
+    <w:p>
+      <w:pPr>
+        <w:keepNext/>
+        <w:bidi/>
+        <w:spacing w:after="20" w:before="0" w:line="276"/>
+      </w:pPr>
+      <w:r>
+        <w:rPr>
+          <w:rFonts w:ascii="Arial" w:cs="Arial" w:eastAsia="Arial" w:hAnsi="Arial"/>
+          <w:b/>
+          <w:bCs/>
+          <w:i w:val="false"/>
+          <w:iCs w:val="false"/>
+          <w:color w:val="2E5395"/>
+          <w:sz w:val="23"/>
+          <w:szCs w:val="23"/>
+          <w:rtl/>
+        </w:rPr>
+        <w:t xml:space="preserve">ס' 17(א) — כפייה</w:t>
+      </w:r>
+    </w:p>
+    <w:p>
+      <w:pPr>
+        <w:shd w:fill="F2F2F2" w:val="clear"/>
+        <w:bidi/>
+        <w:spacing w:after="120" w:before="0" w:line="276"/>
+        <w:ind w:left="200" w:right="200"/>
+      </w:pPr>
+      <w:r>
+        <w:rPr>
+          <w:rFonts w:ascii="Arial" w:cs="Arial" w:eastAsia="Arial" w:hAnsi="Arial"/>
+          <w:b w:val="false"/>
+          <w:bCs w:val="false"/>
+          <w:i/>
+          <w:iCs/>
+          <w:color w:val="333333"/>
+          <w:sz w:val="22"/>
+          <w:szCs w:val="22"/>
+          <w:rtl/>
+        </w:rPr>
+        <w:t xml:space="preserve">"מי שהתקשר בחוזה עקב כפיה שכפה עליו הצד השני או אחד מטעמו, בכוח או באיום, רשאי לבטל את החוזה."</w:t>
+      </w:r>
+    </w:p>
+    <w:p>
+      <w:pPr>
+        <w:keepNext/>
+        <w:bidi/>
+        <w:spacing w:after="20" w:before="0" w:line="276"/>
+      </w:pPr>
+      <w:r>
+        <w:rPr>
+          <w:rFonts w:ascii="Arial" w:cs="Arial" w:eastAsia="Arial" w:hAnsi="Arial"/>
+          <w:b/>
+          <w:bCs/>
+          <w:i w:val="false"/>
+          <w:iCs w:val="false"/>
+          <w:color w:val="2E5395"/>
+          <w:sz w:val="23"/>
+          <w:szCs w:val="23"/>
+          <w:rtl/>
+        </w:rPr>
+        <w:t xml:space="preserve">ס' 17(ב) — אזהרה בתום לב</w:t>
+      </w:r>
+    </w:p>
+    <w:p>
+      <w:pPr>
+        <w:shd w:fill="F2F2F2" w:val="clear"/>
+        <w:bidi/>
+        <w:spacing w:after="120" w:before="0" w:line="276"/>
+        <w:ind w:left="200" w:right="200"/>
+      </w:pPr>
+      <w:r>
+        <w:rPr>
+          <w:rFonts w:ascii="Arial" w:cs="Arial" w:eastAsia="Arial" w:hAnsi="Arial"/>
+          <w:b w:val="false"/>
+          <w:bCs w:val="false"/>
+          <w:i/>
+          <w:iCs/>
+          <w:color w:val="333333"/>
+          <w:sz w:val="22"/>
+          <w:szCs w:val="22"/>
+          <w:rtl/>
+        </w:rPr>
+        <w:t xml:space="preserve">"אזהרה בתום-לב על הפעלתה של זכות אינה בגדר איום לעניין סעיף זה."</w:t>
+      </w:r>
+    </w:p>
+    <w:p>
+      <w:pPr>
+        <w:keepNext/>
+        <w:bidi/>
+        <w:spacing w:after="20" w:before="0" w:line="276"/>
+      </w:pPr>
+      <w:r>
+        <w:rPr>
+          <w:rFonts w:ascii="Arial" w:cs="Arial" w:eastAsia="Arial" w:hAnsi="Arial"/>
+          <w:b/>
+          <w:bCs/>
+          <w:i w:val="false"/>
+          <w:iCs w:val="false"/>
+          <w:color w:val="2E5395"/>
+          <w:sz w:val="23"/>
+          <w:szCs w:val="23"/>
+          <w:rtl/>
+        </w:rPr>
+        <w:t xml:space="preserve">ס' 18 — עושק</w:t>
+      </w:r>
+    </w:p>
+    <w:p>
+      <w:pPr>
+        <w:shd w:fill="F2F2F2" w:val="clear"/>
+        <w:bidi/>
+        <w:spacing w:after="120" w:before="0" w:line="276"/>
+        <w:ind w:left="200" w:right="200"/>
+      </w:pPr>
+      <w:r>
+        <w:rPr>
+          <w:rFonts w:ascii="Arial" w:cs="Arial" w:eastAsia="Arial" w:hAnsi="Arial"/>
+          <w:b w:val="false"/>
+          <w:bCs w:val="false"/>
+          <w:i/>
+          <w:iCs/>
+          <w:color w:val="333333"/>
+          <w:sz w:val="22"/>
+          <w:szCs w:val="22"/>
+          <w:rtl/>
+        </w:rPr>
+        <w:t xml:space="preserve">"מי שהתקשר בחוזה עקב ניצול הצד השני או אחר מטעמו את מצוקת המתקשר, חולשתו השכלית או הגופנית או חוסר נסיונו, ותנאי החוזה גרועים במידה בלתי סבירה מן המקובל, רשאי לבטל את החוזה."</w:t>
+      </w:r>
+    </w:p>
+    <w:p>
+      <w:pPr>
+        <w:keepNext/>
+        <w:bidi/>
+        <w:spacing w:after="20" w:before="0" w:line="276"/>
+      </w:pPr>
+      <w:r>
+        <w:rPr>
+          <w:rFonts w:ascii="Arial" w:cs="Arial" w:eastAsia="Arial" w:hAnsi="Arial"/>
+          <w:b/>
+          <w:bCs/>
+          <w:i w:val="false"/>
+          <w:iCs w:val="false"/>
+          <w:color w:val="2E5395"/>
+          <w:sz w:val="23"/>
+          <w:szCs w:val="23"/>
+          <w:rtl/>
+        </w:rPr>
+        <w:t xml:space="preserve">ס' 16 — טעות סופר [תמצית]</w:t>
+      </w:r>
+    </w:p>
+    <w:p>
+      <w:pPr>
+        <w:shd w:fill="F2F2F2" w:val="clear"/>
+        <w:bidi/>
+        <w:spacing w:after="120" w:before="0" w:line="276"/>
+        <w:ind w:left="200" w:right="200"/>
+      </w:pPr>
+      <w:r>
+        <w:rPr>
+          <w:rFonts w:ascii="Arial" w:cs="Arial" w:eastAsia="Arial" w:hAnsi="Arial"/>
+          <w:b w:val="false"/>
+          <w:bCs w:val="false"/>
+          <w:i/>
+          <w:iCs/>
+          <w:color w:val="333333"/>
+          <w:sz w:val="22"/>
+          <w:szCs w:val="22"/>
+          <w:rtl/>
+        </w:rPr>
+        <w:t xml:space="preserve">נפלה בחוזה טעות סופר או טעות כיוצא בה, יתוקן החוזה לפי אומד דעת הצדדים ואין הטעות עילה לביטול החוזה.</w:t>
       </w:r>
     </w:p>
     <w:p>

--- a/booklet.docx
+++ b/booklet.docx
@@ -5526,6 +5526,104 @@
           </w:p>
         </w:tc>
       </w:tr>
+      <w:tr>
+        <w:tc>
+          <w:tcPr>
+            <w:tcW w:type="dxa" w:w="902"/>
+            <w:shd w:fill="F2F6FC" w:val="clear"/>
+            <w:tcMar>
+              <w:top w:type="dxa" w:w="50"/>
+              <w:left w:type="dxa" w:w="100"/>
+              <w:bottom w:type="dxa" w:w="50"/>
+              <w:right w:type="dxa" w:w="100"/>
+            </w:tcMar>
+          </w:tcPr>
+          <w:p>
+            <w:pPr>
+              <w:bidi/>
+              <w:spacing w:after="0" w:before="0" w:line="276"/>
+            </w:pPr>
+            <w:r>
+              <w:rPr>
+                <w:rFonts w:ascii="Arial" w:cs="Arial" w:eastAsia="Arial" w:hAnsi="Arial"/>
+                <w:b w:val="false"/>
+                <w:bCs w:val="false"/>
+                <w:i w:val="false"/>
+                <w:iCs w:val="false"/>
+                <w:color w:val="222222"/>
+                <w:sz w:val="20"/>
+                <w:szCs w:val="20"/>
+                <w:rtl/>
+              </w:rPr>
+              <w:t xml:space="preserve">60</w:t>
+            </w:r>
+          </w:p>
+        </w:tc>
+        <w:tc>
+          <w:tcPr>
+            <w:tcW w:type="dxa" w:w="5592"/>
+            <w:shd w:fill="F2F6FC" w:val="clear"/>
+            <w:tcMar>
+              <w:top w:type="dxa" w:w="50"/>
+              <w:left w:type="dxa" w:w="100"/>
+              <w:bottom w:type="dxa" w:w="50"/>
+              <w:right w:type="dxa" w:w="100"/>
+            </w:tcMar>
+          </w:tcPr>
+          <w:p>
+            <w:pPr>
+              <w:bidi/>
+              <w:spacing w:after="0" w:before="0" w:line="276"/>
+            </w:pPr>
+            <w:r>
+              <w:rPr>
+                <w:rFonts w:ascii="Arial" w:cs="Arial" w:eastAsia="Arial" w:hAnsi="Arial"/>
+                <w:b w:val="false"/>
+                <w:bCs w:val="false"/>
+                <w:i w:val="false"/>
+                <w:iCs w:val="false"/>
+                <w:color w:val="222222"/>
+                <w:sz w:val="20"/>
+                <w:szCs w:val="20"/>
+                <w:rtl/>
+              </w:rPr>
+              <w:t xml:space="preserve">מתן הודעה: הודעה לפי החוק תינתן בדרך שקבעו הצדדים, ובאין קביעה — בדרך המקובלת בנסיבות. הודעה נמסרת בהגעתה לנמען או למענו.</w:t>
+            </w:r>
+          </w:p>
+        </w:tc>
+        <w:tc>
+          <w:tcPr>
+            <w:tcW w:type="dxa" w:w="2526"/>
+            <w:shd w:fill="F2F6FC" w:val="clear"/>
+            <w:tcMar>
+              <w:top w:type="dxa" w:w="50"/>
+              <w:left w:type="dxa" w:w="100"/>
+              <w:bottom w:type="dxa" w:w="50"/>
+              <w:right w:type="dxa" w:w="100"/>
+            </w:tcMar>
+          </w:tcPr>
+          <w:p>
+            <w:pPr>
+              <w:bidi/>
+              <w:spacing w:after="0" w:before="0" w:line="276"/>
+            </w:pPr>
+            <w:r>
+              <w:rPr>
+                <w:rFonts w:ascii="Arial" w:cs="Arial" w:eastAsia="Arial" w:hAnsi="Arial"/>
+                <w:b w:val="false"/>
+                <w:bCs w:val="false"/>
+                <w:i w:val="false"/>
+                <w:iCs w:val="false"/>
+                <w:color w:val="222222"/>
+                <w:sz w:val="20"/>
+                <w:szCs w:val="20"/>
+                <w:rtl/>
+              </w:rPr>
+              <w:t xml:space="preserve">הגעת הודעה</w:t>
+            </w:r>
+          </w:p>
+        </w:tc>
+      </w:tr>
     </w:tbl>
     <w:p>
       <w:pPr>
@@ -8464,7 +8562,7 @@
           <w:szCs w:val="22"/>
           <w:rtl/>
         </w:rPr>
-        <w:t xml:space="preserve">"מתן הודעת קיבול" = רגע אמירת/משלוח ה"כן"; "מסירת הודעת קיבול" = הגעתו למציע; "מסירת הצעה" = הגעתה לניצע/למענו. היגד שמערבב בין הרגעים — לא נכון.</w:t>
+        <w:t xml:space="preserve">"מתן הודעת קיבול" = רגע אמירת/משלוח ה"כן"; "מסירת הודעת קיבול" = הגעתו למציע; "מסירת הצעה" = הגעתה לניצע/למענו. ההגעה לנמען או למענו נבחנת לפי ס׳ 60. היגד שמערבב בין הרגעים — לא נכון.</w:t>
       </w:r>
     </w:p>
     <w:p>
@@ -14795,6 +14893,69 @@
           <w:rtl/>
         </w:rPr>
         <w:t xml:space="preserve">בפסיקה: פיצויי הסתמכות (שליליים); בחריג — פיצויי קיום (קל בניין).</w:t>
+      </w:r>
+    </w:p>
+    <w:p>
+      <w:pPr>
+        <w:keepNext/>
+        <w:bidi/>
+        <w:spacing w:after="20" w:before="0" w:line="276"/>
+      </w:pPr>
+      <w:r>
+        <w:rPr>
+          <w:rFonts w:ascii="Arial" w:cs="Arial" w:eastAsia="Arial" w:hAnsi="Arial"/>
+          <w:b/>
+          <w:bCs/>
+          <w:i w:val="false"/>
+          <w:iCs w:val="false"/>
+          <w:color w:val="2E5395"/>
+          <w:sz w:val="23"/>
+          <w:szCs w:val="23"/>
+          <w:rtl/>
+        </w:rPr>
+        <w:t xml:space="preserve">ס׳ 60 — מתן הודעה [תמצית]</w:t>
+      </w:r>
+    </w:p>
+    <w:p>
+      <w:pPr>
+        <w:shd w:fill="F2F2F2" w:val="clear"/>
+        <w:bidi/>
+        <w:spacing w:after="120" w:before="0" w:line="276"/>
+        <w:ind w:left="200" w:right="200"/>
+      </w:pPr>
+      <w:r>
+        <w:rPr>
+          <w:rFonts w:ascii="Arial" w:cs="Arial" w:eastAsia="Arial" w:hAnsi="Arial"/>
+          <w:b w:val="false"/>
+          <w:bCs w:val="false"/>
+          <w:i/>
+          <w:iCs/>
+          <w:color w:val="333333"/>
+          <w:sz w:val="22"/>
+          <w:szCs w:val="22"/>
+          <w:rtl/>
+        </w:rPr>
+        <w:t xml:space="preserve">הודעה שיש לתיתה לפי חוק זה תינתן בדרך שקבעו הצדדים, ובאין קביעה — בדרך המקובלת בנסיבות העניין.</w:t>
+      </w:r>
+    </w:p>
+    <w:p>
+      <w:pPr>
+        <w:bidi/>
+        <w:spacing w:after="120" w:before="0" w:line="276"/>
+      </w:pPr>
+      <w:r>
+        <w:rPr>
+          <w:rFonts w:ascii="Arial" w:cs="Arial" w:eastAsia="Arial" w:hAnsi="Arial"/>
+          <w:b w:val="false"/>
+          <w:bCs w:val="false"/>
+          <w:i w:val="false"/>
+          <w:iCs w:val="false"/>
+          <w:color w:val="666666"/>
+          <w:sz w:val="20"/>
+          <w:szCs w:val="20"/>
+          <w:rtl/>
+        </w:rPr>
+        <w:t xml:space="preserve">הודעה נמסרת בהגעתה לנמען או למענו — הבסיס להבחנה בין מתן (יציאת ההודעה) למסירה (הגעתה), שמכריעה בס׳ 10.</w:t>
       </w:r>
     </w:p>
     <w:p>

--- a/booklet.docx
+++ b/booklet.docx
@@ -79,7 +79,7 @@
           <w:szCs w:val="22"/>
           <w:rtl/>
         </w:rPr>
-        <w:t xml:space="preserve">מהדורה 3 — מעודכנת לתנאי הבוחן: ללא מחשבים (25.8)</w:t>
+        <w:t xml:space="preserve">מהדורה 4 — ללא מחשבים · ס׳ 15 נלמד ב-25.8 ונכלל בהיקף (28.8)</w:t>
       </w:r>
     </w:p>
     <w:p>
@@ -238,21 +238,21 @@
           <w:szCs w:val="22"/>
           <w:rtl/>
         </w:rPr>
-        <w:t xml:space="preserve">היקף (נכון ל־25.8, לפי מצב הלימוד בכיתה): </w:t>
-      </w:r>
-      <w:r>
-        <w:rPr>
-          <w:rFonts w:ascii="Arial" w:cs="Arial" w:eastAsia="Arial" w:hAnsi="Arial"/>
-          <w:b w:val="false"/>
-          <w:bCs w:val="false"/>
-          <w:i w:val="false"/>
-          <w:iCs w:val="false"/>
-          <w:color w:val="222222"/>
-          <w:sz w:val="22"/>
-          <w:szCs w:val="22"/>
-          <w:rtl/>
-        </w:rPr>
-        <w:t xml:space="preserve">מצגת מבוא + מצגת 1 במלואה (ס׳ 1–12, השלמת פרטים, זיכרון דברים, תום לב, פ"ד קוזלי) + מצגת 2 עד ס׳ 14(ב), וכן ס׳ 19, 20, 21 (ביטול חלקי, דרך הביטול והשבה).</w:t>
+        <w:t xml:space="preserve">היקף (נכון ל־28.8, לפי מצב הלימוד בכיתה): </w:t>
+      </w:r>
+      <w:r>
+        <w:rPr>
+          <w:rFonts w:ascii="Arial" w:cs="Arial" w:eastAsia="Arial" w:hAnsi="Arial"/>
+          <w:b w:val="false"/>
+          <w:bCs w:val="false"/>
+          <w:i w:val="false"/>
+          <w:iCs w:val="false"/>
+          <w:color w:val="222222"/>
+          <w:sz w:val="22"/>
+          <w:szCs w:val="22"/>
+          <w:rtl/>
+        </w:rPr>
+        <w:t xml:space="preserve">מצגת מבוא + מצגת 1 במלואה (ס׳ 1–12, השלמת פרטים, זיכרון דברים, תום לב, פ"ד קוזלי) + מצגת 2 עד ס׳ 15, וכן ס׳ 19, 20, 21 (ביטול חלקי, דרך הביטול והשבה).</w:t>
       </w:r>
     </w:p>
     <w:p>
@@ -291,7 +291,7 @@
           <w:szCs w:val="22"/>
           <w:rtl/>
         </w:rPr>
-        <w:t xml:space="preserve">ייתכן שיילמד בשיעור שלפני הבוחן (1.9) — נכלל בגוף החוברת עם סימון. ס׳ 16–18 (טעות סופר, כפייה, עושק) טרם נלמדו — הועברו לנספח בסוף.</w:t>
+        <w:t xml:space="preserve">נלמד בשיעור 25.8 — בהיקף המלא, בגוף החוברת. ס׳ 16–18 (טעות סופר, כפייה, עושק) טרם נלמדו — הועברו לנספח בסוף.</w:t>
       </w:r>
     </w:p>
     <w:p>
@@ -567,7 +567,7 @@
           <w:szCs w:val="22"/>
           <w:rtl/>
         </w:rPr>
-        <w:t xml:space="preserve">נספח — חומר שטרם נלמד (הטעיה בהרחבה, טעות סופר, כפייה, עושק)</w:t>
+        <w:t xml:space="preserve">נספח — חומר שטרם נלמד (טעות סופר, כפייה, עושק)</w:t>
       </w:r>
     </w:p>
     <w:p>
@@ -4525,7 +4525,7 @@
                 <w:szCs w:val="20"/>
                 <w:rtl/>
               </w:rPr>
-              <w:t xml:space="preserve">הטעיה — מצג שווא/אי-גילוי שחובה לגלות (לפי דין, נוהג או נסיבות), ע"י הצד השני או מטעמו; קשר סיבתי כפול — ביטול עצמי. [צפוי להילמד ב-1.9]</w:t>
+              <w:t xml:space="preserve">הטעיה — מצג שווא/אי-גילוי שחובה לגלות (לפי דין, נוהג או נסיבות), ע"י הצד השני או מטעמו; קשר סיבתי כפול — ביטול עצמי.</w:t>
             </w:r>
           </w:p>
         </w:tc>
@@ -10977,7 +10977,7 @@
           <w:szCs w:val="22"/>
           <w:rtl/>
         </w:rPr>
-        <w:t xml:space="preserve">הטעיה (ס׳ 15) — צפוי להילמד ב-1.9: </w:t>
+        <w:t xml:space="preserve">הטעיה (ס׳ 15) — נלמד ב-25.8: </w:t>
       </w:r>
       <w:r>
         <w:rPr>
@@ -15233,7 +15233,7 @@
           <w:szCs w:val="23"/>
           <w:rtl/>
         </w:rPr>
-        <w:t xml:space="preserve">ס' 15 — הטעיה [צפוי להילמד ב-1.9]</w:t>
+        <w:t xml:space="preserve">ס׳ 15 — הטעיה</w:t>
       </w:r>
     </w:p>
     <w:p>
@@ -15925,7 +15925,7 @@
           <w:szCs w:val="32"/>
           <w:rtl/>
         </w:rPr>
-        <w:t xml:space="preserve">נספח — חומר שטרם נלמד (נכון ל-25.8)</w:t>
+        <w:t xml:space="preserve">נספח — חומר שטרם נלמד: ס׳ 16–18 (נכון ל-28.8)</w:t>
       </w:r>
     </w:p>
     <w:p>
@@ -15945,7 +15945,7 @@
           <w:szCs w:val="22"/>
           <w:rtl/>
         </w:rPr>
-        <w:t xml:space="preserve">הסעיפים הבאים מופיעים בהמשך מצגת 2 וטרם נלמדו בכיתה. אם המרצה תספיק אותם לפני 8.9 — זה מוכן; אחרת, כנראה לא ייכללו בבוחן.</w:t>
+        <w:t xml:space="preserve">טעות סופר, כפייה ועושק — מופיעים בהמשך מצגת 2 וטרם נלמדו. אם המרצה תספיק אותם ב-1.9 — זה מוכן; אחרת לא ייכללו. ס׳ 15 נלמד ב-25.8 והועבר לגוף החוברת.</w:t>
       </w:r>
     </w:p>
     <w:p>

--- a/booklet.docx
+++ b/booklet.docx
@@ -27,7 +27,7 @@
         <w:jc w:val="right"/>
       </w:pPr>
       <w:r>
-        <w:t>✓ מהדורה 5 — ללא מחשבים · ההיקף אומת מול קובץ החקיקה</w:t>
+        <w:t>✓ מהדורה 6 — ההיקף לפי הודעת המרצה (רשמי)</w:t>
       </w:r>
     </w:p>
     <w:p>
@@ -49,10 +49,26 @@
         <w:rPr>
           <w:b/>
         </w:rPr>
-        <w:t>⚠ ללא מחשבים</w:t>
+        <w:t>⚠ ללא מחשבים, טאבלטים או טלפונים</w:t>
       </w:r>
       <w:r>
         <w:t xml:space="preserve"> — רק חומר מודפס</w:t>
+      </w:r>
+    </w:p>
+    <w:p>
+      <w:pPr>
+        <w:pStyle w:val="ListBullet"/>
+        <w:bidi/>
+        <w:jc w:val="right"/>
+      </w:pPr>
+      <w:r>
+        <w:rPr>
+          <w:b/>
+        </w:rPr>
+        <w:t>הבא כלי כתיבה ודף נייר</w:t>
+      </w:r>
+      <w:r>
+        <w:t xml:space="preserve"> — ההיגדים מוקרנים על הלוח</w:t>
       </w:r>
     </w:p>
     <w:p>
@@ -77,16 +93,13 @@
         <w:t>20 נק'</w:t>
       </w:r>
       <w:r>
-        <w:t xml:space="preserve"> · </w:t>
+        <w:t xml:space="preserve"> · חומר פתוח </w:t>
       </w:r>
       <w:r>
         <w:rPr>
           <w:b/>
         </w:rPr>
-        <w:t>מוקרנים על הלוח</w:t>
-      </w:r>
-      <w:r>
-        <w:t xml:space="preserve"> · בסוף השיעור · חומר פתוח</w:t>
+        <w:t>כתוב</w:t>
       </w:r>
     </w:p>
     <w:p>
@@ -102,7 +115,34 @@
         <w:t>בהיקף:</w:t>
       </w:r>
       <w:r>
-        <w:t xml:space="preserve"> ס' 1–12 · 14–17 · 19–24 · </w:t>
+        <w:t xml:space="preserve"> חו"ח ס' </w:t>
+      </w:r>
+      <w:r>
+        <w:rPr>
+          <w:b/>
+        </w:rPr>
+        <w:t>1–17 (למעט 13)</w:t>
+      </w:r>
+      <w:r>
+        <w:t xml:space="preserve"> · </w:t>
+      </w:r>
+      <w:r>
+        <w:rPr>
+          <w:b/>
+        </w:rPr>
+        <w:t>19–21</w:t>
+      </w:r>
+      <w:r>
+        <w:t xml:space="preserve"> · </w:t>
+      </w:r>
+      <w:r>
+        <w:rPr>
+          <w:b/>
+        </w:rPr>
+        <w:t>23, 24</w:t>
+      </w:r>
+      <w:r>
+        <w:t xml:space="preserve"> · </w:t>
       </w:r>
       <w:r>
         <w:rPr>
@@ -117,10 +157,16 @@
         <w:rPr>
           <w:b/>
         </w:rPr>
-        <w:t>27, 29</w:t>
-      </w:r>
-      <w:r>
-        <w:t xml:space="preserve"> (חוזה על תנאי) · 30</w:t>
+        <w:t>30</w:t>
+      </w:r>
+      <w:r>
+        <w:t xml:space="preserve"> + ס' 8 מקרקעין · ס' 5 מתנה · </w:t>
+      </w:r>
+      <w:r>
+        <w:rPr>
+          <w:b/>
+        </w:rPr>
+        <w:t>זיכרון דברים</w:t>
       </w:r>
     </w:p>
     <w:p>
@@ -145,16 +191,25 @@
         <w:t>18 עושק</w:t>
       </w:r>
       <w:r>
-        <w:t xml:space="preserve"> · 25 · </w:t>
+        <w:t xml:space="preserve"> · </w:t>
       </w:r>
       <w:r>
         <w:rPr>
           <w:b/>
         </w:rPr>
-        <w:t>28 סיכול תנאי</w:t>
-      </w:r>
-      <w:r>
-        <w:t xml:space="preserve"> · 31–33 · 51–53 · 60</w:t>
+        <w:t>22</w:t>
+      </w:r>
+      <w:r>
+        <w:t xml:space="preserve"> · 25 · </w:t>
+      </w:r>
+      <w:r>
+        <w:rPr>
+          <w:b/>
+        </w:rPr>
+        <w:t>27–29 חוזה על תנאי</w:t>
+      </w:r>
+      <w:r>
+        <w:t xml:space="preserve"> · 31–33 · 39 · 41–50 · 51–53 · 60</w:t>
       </w:r>
     </w:p>
     <w:p>
@@ -227,7 +282,7 @@
         <w:jc w:val="right"/>
       </w:pPr>
       <w:r>
-        <w:t>2 · שש ההבחנות שמכריעות היגדים</w:t>
+        <w:t>2 · שמונה ההבחנות שמכריעות היגדים</w:t>
       </w:r>
     </w:p>
     <w:p>
@@ -261,7 +316,7 @@
         <w:t>בטל מעצמו</w:t>
       </w:r>
       <w:r>
-        <w:t xml:space="preserve">. פגם ברצון (14, 15, 17, 18) — </w:t>
+        <w:t xml:space="preserve">. פגם ברצון (14, 15, 17) — </w:t>
       </w:r>
       <w:r>
         <w:rPr>
@@ -280,6 +335,92 @@
         <w:jc w:val="right"/>
       </w:pPr>
       <w:r>
+        <w:t xml:space="preserve">טעות (14) </w:t>
+      </w:r>
+      <w:r>
+        <w:t>מול</w:t>
+      </w:r>
+      <w:r>
+        <w:t xml:space="preserve"> טעות סופר (16)</w:t>
+      </w:r>
+    </w:p>
+    <w:p>
+      <w:pPr>
+        <w:bidi/>
+        <w:jc w:val="right"/>
+      </w:pPr>
+      <w:r>
+        <w:t xml:space="preserve">טעות ברצון → </w:t>
+      </w:r>
+      <w:r>
+        <w:rPr>
+          <w:b/>
+        </w:rPr>
+        <w:t>ביטול</w:t>
+      </w:r>
+      <w:r>
+        <w:t xml:space="preserve">. פליטת קולמוס בכתיבת המוסכם → </w:t>
+      </w:r>
+      <w:r>
+        <w:rPr>
+          <w:b/>
+        </w:rPr>
+        <w:t>תיקון בלבד</w:t>
+      </w:r>
+      <w:r>
+        <w:t>, ואין עילת ביטול.</w:t>
+      </w:r>
+    </w:p>
+    <w:p>
+      <w:pPr>
+        <w:pStyle w:val="Heading3"/>
+        <w:bidi/>
+        <w:jc w:val="right"/>
+      </w:pPr>
+      <w:r>
+        <w:t xml:space="preserve">כפייה </w:t>
+      </w:r>
+      <w:r>
+        <w:t>מול</w:t>
+      </w:r>
+      <w:r>
+        <w:t xml:space="preserve"> אזהרה לגיטימית</w:t>
+      </w:r>
+    </w:p>
+    <w:p>
+      <w:pPr>
+        <w:bidi/>
+        <w:jc w:val="right"/>
+      </w:pPr>
+      <w:r>
+        <w:t xml:space="preserve">ס' 17(ב): </w:t>
+      </w:r>
+      <w:r>
+        <w:rPr>
+          <w:b/>
+        </w:rPr>
+        <w:t>אזהרה בתום לב על הפעלת זכות אינה איום</w:t>
+      </w:r>
+      <w:r>
+        <w:t xml:space="preserve">. "אגיש תביעה" על חוב אמיתי — לא כפייה. וגם: הכופה חייב להיות </w:t>
+      </w:r>
+      <w:r>
+        <w:rPr>
+          <w:b/>
+        </w:rPr>
+        <w:t>הצד השני או מטעמו</w:t>
+      </w:r>
+      <w:r>
+        <w:t>.</w:t>
+      </w:r>
+    </w:p>
+    <w:p>
+      <w:pPr>
+        <w:pStyle w:val="Heading3"/>
+        <w:bidi/>
+        <w:jc w:val="right"/>
+      </w:pPr>
+      <w:r>
         <w:t xml:space="preserve">מתן </w:t>
       </w:r>
       <w:r>
@@ -459,7 +600,7 @@
         <w:jc w:val="right"/>
       </w:pPr>
       <w:r>
-        <w:t>3 · מפת הסעיפים בשורה</w:t>
+        <w:t>3 · מפת הסעיפים שבהיקף — בשורה</w:t>
       </w:r>
     </w:p>
     <w:p>
@@ -597,6 +738,24 @@
         <w:rPr>
           <w:b/>
         </w:rPr>
+        <w:t>16</w:t>
+      </w:r>
+      <w:r>
+        <w:t xml:space="preserve"> טעות סופר · </w:t>
+      </w:r>
+      <w:r>
+        <w:rPr>
+          <w:b/>
+        </w:rPr>
+        <w:t>17</w:t>
+      </w:r>
+      <w:r>
+        <w:t xml:space="preserve"> כפייה · </w:t>
+      </w:r>
+      <w:r>
+        <w:rPr>
+          <w:b/>
+        </w:rPr>
         <w:t>19</w:t>
       </w:r>
       <w:r>
@@ -624,19 +783,19 @@
         <w:rPr>
           <w:b/>
         </w:rPr>
-        <w:t>22</w:t>
-      </w:r>
-      <w:r>
-        <w:t xml:space="preserve"> שמירת תרופות · </w:t>
+        <w:t>23</w:t>
+      </w:r>
+      <w:r>
+        <w:t xml:space="preserve"> צורה · </w:t>
       </w:r>
       <w:r>
         <w:rPr>
           <w:b/>
         </w:rPr>
-        <w:t>23</w:t>
-      </w:r>
-      <w:r>
-        <w:t xml:space="preserve"> צורה · </w:t>
+        <w:t>24</w:t>
+      </w:r>
+      <w:r>
+        <w:t xml:space="preserve"> תוכן · </w:t>
       </w:r>
       <w:r>
         <w:rPr>
@@ -654,7 +813,112 @@
         <w:t>30</w:t>
       </w:r>
       <w:r>
-        <w:t xml:space="preserve"> חוזה פסול</w:t>
+        <w:t xml:space="preserve"> חוזה פסול · </w:t>
+      </w:r>
+      <w:r>
+        <w:rPr>
+          <w:b/>
+        </w:rPr>
+        <w:t>מקרקעין 8</w:t>
+      </w:r>
+      <w:r>
+        <w:t xml:space="preserve"> · </w:t>
+      </w:r>
+      <w:r>
+        <w:rPr>
+          <w:b/>
+        </w:rPr>
+        <w:t>מתנה 5</w:t>
+      </w:r>
+      <w:r>
+        <w:t xml:space="preserve"> · </w:t>
+      </w:r>
+      <w:r>
+        <w:rPr>
+          <w:b/>
+        </w:rPr>
+        <w:t>זיכרון דברים</w:t>
+      </w:r>
+    </w:p>
+    <w:p>
+      <w:pPr>
+        <w:bidi/>
+        <w:jc w:val="right"/>
+      </w:pPr>
+      <w:r>
+        <w:t xml:space="preserve">אין ברשימה: </w:t>
+      </w:r>
+      <w:r>
+        <w:rPr>
+          <w:b/>
+        </w:rPr>
+        <w:t>13</w:t>
+      </w:r>
+      <w:r>
+        <w:t xml:space="preserve"> · </w:t>
+      </w:r>
+      <w:r>
+        <w:rPr>
+          <w:b/>
+        </w:rPr>
+        <w:t>18</w:t>
+      </w:r>
+      <w:r>
+        <w:t xml:space="preserve"> עושק · </w:t>
+      </w:r>
+      <w:r>
+        <w:rPr>
+          <w:b/>
+        </w:rPr>
+        <w:t>22</w:t>
+      </w:r>
+      <w:r>
+        <w:t xml:space="preserve"> · </w:t>
+      </w:r>
+      <w:r>
+        <w:rPr>
+          <w:b/>
+        </w:rPr>
+        <w:t>25</w:t>
+      </w:r>
+      <w:r>
+        <w:t xml:space="preserve"> · </w:t>
+      </w:r>
+      <w:r>
+        <w:rPr>
+          <w:b/>
+        </w:rPr>
+        <w:t>27–29</w:t>
+      </w:r>
+      <w:r>
+        <w:t xml:space="preserve"> · </w:t>
+      </w:r>
+      <w:r>
+        <w:rPr>
+          <w:b/>
+        </w:rPr>
+        <w:t>39</w:t>
+      </w:r>
+      <w:r>
+        <w:t xml:space="preserve"> · </w:t>
+      </w:r>
+      <w:r>
+        <w:rPr>
+          <w:b/>
+        </w:rPr>
+        <w:t>41–50</w:t>
+      </w:r>
+      <w:r>
+        <w:t xml:space="preserve"> · </w:t>
+      </w:r>
+      <w:r>
+        <w:rPr>
+          <w:b/>
+        </w:rPr>
+        <w:t>60</w:t>
+      </w:r>
+      <w:r>
+        <w:t>.</w:t>
       </w:r>
     </w:p>
     <w:p>
@@ -722,7 +986,7 @@
         <w:rPr>
           <w:b/>
         </w:rPr>
-        <w:t>71 ערכים.</w:t>
+        <w:t>75 ערכים.</w:t>
       </w:r>
       <w:r>
         <w:t xml:space="preserve"> מצא את המונח, לחץ וקפוץ לחלק הרלוונטי. בגרסה המודפסת (ערכת הבוחן) העמודה השלישית היא מספר עמוד. </w:t>
@@ -731,7 +995,7 @@
         <w:rPr>
           <w:b/>
         </w:rPr>
-        <w:t>✗ = מחוץ להיקף הבוחן · ✗✗ = אינו נבחן כלל.</w:t>
+        <w:t>✗ = מחוץ לרשימה הרשמית של הבוחן.</w:t>
       </w:r>
     </w:p>
     <w:p>
@@ -2379,7 +2643,7 @@
               <w:rPr>
                 <w:sz w:val="18"/>
               </w:rPr>
-              <w:t>ס׳ 27 · מתלה/מפסיק</w:t>
+              <w:t>ס׳ 27, 29 — ✗ מחוץ לרשימה</w:t>
             </w:r>
           </w:p>
         </w:tc>
@@ -2786,24 +3050,24 @@
               <w:rPr>
                 <w:sz w:val="18"/>
               </w:rPr>
-              <w:t>כדאיות העסקה</w:t>
-            </w:r>
-          </w:p>
-        </w:tc>
-        <w:tc>
-          <w:tcPr>
-            <w:tcW w:type="dxa" w:w="3440"/>
-          </w:tcPr>
-          <w:p>
-            <w:pPr>
-              <w:bidi/>
-              <w:jc w:val="right"/>
-            </w:pPr>
-            <w:r>
-              <w:rPr>
-                <w:sz w:val="18"/>
-              </w:rPr>
-              <w:t>ס׳ 14(ד) — סיכון שנטלת</w:t>
+              <w:t>טעות סופר</w:t>
+            </w:r>
+          </w:p>
+        </w:tc>
+        <w:tc>
+          <w:tcPr>
+            <w:tcW w:type="dxa" w:w="3440"/>
+          </w:tcPr>
+          <w:p>
+            <w:pPr>
+              <w:bidi/>
+              <w:jc w:val="right"/>
+            </w:pPr>
+            <w:r>
+              <w:rPr>
+                <w:sz w:val="18"/>
+              </w:rPr>
+              <w:t>ס׳ 16 — בהיקף · תיקון, לא ביטול</w:t>
             </w:r>
           </w:p>
         </w:tc>
@@ -2839,41 +3103,41 @@
               <w:rPr>
                 <w:sz w:val="18"/>
               </w:rPr>
-              <w:t>כנען נ׳ ממשלת ארה״ב</w:t>
-            </w:r>
-          </w:p>
-        </w:tc>
-        <w:tc>
-          <w:tcPr>
-            <w:tcW w:type="dxa" w:w="3440"/>
-          </w:tcPr>
-          <w:p>
-            <w:pPr>
-              <w:bidi/>
-              <w:jc w:val="right"/>
-            </w:pPr>
-            <w:r>
-              <w:rPr>
-                <w:sz w:val="18"/>
-              </w:rPr>
-              <w:t>טעות משותפת · תקנת השוק</w:t>
-            </w:r>
-          </w:p>
-        </w:tc>
-        <w:tc>
-          <w:tcPr>
-            <w:tcW w:type="dxa" w:w="3440"/>
-          </w:tcPr>
-          <w:p>
-            <w:pPr>
-              <w:bidi/>
-              <w:jc w:val="right"/>
-            </w:pPr>
-            <w:r>
-              <w:rPr>
-                <w:sz w:val="18"/>
-              </w:rPr>
-              <w:t>חלק ג׳</w:t>
+              <w:t>כדאיות העסקה</w:t>
+            </w:r>
+          </w:p>
+        </w:tc>
+        <w:tc>
+          <w:tcPr>
+            <w:tcW w:type="dxa" w:w="3440"/>
+          </w:tcPr>
+          <w:p>
+            <w:pPr>
+              <w:bidi/>
+              <w:jc w:val="right"/>
+            </w:pPr>
+            <w:r>
+              <w:rPr>
+                <w:sz w:val="18"/>
+              </w:rPr>
+              <w:t>ס׳ 14(ד) — סיכון שנטלת</w:t>
+            </w:r>
+          </w:p>
+        </w:tc>
+        <w:tc>
+          <w:tcPr>
+            <w:tcW w:type="dxa" w:w="3440"/>
+          </w:tcPr>
+          <w:p>
+            <w:pPr>
+              <w:bidi/>
+              <w:jc w:val="right"/>
+            </w:pPr>
+            <w:r>
+              <w:rPr>
+                <w:sz w:val="18"/>
+              </w:rPr>
+              <w:t>חלק ב׳</w:t>
             </w:r>
           </w:p>
         </w:tc>
@@ -2892,41 +3156,41 @@
               <w:rPr>
                 <w:sz w:val="18"/>
               </w:rPr>
-              <w:t>כפוף ל…</w:t>
-            </w:r>
-          </w:p>
-        </w:tc>
-        <w:tc>
-          <w:tcPr>
-            <w:tcW w:type="dxa" w:w="3440"/>
-          </w:tcPr>
-          <w:p>
-            <w:pPr>
-              <w:bidi/>
-              <w:jc w:val="right"/>
-            </w:pPr>
-            <w:r>
-              <w:rPr>
-                <w:sz w:val="18"/>
-              </w:rPr>
-              <w:t>זיכרון דברים — אין חוזה</w:t>
-            </w:r>
-          </w:p>
-        </w:tc>
-        <w:tc>
-          <w:tcPr>
-            <w:tcW w:type="dxa" w:w="3440"/>
-          </w:tcPr>
-          <w:p>
-            <w:pPr>
-              <w:bidi/>
-              <w:jc w:val="right"/>
-            </w:pPr>
-            <w:r>
-              <w:rPr>
-                <w:sz w:val="18"/>
-              </w:rPr>
-              <w:t>חלק ד׳</w:t>
+              <w:t>כנען נ׳ ממשלת ארה״ב</w:t>
+            </w:r>
+          </w:p>
+        </w:tc>
+        <w:tc>
+          <w:tcPr>
+            <w:tcW w:type="dxa" w:w="3440"/>
+          </w:tcPr>
+          <w:p>
+            <w:pPr>
+              <w:bidi/>
+              <w:jc w:val="right"/>
+            </w:pPr>
+            <w:r>
+              <w:rPr>
+                <w:sz w:val="18"/>
+              </w:rPr>
+              <w:t>טעות משותפת · תקנת השוק</w:t>
+            </w:r>
+          </w:p>
+        </w:tc>
+        <w:tc>
+          <w:tcPr>
+            <w:tcW w:type="dxa" w:w="3440"/>
+          </w:tcPr>
+          <w:p>
+            <w:pPr>
+              <w:bidi/>
+              <w:jc w:val="right"/>
+            </w:pPr>
+            <w:r>
+              <w:rPr>
+                <w:sz w:val="18"/>
+              </w:rPr>
+              <w:t>חלק ג׳</w:t>
             </w:r>
           </w:p>
         </w:tc>
@@ -2945,41 +3209,41 @@
               <w:rPr>
                 <w:sz w:val="18"/>
               </w:rPr>
-              <w:t>כפייה</w:t>
-            </w:r>
-          </w:p>
-        </w:tc>
-        <w:tc>
-          <w:tcPr>
-            <w:tcW w:type="dxa" w:w="3440"/>
-          </w:tcPr>
-          <w:p>
-            <w:pPr>
-              <w:bidi/>
-              <w:jc w:val="right"/>
-            </w:pPr>
-            <w:r>
-              <w:rPr>
-                <w:sz w:val="18"/>
-              </w:rPr>
-              <w:t>ס׳ 17 — ✗ מחוץ להיקף</w:t>
-            </w:r>
-          </w:p>
-        </w:tc>
-        <w:tc>
-          <w:tcPr>
-            <w:tcW w:type="dxa" w:w="3440"/>
-          </w:tcPr>
-          <w:p>
-            <w:pPr>
-              <w:bidi/>
-              <w:jc w:val="right"/>
-            </w:pPr>
-            <w:r>
-              <w:rPr>
-                <w:sz w:val="18"/>
-              </w:rPr>
-              <w:t>חלק ב׳</w:t>
+              <w:t>כפוף ל…</w:t>
+            </w:r>
+          </w:p>
+        </w:tc>
+        <w:tc>
+          <w:tcPr>
+            <w:tcW w:type="dxa" w:w="3440"/>
+          </w:tcPr>
+          <w:p>
+            <w:pPr>
+              <w:bidi/>
+              <w:jc w:val="right"/>
+            </w:pPr>
+            <w:r>
+              <w:rPr>
+                <w:sz w:val="18"/>
+              </w:rPr>
+              <w:t>זיכרון דברים — אין חוזה</w:t>
+            </w:r>
+          </w:p>
+        </w:tc>
+        <w:tc>
+          <w:tcPr>
+            <w:tcW w:type="dxa" w:w="3440"/>
+          </w:tcPr>
+          <w:p>
+            <w:pPr>
+              <w:bidi/>
+              <w:jc w:val="right"/>
+            </w:pPr>
+            <w:r>
+              <w:rPr>
+                <w:sz w:val="18"/>
+              </w:rPr>
+              <w:t>חלק ד׳</w:t>
             </w:r>
           </w:p>
         </w:tc>
@@ -2998,41 +3262,41 @@
               <w:rPr>
                 <w:sz w:val="18"/>
               </w:rPr>
-              <w:t>כרמל נ׳ טלמון</w:t>
-            </w:r>
-          </w:p>
-        </w:tc>
-        <w:tc>
-          <w:tcPr>
-            <w:tcW w:type="dxa" w:w="3440"/>
-          </w:tcPr>
-          <w:p>
-            <w:pPr>
-              <w:bidi/>
-              <w:jc w:val="right"/>
-            </w:pPr>
-            <w:r>
-              <w:rPr>
-                <w:sz w:val="18"/>
-              </w:rPr>
-              <w:t>AS-IS — כדאיות</w:t>
-            </w:r>
-          </w:p>
-        </w:tc>
-        <w:tc>
-          <w:tcPr>
-            <w:tcW w:type="dxa" w:w="3440"/>
-          </w:tcPr>
-          <w:p>
-            <w:pPr>
-              <w:bidi/>
-              <w:jc w:val="right"/>
-            </w:pPr>
-            <w:r>
-              <w:rPr>
-                <w:sz w:val="18"/>
-              </w:rPr>
-              <w:t>חלק ג׳</w:t>
+              <w:t>כפייה</w:t>
+            </w:r>
+          </w:p>
+        </w:tc>
+        <w:tc>
+          <w:tcPr>
+            <w:tcW w:type="dxa" w:w="3440"/>
+          </w:tcPr>
+          <w:p>
+            <w:pPr>
+              <w:bidi/>
+              <w:jc w:val="right"/>
+            </w:pPr>
+            <w:r>
+              <w:rPr>
+                <w:sz w:val="18"/>
+              </w:rPr>
+              <w:t>ס׳ 17 — בהיקף · בכוח או באיום</w:t>
+            </w:r>
+          </w:p>
+        </w:tc>
+        <w:tc>
+          <w:tcPr>
+            <w:tcW w:type="dxa" w:w="3440"/>
+          </w:tcPr>
+          <w:p>
+            <w:pPr>
+              <w:bidi/>
+              <w:jc w:val="right"/>
+            </w:pPr>
+            <w:r>
+              <w:rPr>
+                <w:sz w:val="18"/>
+              </w:rPr>
+              <w:t>חלק ב׳</w:t>
             </w:r>
           </w:p>
         </w:tc>
@@ -3051,41 +3315,41 @@
               <w:rPr>
                 <w:sz w:val="18"/>
               </w:rPr>
-              <w:t>מילים מוחלטות</w:t>
-            </w:r>
-          </w:p>
-        </w:tc>
-        <w:tc>
-          <w:tcPr>
-            <w:tcW w:type="dxa" w:w="3440"/>
-          </w:tcPr>
-          <w:p>
-            <w:pPr>
-              <w:bidi/>
-              <w:jc w:val="right"/>
-            </w:pPr>
-            <w:r>
-              <w:rPr>
-                <w:sz w:val="18"/>
-              </w:rPr>
-              <w:t>„תמיד/רק/בכל מקרה”</w:t>
-            </w:r>
-          </w:p>
-        </w:tc>
-        <w:tc>
-          <w:tcPr>
-            <w:tcW w:type="dxa" w:w="3440"/>
-          </w:tcPr>
-          <w:p>
-            <w:pPr>
-              <w:bidi/>
-              <w:jc w:val="right"/>
-            </w:pPr>
-            <w:r>
-              <w:rPr>
-                <w:sz w:val="18"/>
-              </w:rPr>
-              <w:t>דף מכריע</w:t>
+              <w:t>כרמל נ׳ טלמון</w:t>
+            </w:r>
+          </w:p>
+        </w:tc>
+        <w:tc>
+          <w:tcPr>
+            <w:tcW w:type="dxa" w:w="3440"/>
+          </w:tcPr>
+          <w:p>
+            <w:pPr>
+              <w:bidi/>
+              <w:jc w:val="right"/>
+            </w:pPr>
+            <w:r>
+              <w:rPr>
+                <w:sz w:val="18"/>
+              </w:rPr>
+              <w:t>AS-IS — כדאיות</w:t>
+            </w:r>
+          </w:p>
+        </w:tc>
+        <w:tc>
+          <w:tcPr>
+            <w:tcW w:type="dxa" w:w="3440"/>
+          </w:tcPr>
+          <w:p>
+            <w:pPr>
+              <w:bidi/>
+              <w:jc w:val="right"/>
+            </w:pPr>
+            <w:r>
+              <w:rPr>
+                <w:sz w:val="18"/>
+              </w:rPr>
+              <w:t>חלק ג׳</w:t>
             </w:r>
           </w:p>
         </w:tc>
@@ -3104,41 +3368,41 @@
               <w:rPr>
                 <w:sz w:val="18"/>
               </w:rPr>
-              <w:t>מכרז</w:t>
-            </w:r>
-          </w:p>
-        </w:tc>
-        <w:tc>
-          <w:tcPr>
-            <w:tcW w:type="dxa" w:w="3440"/>
-          </w:tcPr>
-          <w:p>
-            <w:pPr>
-              <w:bidi/>
-              <w:jc w:val="right"/>
-            </w:pPr>
-            <w:r>
-              <w:rPr>
-                <w:sz w:val="18"/>
-              </w:rPr>
-              <w:t>הזמנה להציע הצעות</w:t>
-            </w:r>
-          </w:p>
-        </w:tc>
-        <w:tc>
-          <w:tcPr>
-            <w:tcW w:type="dxa" w:w="3440"/>
-          </w:tcPr>
-          <w:p>
-            <w:pPr>
-              <w:bidi/>
-              <w:jc w:val="right"/>
-            </w:pPr>
-            <w:r>
-              <w:rPr>
-                <w:sz w:val="18"/>
-              </w:rPr>
-              <w:t>חלק ב׳</w:t>
+              <w:t>מילים מוחלטות</w:t>
+            </w:r>
+          </w:p>
+        </w:tc>
+        <w:tc>
+          <w:tcPr>
+            <w:tcW w:type="dxa" w:w="3440"/>
+          </w:tcPr>
+          <w:p>
+            <w:pPr>
+              <w:bidi/>
+              <w:jc w:val="right"/>
+            </w:pPr>
+            <w:r>
+              <w:rPr>
+                <w:sz w:val="18"/>
+              </w:rPr>
+              <w:t>„תמיד/רק/בכל מקרה”</w:t>
+            </w:r>
+          </w:p>
+        </w:tc>
+        <w:tc>
+          <w:tcPr>
+            <w:tcW w:type="dxa" w:w="3440"/>
+          </w:tcPr>
+          <w:p>
+            <w:pPr>
+              <w:bidi/>
+              <w:jc w:val="right"/>
+            </w:pPr>
+            <w:r>
+              <w:rPr>
+                <w:sz w:val="18"/>
+              </w:rPr>
+              <w:t>דף מכריע</w:t>
             </w:r>
           </w:p>
         </w:tc>
@@ -3157,24 +3421,24 @@
               <w:rPr>
                 <w:sz w:val="18"/>
               </w:rPr>
-              <w:t>מסוימות</w:t>
-            </w:r>
-          </w:p>
-        </w:tc>
-        <w:tc>
-          <w:tcPr>
-            <w:tcW w:type="dxa" w:w="3440"/>
-          </w:tcPr>
-          <w:p>
-            <w:pPr>
-              <w:bidi/>
-              <w:jc w:val="right"/>
-            </w:pPr>
-            <w:r>
-              <w:rPr>
-                <w:sz w:val="18"/>
-              </w:rPr>
-              <w:t>ס׳ 2 — עיקרי הדברים</w:t>
+              <w:t>מכרז</w:t>
+            </w:r>
+          </w:p>
+        </w:tc>
+        <w:tc>
+          <w:tcPr>
+            <w:tcW w:type="dxa" w:w="3440"/>
+          </w:tcPr>
+          <w:p>
+            <w:pPr>
+              <w:bidi/>
+              <w:jc w:val="right"/>
+            </w:pPr>
+            <w:r>
+              <w:rPr>
+                <w:sz w:val="18"/>
+              </w:rPr>
+              <w:t>הזמנה להציע הצעות</w:t>
             </w:r>
           </w:p>
         </w:tc>
@@ -3210,41 +3474,41 @@
               <w:rPr>
                 <w:sz w:val="18"/>
               </w:rPr>
-              <w:t>מסירה</w:t>
-            </w:r>
-          </w:p>
-        </w:tc>
-        <w:tc>
-          <w:tcPr>
-            <w:tcW w:type="dxa" w:w="3440"/>
-          </w:tcPr>
-          <w:p>
-            <w:pPr>
-              <w:bidi/>
-              <w:jc w:val="right"/>
-            </w:pPr>
-            <w:r>
-              <w:rPr>
-                <w:sz w:val="18"/>
-              </w:rPr>
-              <w:t>הגעה לנמען · ס׳ 60</w:t>
-            </w:r>
-          </w:p>
-        </w:tc>
-        <w:tc>
-          <w:tcPr>
-            <w:tcW w:type="dxa" w:w="3440"/>
-          </w:tcPr>
-          <w:p>
-            <w:pPr>
-              <w:bidi/>
-              <w:jc w:val="right"/>
-            </w:pPr>
-            <w:r>
-              <w:rPr>
-                <w:sz w:val="18"/>
-              </w:rPr>
-              <w:t>דף מכריע</w:t>
+              <w:t>מסוימות</w:t>
+            </w:r>
+          </w:p>
+        </w:tc>
+        <w:tc>
+          <w:tcPr>
+            <w:tcW w:type="dxa" w:w="3440"/>
+          </w:tcPr>
+          <w:p>
+            <w:pPr>
+              <w:bidi/>
+              <w:jc w:val="right"/>
+            </w:pPr>
+            <w:r>
+              <w:rPr>
+                <w:sz w:val="18"/>
+              </w:rPr>
+              <w:t>ס׳ 2 — עיקרי הדברים</w:t>
+            </w:r>
+          </w:p>
+        </w:tc>
+        <w:tc>
+          <w:tcPr>
+            <w:tcW w:type="dxa" w:w="3440"/>
+          </w:tcPr>
+          <w:p>
+            <w:pPr>
+              <w:bidi/>
+              <w:jc w:val="right"/>
+            </w:pPr>
+            <w:r>
+              <w:rPr>
+                <w:sz w:val="18"/>
+              </w:rPr>
+              <w:t>חלק ב׳</w:t>
             </w:r>
           </w:p>
         </w:tc>
@@ -3263,24 +3527,24 @@
               <w:rPr>
                 <w:sz w:val="18"/>
               </w:rPr>
-              <w:t>מתן הודעת קיבול</w:t>
-            </w:r>
-          </w:p>
-        </w:tc>
-        <w:tc>
-          <w:tcPr>
-            <w:tcW w:type="dxa" w:w="3440"/>
-          </w:tcPr>
-          <w:p>
-            <w:pPr>
-              <w:bidi/>
-              <w:jc w:val="right"/>
-            </w:pPr>
-            <w:r>
-              <w:rPr>
-                <w:sz w:val="18"/>
-              </w:rPr>
-              <w:t>שליחה — חוסם ס׳ 3(א)</w:t>
+              <w:t>מסירה</w:t>
+            </w:r>
+          </w:p>
+        </w:tc>
+        <w:tc>
+          <w:tcPr>
+            <w:tcW w:type="dxa" w:w="3440"/>
+          </w:tcPr>
+          <w:p>
+            <w:pPr>
+              <w:bidi/>
+              <w:jc w:val="right"/>
+            </w:pPr>
+            <w:r>
+              <w:rPr>
+                <w:sz w:val="18"/>
+              </w:rPr>
+              <w:t>הגעה לנמען · ס׳ 60</w:t>
             </w:r>
           </w:p>
         </w:tc>
@@ -3316,41 +3580,41 @@
               <w:rPr>
                 <w:sz w:val="18"/>
               </w:rPr>
-              <w:t>נווה עם נ׳ יעקבסון</w:t>
-            </w:r>
-          </w:p>
-        </w:tc>
-        <w:tc>
-          <w:tcPr>
-            <w:tcW w:type="dxa" w:w="3440"/>
-          </w:tcPr>
-          <w:p>
-            <w:pPr>
-              <w:bidi/>
-              <w:jc w:val="right"/>
-            </w:pPr>
-            <w:r>
-              <w:rPr>
-                <w:sz w:val="18"/>
-              </w:rPr>
-              <w:t>דחייה מפורשת</w:t>
-            </w:r>
-          </w:p>
-        </w:tc>
-        <w:tc>
-          <w:tcPr>
-            <w:tcW w:type="dxa" w:w="3440"/>
-          </w:tcPr>
-          <w:p>
-            <w:pPr>
-              <w:bidi/>
-              <w:jc w:val="right"/>
-            </w:pPr>
-            <w:r>
-              <w:rPr>
-                <w:sz w:val="18"/>
-              </w:rPr>
-              <w:t>חלק ג׳</w:t>
+              <w:t>מקרקעין (דרישת כתב)</w:t>
+            </w:r>
+          </w:p>
+        </w:tc>
+        <w:tc>
+          <w:tcPr>
+            <w:tcW w:type="dxa" w:w="3440"/>
+          </w:tcPr>
+          <w:p>
+            <w:pPr>
+              <w:bidi/>
+              <w:jc w:val="right"/>
+            </w:pPr>
+            <w:r>
+              <w:rPr>
+                <w:sz w:val="18"/>
+              </w:rPr>
+              <w:t>ס׳ 8 — ברשימה הרשמית</w:t>
+            </w:r>
+          </w:p>
+        </w:tc>
+        <w:tc>
+          <w:tcPr>
+            <w:tcW w:type="dxa" w:w="3440"/>
+          </w:tcPr>
+          <w:p>
+            <w:pPr>
+              <w:bidi/>
+              <w:jc w:val="right"/>
+            </w:pPr>
+            <w:r>
+              <w:rPr>
+                <w:sz w:val="18"/>
+              </w:rPr>
+              <w:t>חלק ב׳</w:t>
             </w:r>
           </w:p>
         </w:tc>
@@ -3369,41 +3633,41 @@
               <w:rPr>
                 <w:sz w:val="18"/>
               </w:rPr>
-              <w:t>סיכול תנאי</w:t>
-            </w:r>
-          </w:p>
-        </w:tc>
-        <w:tc>
-          <w:tcPr>
-            <w:tcW w:type="dxa" w:w="3440"/>
-          </w:tcPr>
-          <w:p>
-            <w:pPr>
-              <w:bidi/>
-              <w:jc w:val="right"/>
-            </w:pPr>
-            <w:r>
-              <w:rPr>
-                <w:sz w:val="18"/>
-              </w:rPr>
-              <w:t>ס׳ 28 — ✗ מחוץ להיקף</w:t>
-            </w:r>
-          </w:p>
-        </w:tc>
-        <w:tc>
-          <w:tcPr>
-            <w:tcW w:type="dxa" w:w="3440"/>
-          </w:tcPr>
-          <w:p>
-            <w:pPr>
-              <w:bidi/>
-              <w:jc w:val="right"/>
-            </w:pPr>
-            <w:r>
-              <w:rPr>
-                <w:sz w:val="18"/>
-              </w:rPr>
-              <w:t>חלק ב׳</w:t>
+              <w:t>מתן הודעת קיבול</w:t>
+            </w:r>
+          </w:p>
+        </w:tc>
+        <w:tc>
+          <w:tcPr>
+            <w:tcW w:type="dxa" w:w="3440"/>
+          </w:tcPr>
+          <w:p>
+            <w:pPr>
+              <w:bidi/>
+              <w:jc w:val="right"/>
+            </w:pPr>
+            <w:r>
+              <w:rPr>
+                <w:sz w:val="18"/>
+              </w:rPr>
+              <w:t>שליחה — חוסם ס׳ 3(א)</w:t>
+            </w:r>
+          </w:p>
+        </w:tc>
+        <w:tc>
+          <w:tcPr>
+            <w:tcW w:type="dxa" w:w="3440"/>
+          </w:tcPr>
+          <w:p>
+            <w:pPr>
+              <w:bidi/>
+              <w:jc w:val="right"/>
+            </w:pPr>
+            <w:r>
+              <w:rPr>
+                <w:sz w:val="18"/>
+              </w:rPr>
+              <w:t>דף מכריע</w:t>
             </w:r>
           </w:p>
         </w:tc>
@@ -3422,41 +3686,41 @@
               <w:rPr>
                 <w:sz w:val="18"/>
               </w:rPr>
-              <w:t>ספקטור נ׳ צרפתי</w:t>
-            </w:r>
-          </w:p>
-        </w:tc>
-        <w:tc>
-          <w:tcPr>
-            <w:tcW w:type="dxa" w:w="3440"/>
-          </w:tcPr>
-          <w:p>
-            <w:pPr>
-              <w:bidi/>
-              <w:jc w:val="right"/>
-            </w:pPr>
-            <w:r>
-              <w:rPr>
-                <w:sz w:val="18"/>
-              </w:rPr>
-              <w:t>גילוי · טעות לא כדאיות</w:t>
-            </w:r>
-          </w:p>
-        </w:tc>
-        <w:tc>
-          <w:tcPr>
-            <w:tcW w:type="dxa" w:w="3440"/>
-          </w:tcPr>
-          <w:p>
-            <w:pPr>
-              <w:bidi/>
-              <w:jc w:val="right"/>
-            </w:pPr>
-            <w:r>
-              <w:rPr>
-                <w:sz w:val="18"/>
-              </w:rPr>
-              <w:t>חלק ג׳</w:t>
+              <w:t>מתנה</w:t>
+            </w:r>
+          </w:p>
+        </w:tc>
+        <w:tc>
+          <w:tcPr>
+            <w:tcW w:type="dxa" w:w="3440"/>
+          </w:tcPr>
+          <w:p>
+            <w:pPr>
+              <w:bidi/>
+              <w:jc w:val="right"/>
+            </w:pPr>
+            <w:r>
+              <w:rPr>
+                <w:sz w:val="18"/>
+              </w:rPr>
+              <w:t>ס׳ 5 — ברשימה · כתב + חזרה</w:t>
+            </w:r>
+          </w:p>
+        </w:tc>
+        <w:tc>
+          <w:tcPr>
+            <w:tcW w:type="dxa" w:w="3440"/>
+          </w:tcPr>
+          <w:p>
+            <w:pPr>
+              <w:bidi/>
+              <w:jc w:val="right"/>
+            </w:pPr>
+            <w:r>
+              <w:rPr>
+                <w:sz w:val="18"/>
+              </w:rPr>
+              <w:t>חלק ב׳</w:t>
             </w:r>
           </w:p>
         </w:tc>
@@ -3475,41 +3739,41 @@
               <w:rPr>
                 <w:sz w:val="18"/>
               </w:rPr>
-              <w:t>עושק</w:t>
-            </w:r>
-          </w:p>
-        </w:tc>
-        <w:tc>
-          <w:tcPr>
-            <w:tcW w:type="dxa" w:w="3440"/>
-          </w:tcPr>
-          <w:p>
-            <w:pPr>
-              <w:bidi/>
-              <w:jc w:val="right"/>
-            </w:pPr>
-            <w:r>
-              <w:rPr>
-                <w:sz w:val="18"/>
-              </w:rPr>
-              <w:t>ס׳ 18 — ✗✗ אינו נבחן</w:t>
-            </w:r>
-          </w:p>
-        </w:tc>
-        <w:tc>
-          <w:tcPr>
-            <w:tcW w:type="dxa" w:w="3440"/>
-          </w:tcPr>
-          <w:p>
-            <w:pPr>
-              <w:bidi/>
-              <w:jc w:val="right"/>
-            </w:pPr>
-            <w:r>
-              <w:rPr>
-                <w:sz w:val="18"/>
-              </w:rPr>
-              <w:t>חלק ב׳</w:t>
+              <w:t>נווה עם נ׳ יעקבסון</w:t>
+            </w:r>
+          </w:p>
+        </w:tc>
+        <w:tc>
+          <w:tcPr>
+            <w:tcW w:type="dxa" w:w="3440"/>
+          </w:tcPr>
+          <w:p>
+            <w:pPr>
+              <w:bidi/>
+              <w:jc w:val="right"/>
+            </w:pPr>
+            <w:r>
+              <w:rPr>
+                <w:sz w:val="18"/>
+              </w:rPr>
+              <w:t>דחייה מפורשת</w:t>
+            </w:r>
+          </w:p>
+        </w:tc>
+        <w:tc>
+          <w:tcPr>
+            <w:tcW w:type="dxa" w:w="3440"/>
+          </w:tcPr>
+          <w:p>
+            <w:pPr>
+              <w:bidi/>
+              <w:jc w:val="right"/>
+            </w:pPr>
+            <w:r>
+              <w:rPr>
+                <w:sz w:val="18"/>
+              </w:rPr>
+              <w:t>חלק ג׳</w:t>
             </w:r>
           </w:p>
         </w:tc>
@@ -3528,24 +3792,24 @@
               <w:rPr>
                 <w:sz w:val="18"/>
               </w:rPr>
-              <w:t>פיצויי הסתמכות</w:t>
-            </w:r>
-          </w:p>
-        </w:tc>
-        <w:tc>
-          <w:tcPr>
-            <w:tcW w:type="dxa" w:w="3440"/>
-          </w:tcPr>
-          <w:p>
-            <w:pPr>
-              <w:bidi/>
-              <w:jc w:val="right"/>
-            </w:pPr>
-            <w:r>
-              <w:rPr>
-                <w:sz w:val="18"/>
-              </w:rPr>
-              <w:t>ס׳ 12(ב) — הכלל</w:t>
+              <w:t>סיכול תנאי</w:t>
+            </w:r>
+          </w:p>
+        </w:tc>
+        <w:tc>
+          <w:tcPr>
+            <w:tcW w:type="dxa" w:w="3440"/>
+          </w:tcPr>
+          <w:p>
+            <w:pPr>
+              <w:bidi/>
+              <w:jc w:val="right"/>
+            </w:pPr>
+            <w:r>
+              <w:rPr>
+                <w:sz w:val="18"/>
+              </w:rPr>
+              <w:t>ס׳ 28 — ✗ מחוץ להיקף</w:t>
             </w:r>
           </w:p>
         </w:tc>
@@ -3581,24 +3845,24 @@
               <w:rPr>
                 <w:sz w:val="18"/>
               </w:rPr>
-              <w:t>פיצויי קיום</w:t>
-            </w:r>
-          </w:p>
-        </w:tc>
-        <w:tc>
-          <w:tcPr>
-            <w:tcW w:type="dxa" w:w="3440"/>
-          </w:tcPr>
-          <w:p>
-            <w:pPr>
-              <w:bidi/>
-              <w:jc w:val="right"/>
-            </w:pPr>
-            <w:r>
-              <w:rPr>
-                <w:sz w:val="18"/>
-              </w:rPr>
-              <w:t>חריג — קל בניין</w:t>
+              <w:t>ספקטור נ׳ צרפתי</w:t>
+            </w:r>
+          </w:p>
+        </w:tc>
+        <w:tc>
+          <w:tcPr>
+            <w:tcW w:type="dxa" w:w="3440"/>
+          </w:tcPr>
+          <w:p>
+            <w:pPr>
+              <w:bidi/>
+              <w:jc w:val="right"/>
+            </w:pPr>
+            <w:r>
+              <w:rPr>
+                <w:sz w:val="18"/>
+              </w:rPr>
+              <w:t>גילוי · טעות לא כדאיות</w:t>
             </w:r>
           </w:p>
         </w:tc>
@@ -3634,41 +3898,41 @@
               <w:rPr>
                 <w:sz w:val="18"/>
               </w:rPr>
-              <w:t>פנידר נ׳ קסטרו</w:t>
-            </w:r>
-          </w:p>
-        </w:tc>
-        <w:tc>
-          <w:tcPr>
-            <w:tcW w:type="dxa" w:w="3440"/>
-          </w:tcPr>
-          <w:p>
-            <w:pPr>
-              <w:bidi/>
-              <w:jc w:val="right"/>
-            </w:pPr>
-            <w:r>
-              <w:rPr>
-                <w:sz w:val="18"/>
-              </w:rPr>
-              <w:t>חובת גילוי</w:t>
-            </w:r>
-          </w:p>
-        </w:tc>
-        <w:tc>
-          <w:tcPr>
-            <w:tcW w:type="dxa" w:w="3440"/>
-          </w:tcPr>
-          <w:p>
-            <w:pPr>
-              <w:bidi/>
-              <w:jc w:val="right"/>
-            </w:pPr>
-            <w:r>
-              <w:rPr>
-                <w:sz w:val="18"/>
-              </w:rPr>
-              <w:t>חלק ג׳</w:t>
+              <w:t>עושק</w:t>
+            </w:r>
+          </w:p>
+        </w:tc>
+        <w:tc>
+          <w:tcPr>
+            <w:tcW w:type="dxa" w:w="3440"/>
+          </w:tcPr>
+          <w:p>
+            <w:pPr>
+              <w:bidi/>
+              <w:jc w:val="right"/>
+            </w:pPr>
+            <w:r>
+              <w:rPr>
+                <w:sz w:val="18"/>
+              </w:rPr>
+              <w:t>ס׳ 18 — ✗ מחוץ להיקף (רק במסכם)</w:t>
+            </w:r>
+          </w:p>
+        </w:tc>
+        <w:tc>
+          <w:tcPr>
+            <w:tcW w:type="dxa" w:w="3440"/>
+          </w:tcPr>
+          <w:p>
+            <w:pPr>
+              <w:bidi/>
+              <w:jc w:val="right"/>
+            </w:pPr>
+            <w:r>
+              <w:rPr>
+                <w:sz w:val="18"/>
+              </w:rPr>
+              <w:t>נספח</w:t>
             </w:r>
           </w:p>
         </w:tc>
@@ -3687,24 +3951,24 @@
               <w:rPr>
                 <w:sz w:val="18"/>
               </w:rPr>
-              <w:t>פקיעת הצעה</w:t>
-            </w:r>
-          </w:p>
-        </w:tc>
-        <w:tc>
-          <w:tcPr>
-            <w:tcW w:type="dxa" w:w="3440"/>
-          </w:tcPr>
-          <w:p>
-            <w:pPr>
-              <w:bidi/>
-              <w:jc w:val="right"/>
-            </w:pPr>
-            <w:r>
-              <w:rPr>
-                <w:sz w:val="18"/>
-              </w:rPr>
-              <w:t>ס׳ 4 · ס׳ 8(א) זמן סביר</w:t>
+              <w:t>פיצויי הסתמכות</w:t>
+            </w:r>
+          </w:p>
+        </w:tc>
+        <w:tc>
+          <w:tcPr>
+            <w:tcW w:type="dxa" w:w="3440"/>
+          </w:tcPr>
+          <w:p>
+            <w:pPr>
+              <w:bidi/>
+              <w:jc w:val="right"/>
+            </w:pPr>
+            <w:r>
+              <w:rPr>
+                <w:sz w:val="18"/>
+              </w:rPr>
+              <w:t>ס׳ 12(ב) — הכלל</w:t>
             </w:r>
           </w:p>
         </w:tc>
@@ -3740,41 +4004,41 @@
               <w:rPr>
                 <w:sz w:val="18"/>
               </w:rPr>
-              <w:t>צורת החוזה</w:t>
-            </w:r>
-          </w:p>
-        </w:tc>
-        <w:tc>
-          <w:tcPr>
-            <w:tcW w:type="dxa" w:w="3440"/>
-          </w:tcPr>
-          <w:p>
-            <w:pPr>
-              <w:bidi/>
-              <w:jc w:val="right"/>
-            </w:pPr>
-            <w:r>
-              <w:rPr>
-                <w:sz w:val="18"/>
-              </w:rPr>
-              <w:t>ס׳ 23 — חופש הצורה</w:t>
-            </w:r>
-          </w:p>
-        </w:tc>
-        <w:tc>
-          <w:tcPr>
-            <w:tcW w:type="dxa" w:w="3440"/>
-          </w:tcPr>
-          <w:p>
-            <w:pPr>
-              <w:bidi/>
-              <w:jc w:val="right"/>
-            </w:pPr>
-            <w:r>
-              <w:rPr>
-                <w:sz w:val="18"/>
-              </w:rPr>
-              <w:t>חלק ב׳</w:t>
+              <w:t>פיצויי קיום</w:t>
+            </w:r>
+          </w:p>
+        </w:tc>
+        <w:tc>
+          <w:tcPr>
+            <w:tcW w:type="dxa" w:w="3440"/>
+          </w:tcPr>
+          <w:p>
+            <w:pPr>
+              <w:bidi/>
+              <w:jc w:val="right"/>
+            </w:pPr>
+            <w:r>
+              <w:rPr>
+                <w:sz w:val="18"/>
+              </w:rPr>
+              <w:t>חריג — קל בניין</w:t>
+            </w:r>
+          </w:p>
+        </w:tc>
+        <w:tc>
+          <w:tcPr>
+            <w:tcW w:type="dxa" w:w="3440"/>
+          </w:tcPr>
+          <w:p>
+            <w:pPr>
+              <w:bidi/>
+              <w:jc w:val="right"/>
+            </w:pPr>
+            <w:r>
+              <w:rPr>
+                <w:sz w:val="18"/>
+              </w:rPr>
+              <w:t>חלק ג׳</w:t>
             </w:r>
           </w:p>
         </w:tc>
@@ -3793,24 +4057,24 @@
               <w:rPr>
                 <w:sz w:val="18"/>
               </w:rPr>
-              <w:t>קוזלי</w:t>
-            </w:r>
-          </w:p>
-        </w:tc>
-        <w:tc>
-          <w:tcPr>
-            <w:tcW w:type="dxa" w:w="3440"/>
-          </w:tcPr>
-          <w:p>
-            <w:pPr>
-              <w:bidi/>
-              <w:jc w:val="right"/>
-            </w:pPr>
-            <w:r>
-              <w:rPr>
-                <w:sz w:val="18"/>
-              </w:rPr>
-              <w:t>הצעת פרס · 4 משוכות</w:t>
+              <w:t>פנידר נ׳ קסטרו</w:t>
+            </w:r>
+          </w:p>
+        </w:tc>
+        <w:tc>
+          <w:tcPr>
+            <w:tcW w:type="dxa" w:w="3440"/>
+          </w:tcPr>
+          <w:p>
+            <w:pPr>
+              <w:bidi/>
+              <w:jc w:val="right"/>
+            </w:pPr>
+            <w:r>
+              <w:rPr>
+                <w:sz w:val="18"/>
+              </w:rPr>
+              <w:t>חובת גילוי</w:t>
             </w:r>
           </w:p>
         </w:tc>
@@ -3846,24 +4110,24 @@
               <w:rPr>
                 <w:sz w:val="18"/>
               </w:rPr>
-              <w:t>קטין</w:t>
-            </w:r>
-          </w:p>
-        </w:tc>
-        <w:tc>
-          <w:tcPr>
-            <w:tcW w:type="dxa" w:w="3440"/>
-          </w:tcPr>
-          <w:p>
-            <w:pPr>
-              <w:bidi/>
-              <w:jc w:val="right"/>
-            </w:pPr>
-            <w:r>
-              <w:rPr>
-                <w:sz w:val="18"/>
-              </w:rPr>
-              <w:t>חוק הכשרות ס׳ 3–5</w:t>
+              <w:t>פקיעת הצעה</w:t>
+            </w:r>
+          </w:p>
+        </w:tc>
+        <w:tc>
+          <w:tcPr>
+            <w:tcW w:type="dxa" w:w="3440"/>
+          </w:tcPr>
+          <w:p>
+            <w:pPr>
+              <w:bidi/>
+              <w:jc w:val="right"/>
+            </w:pPr>
+            <w:r>
+              <w:rPr>
+                <w:sz w:val="18"/>
+              </w:rPr>
+              <w:t>ס׳ 4 · ס׳ 8(א) זמן סביר</w:t>
             </w:r>
           </w:p>
         </w:tc>
@@ -3899,24 +4163,24 @@
               <w:rPr>
                 <w:sz w:val="18"/>
               </w:rPr>
-              <w:t>קיבול</w:t>
-            </w:r>
-          </w:p>
-        </w:tc>
-        <w:tc>
-          <w:tcPr>
-            <w:tcW w:type="dxa" w:w="3440"/>
-          </w:tcPr>
-          <w:p>
-            <w:pPr>
-              <w:bidi/>
-              <w:jc w:val="right"/>
-            </w:pPr>
-            <w:r>
-              <w:rPr>
-                <w:sz w:val="18"/>
-              </w:rPr>
-              <w:t>ס׳ 5 — שלושה יסודות</w:t>
+              <w:t>צורת החוזה</w:t>
+            </w:r>
+          </w:p>
+        </w:tc>
+        <w:tc>
+          <w:tcPr>
+            <w:tcW w:type="dxa" w:w="3440"/>
+          </w:tcPr>
+          <w:p>
+            <w:pPr>
+              <w:bidi/>
+              <w:jc w:val="right"/>
+            </w:pPr>
+            <w:r>
+              <w:rPr>
+                <w:sz w:val="18"/>
+              </w:rPr>
+              <w:t>ס׳ 23 — חופש הצורה</w:t>
             </w:r>
           </w:p>
         </w:tc>
@@ -3952,41 +4216,41 @@
               <w:rPr>
                 <w:sz w:val="18"/>
               </w:rPr>
-              <w:t>קיבול בהתנהגות</w:t>
-            </w:r>
-          </w:p>
-        </w:tc>
-        <w:tc>
-          <w:tcPr>
-            <w:tcW w:type="dxa" w:w="3440"/>
-          </w:tcPr>
-          <w:p>
-            <w:pPr>
-              <w:bidi/>
-              <w:jc w:val="right"/>
-            </w:pPr>
-            <w:r>
-              <w:rPr>
-                <w:sz w:val="18"/>
-              </w:rPr>
-              <w:t>ס׳ 6(א) — משתמע מההצעה</w:t>
-            </w:r>
-          </w:p>
-        </w:tc>
-        <w:tc>
-          <w:tcPr>
-            <w:tcW w:type="dxa" w:w="3440"/>
-          </w:tcPr>
-          <w:p>
-            <w:pPr>
-              <w:bidi/>
-              <w:jc w:val="right"/>
-            </w:pPr>
-            <w:r>
-              <w:rPr>
-                <w:sz w:val="18"/>
-              </w:rPr>
-              <w:t>חלק ב׳</w:t>
+              <w:t>קוזלי</w:t>
+            </w:r>
+          </w:p>
+        </w:tc>
+        <w:tc>
+          <w:tcPr>
+            <w:tcW w:type="dxa" w:w="3440"/>
+          </w:tcPr>
+          <w:p>
+            <w:pPr>
+              <w:bidi/>
+              <w:jc w:val="right"/>
+            </w:pPr>
+            <w:r>
+              <w:rPr>
+                <w:sz w:val="18"/>
+              </w:rPr>
+              <w:t>הצעת פרס · 4 משוכות</w:t>
+            </w:r>
+          </w:p>
+        </w:tc>
+        <w:tc>
+          <w:tcPr>
+            <w:tcW w:type="dxa" w:w="3440"/>
+          </w:tcPr>
+          <w:p>
+            <w:pPr>
+              <w:bidi/>
+              <w:jc w:val="right"/>
+            </w:pPr>
+            <w:r>
+              <w:rPr>
+                <w:sz w:val="18"/>
+              </w:rPr>
+              <w:t>חלק ג׳</w:t>
             </w:r>
           </w:p>
         </w:tc>
@@ -4005,24 +4269,24 @@
               <w:rPr>
                 <w:sz w:val="18"/>
               </w:rPr>
-              <w:t>קיבול בשתיקה</w:t>
-            </w:r>
-          </w:p>
-        </w:tc>
-        <w:tc>
-          <w:tcPr>
-            <w:tcW w:type="dxa" w:w="3440"/>
-          </w:tcPr>
-          <w:p>
-            <w:pPr>
-              <w:bidi/>
-              <w:jc w:val="right"/>
-            </w:pPr>
-            <w:r>
-              <w:rPr>
-                <w:sz w:val="18"/>
-              </w:rPr>
-              <w:t>ס׳ 6(ב) — האסימותריה</w:t>
+              <w:t>קטין</w:t>
+            </w:r>
+          </w:p>
+        </w:tc>
+        <w:tc>
+          <w:tcPr>
+            <w:tcW w:type="dxa" w:w="3440"/>
+          </w:tcPr>
+          <w:p>
+            <w:pPr>
+              <w:bidi/>
+              <w:jc w:val="right"/>
+            </w:pPr>
+            <w:r>
+              <w:rPr>
+                <w:sz w:val="18"/>
+              </w:rPr>
+              <w:t>חוק הכשרות ס׳ 3–5</w:t>
             </w:r>
           </w:p>
         </w:tc>
@@ -4058,24 +4322,24 @@
               <w:rPr>
                 <w:sz w:val="18"/>
               </w:rPr>
-              <w:t>קיבול תוך שינוי</w:t>
-            </w:r>
-          </w:p>
-        </w:tc>
-        <w:tc>
-          <w:tcPr>
-            <w:tcW w:type="dxa" w:w="3440"/>
-          </w:tcPr>
-          <w:p>
-            <w:pPr>
-              <w:bidi/>
-              <w:jc w:val="right"/>
-            </w:pPr>
-            <w:r>
-              <w:rPr>
-                <w:sz w:val="18"/>
-              </w:rPr>
-              <w:t>ס׳ 11 — הצעה חדשה</w:t>
+              <w:t>קיבול</w:t>
+            </w:r>
+          </w:p>
+        </w:tc>
+        <w:tc>
+          <w:tcPr>
+            <w:tcW w:type="dxa" w:w="3440"/>
+          </w:tcPr>
+          <w:p>
+            <w:pPr>
+              <w:bidi/>
+              <w:jc w:val="right"/>
+            </w:pPr>
+            <w:r>
+              <w:rPr>
+                <w:sz w:val="18"/>
+              </w:rPr>
+              <w:t>ס׳ 5 — שלושה יסודות</w:t>
             </w:r>
           </w:p>
         </w:tc>
@@ -4111,41 +4375,41 @@
               <w:rPr>
                 <w:sz w:val="18"/>
               </w:rPr>
-              <w:t>קל בניין</w:t>
-            </w:r>
-          </w:p>
-        </w:tc>
-        <w:tc>
-          <w:tcPr>
-            <w:tcW w:type="dxa" w:w="3440"/>
-          </w:tcPr>
-          <w:p>
-            <w:pPr>
-              <w:bidi/>
-              <w:jc w:val="right"/>
-            </w:pPr>
-            <w:r>
-              <w:rPr>
-                <w:sz w:val="18"/>
-              </w:rPr>
-              <w:t>פיצויי קיום — חריג</w:t>
-            </w:r>
-          </w:p>
-        </w:tc>
-        <w:tc>
-          <w:tcPr>
-            <w:tcW w:type="dxa" w:w="3440"/>
-          </w:tcPr>
-          <w:p>
-            <w:pPr>
-              <w:bidi/>
-              <w:jc w:val="right"/>
-            </w:pPr>
-            <w:r>
-              <w:rPr>
-                <w:sz w:val="18"/>
-              </w:rPr>
-              <w:t>חלק ג׳</w:t>
+              <w:t>קיבול בהתנהגות</w:t>
+            </w:r>
+          </w:p>
+        </w:tc>
+        <w:tc>
+          <w:tcPr>
+            <w:tcW w:type="dxa" w:w="3440"/>
+          </w:tcPr>
+          <w:p>
+            <w:pPr>
+              <w:bidi/>
+              <w:jc w:val="right"/>
+            </w:pPr>
+            <w:r>
+              <w:rPr>
+                <w:sz w:val="18"/>
+              </w:rPr>
+              <w:t>ס׳ 6(א) — משתמע מההצעה</w:t>
+            </w:r>
+          </w:p>
+        </w:tc>
+        <w:tc>
+          <w:tcPr>
+            <w:tcW w:type="dxa" w:w="3440"/>
+          </w:tcPr>
+          <w:p>
+            <w:pPr>
+              <w:bidi/>
+              <w:jc w:val="right"/>
+            </w:pPr>
+            <w:r>
+              <w:rPr>
+                <w:sz w:val="18"/>
+              </w:rPr>
+              <w:t>חלק ב׳</w:t>
             </w:r>
           </w:p>
         </w:tc>
@@ -4164,41 +4428,41 @@
               <w:rPr>
                 <w:sz w:val="18"/>
               </w:rPr>
-              <w:t>רבינאי נ׳ מן שקד</w:t>
-            </w:r>
-          </w:p>
-        </w:tc>
-        <w:tc>
-          <w:tcPr>
-            <w:tcW w:type="dxa" w:w="3440"/>
-          </w:tcPr>
-          <w:p>
-            <w:pPr>
-              <w:bidi/>
-              <w:jc w:val="right"/>
-            </w:pPr>
-            <w:r>
-              <w:rPr>
-                <w:sz w:val="18"/>
-              </w:rPr>
-              <w:t>זיכרון דברים</w:t>
-            </w:r>
-          </w:p>
-        </w:tc>
-        <w:tc>
-          <w:tcPr>
-            <w:tcW w:type="dxa" w:w="3440"/>
-          </w:tcPr>
-          <w:p>
-            <w:pPr>
-              <w:bidi/>
-              <w:jc w:val="right"/>
-            </w:pPr>
-            <w:r>
-              <w:rPr>
-                <w:sz w:val="18"/>
-              </w:rPr>
-              <w:t>חלק ג׳</w:t>
+              <w:t>קיבול בשתיקה</w:t>
+            </w:r>
+          </w:p>
+        </w:tc>
+        <w:tc>
+          <w:tcPr>
+            <w:tcW w:type="dxa" w:w="3440"/>
+          </w:tcPr>
+          <w:p>
+            <w:pPr>
+              <w:bidi/>
+              <w:jc w:val="right"/>
+            </w:pPr>
+            <w:r>
+              <w:rPr>
+                <w:sz w:val="18"/>
+              </w:rPr>
+              <w:t>ס׳ 6(ב) — האסימותריה</w:t>
+            </w:r>
+          </w:p>
+        </w:tc>
+        <w:tc>
+          <w:tcPr>
+            <w:tcW w:type="dxa" w:w="3440"/>
+          </w:tcPr>
+          <w:p>
+            <w:pPr>
+              <w:bidi/>
+              <w:jc w:val="right"/>
+            </w:pPr>
+            <w:r>
+              <w:rPr>
+                <w:sz w:val="18"/>
+              </w:rPr>
+              <w:t>חלק ב׳</w:t>
             </w:r>
           </w:p>
         </w:tc>
@@ -4217,41 +4481,41 @@
               <w:rPr>
                 <w:sz w:val="18"/>
               </w:rPr>
-              <w:t>רבינוביץ</w:t>
-            </w:r>
-          </w:p>
-        </w:tc>
-        <w:tc>
-          <w:tcPr>
-            <w:tcW w:type="dxa" w:w="3440"/>
-          </w:tcPr>
-          <w:p>
-            <w:pPr>
-              <w:bidi/>
-              <w:jc w:val="right"/>
-            </w:pPr>
-            <w:r>
-              <w:rPr>
-                <w:sz w:val="18"/>
-              </w:rPr>
-              <w:t>הגדרת טעות</w:t>
-            </w:r>
-          </w:p>
-        </w:tc>
-        <w:tc>
-          <w:tcPr>
-            <w:tcW w:type="dxa" w:w="3440"/>
-          </w:tcPr>
-          <w:p>
-            <w:pPr>
-              <w:bidi/>
-              <w:jc w:val="right"/>
-            </w:pPr>
-            <w:r>
-              <w:rPr>
-                <w:sz w:val="18"/>
-              </w:rPr>
-              <w:t>חלק ג׳</w:t>
+              <w:t>קיבול תוך שינוי</w:t>
+            </w:r>
+          </w:p>
+        </w:tc>
+        <w:tc>
+          <w:tcPr>
+            <w:tcW w:type="dxa" w:w="3440"/>
+          </w:tcPr>
+          <w:p>
+            <w:pPr>
+              <w:bidi/>
+              <w:jc w:val="right"/>
+            </w:pPr>
+            <w:r>
+              <w:rPr>
+                <w:sz w:val="18"/>
+              </w:rPr>
+              <w:t>ס׳ 11 — הצעה חדשה</w:t>
+            </w:r>
+          </w:p>
+        </w:tc>
+        <w:tc>
+          <w:tcPr>
+            <w:tcW w:type="dxa" w:w="3440"/>
+          </w:tcPr>
+          <w:p>
+            <w:pPr>
+              <w:bidi/>
+              <w:jc w:val="right"/>
+            </w:pPr>
+            <w:r>
+              <w:rPr>
+                <w:sz w:val="18"/>
+              </w:rPr>
+              <w:t>חלק ב׳</w:t>
             </w:r>
           </w:p>
         </w:tc>
@@ -4270,24 +4534,24 @@
               <w:rPr>
                 <w:sz w:val="18"/>
               </w:rPr>
-              <w:t>שושנה קרן</w:t>
-            </w:r>
-          </w:p>
-        </w:tc>
-        <w:tc>
-          <w:tcPr>
-            <w:tcW w:type="dxa" w:w="3440"/>
-          </w:tcPr>
-          <w:p>
-            <w:pPr>
-              <w:bidi/>
-              <w:jc w:val="right"/>
-            </w:pPr>
-            <w:r>
-              <w:rPr>
-                <w:sz w:val="18"/>
-              </w:rPr>
-              <w:t>כפייה מצד ג׳ — אינה כפייה</w:t>
+              <w:t>קל בניין</w:t>
+            </w:r>
+          </w:p>
+        </w:tc>
+        <w:tc>
+          <w:tcPr>
+            <w:tcW w:type="dxa" w:w="3440"/>
+          </w:tcPr>
+          <w:p>
+            <w:pPr>
+              <w:bidi/>
+              <w:jc w:val="right"/>
+            </w:pPr>
+            <w:r>
+              <w:rPr>
+                <w:sz w:val="18"/>
+              </w:rPr>
+              <w:t>פיצויי קיום — חריג</w:t>
             </w:r>
           </w:p>
         </w:tc>
@@ -4323,41 +4587,41 @@
               <w:rPr>
                 <w:sz w:val="18"/>
               </w:rPr>
-              <w:t>תום לב במו״מ</w:t>
-            </w:r>
-          </w:p>
-        </w:tc>
-        <w:tc>
-          <w:tcPr>
-            <w:tcW w:type="dxa" w:w="3440"/>
-          </w:tcPr>
-          <w:p>
-            <w:pPr>
-              <w:bidi/>
-              <w:jc w:val="right"/>
-            </w:pPr>
-            <w:r>
-              <w:rPr>
-                <w:sz w:val="18"/>
-              </w:rPr>
-              <w:t>ס׳ 12 — כל משתתף</w:t>
-            </w:r>
-          </w:p>
-        </w:tc>
-        <w:tc>
-          <w:tcPr>
-            <w:tcW w:type="dxa" w:w="3440"/>
-          </w:tcPr>
-          <w:p>
-            <w:pPr>
-              <w:bidi/>
-              <w:jc w:val="right"/>
-            </w:pPr>
-            <w:r>
-              <w:rPr>
-                <w:sz w:val="18"/>
-              </w:rPr>
-              <w:t>חלק ב׳</w:t>
+              <w:t>רבינאי נ׳ מן שקד</w:t>
+            </w:r>
+          </w:p>
+        </w:tc>
+        <w:tc>
+          <w:tcPr>
+            <w:tcW w:type="dxa" w:w="3440"/>
+          </w:tcPr>
+          <w:p>
+            <w:pPr>
+              <w:bidi/>
+              <w:jc w:val="right"/>
+            </w:pPr>
+            <w:r>
+              <w:rPr>
+                <w:sz w:val="18"/>
+              </w:rPr>
+              <w:t>זיכרון דברים</w:t>
+            </w:r>
+          </w:p>
+        </w:tc>
+        <w:tc>
+          <w:tcPr>
+            <w:tcW w:type="dxa" w:w="3440"/>
+          </w:tcPr>
+          <w:p>
+            <w:pPr>
+              <w:bidi/>
+              <w:jc w:val="right"/>
+            </w:pPr>
+            <w:r>
+              <w:rPr>
+                <w:sz w:val="18"/>
+              </w:rPr>
+              <w:t>חלק ג׳</w:t>
             </w:r>
           </w:p>
         </w:tc>
@@ -4376,41 +4640,41 @@
               <w:rPr>
                 <w:sz w:val="18"/>
               </w:rPr>
-              <w:t>תיקון הטעות</w:t>
-            </w:r>
-          </w:p>
-        </w:tc>
-        <w:tc>
-          <w:tcPr>
-            <w:tcW w:type="dxa" w:w="3440"/>
-          </w:tcPr>
-          <w:p>
-            <w:pPr>
-              <w:bidi/>
-              <w:jc w:val="right"/>
-            </w:pPr>
-            <w:r>
-              <w:rPr>
-                <w:sz w:val="18"/>
-              </w:rPr>
-              <w:t>ס׳ 14(ג)</w:t>
-            </w:r>
-          </w:p>
-        </w:tc>
-        <w:tc>
-          <w:tcPr>
-            <w:tcW w:type="dxa" w:w="3440"/>
-          </w:tcPr>
-          <w:p>
-            <w:pPr>
-              <w:bidi/>
-              <w:jc w:val="right"/>
-            </w:pPr>
-            <w:r>
-              <w:rPr>
-                <w:sz w:val="18"/>
-              </w:rPr>
-              <w:t>חלק ב׳</w:t>
+              <w:t>רבינוביץ</w:t>
+            </w:r>
+          </w:p>
+        </w:tc>
+        <w:tc>
+          <w:tcPr>
+            <w:tcW w:type="dxa" w:w="3440"/>
+          </w:tcPr>
+          <w:p>
+            <w:pPr>
+              <w:bidi/>
+              <w:jc w:val="right"/>
+            </w:pPr>
+            <w:r>
+              <w:rPr>
+                <w:sz w:val="18"/>
+              </w:rPr>
+              <w:t>הגדרת טעות</w:t>
+            </w:r>
+          </w:p>
+        </w:tc>
+        <w:tc>
+          <w:tcPr>
+            <w:tcW w:type="dxa" w:w="3440"/>
+          </w:tcPr>
+          <w:p>
+            <w:pPr>
+              <w:bidi/>
+              <w:jc w:val="right"/>
+            </w:pPr>
+            <w:r>
+              <w:rPr>
+                <w:sz w:val="18"/>
+              </w:rPr>
+              <w:t>חלק ג׳</w:t>
             </w:r>
           </w:p>
         </w:tc>
@@ -4429,41 +4693,41 @@
               <w:rPr>
                 <w:sz w:val="18"/>
               </w:rPr>
-              <w:t>תנאי מפסיק</w:t>
-            </w:r>
-          </w:p>
-        </w:tc>
-        <w:tc>
-          <w:tcPr>
-            <w:tcW w:type="dxa" w:w="3440"/>
-          </w:tcPr>
-          <w:p>
-            <w:pPr>
-              <w:bidi/>
-              <w:jc w:val="right"/>
-            </w:pPr>
-            <w:r>
-              <w:rPr>
-                <w:sz w:val="18"/>
-              </w:rPr>
-              <w:t>ס׳ 29 — מתבטלת ההתנאה</w:t>
-            </w:r>
-          </w:p>
-        </w:tc>
-        <w:tc>
-          <w:tcPr>
-            <w:tcW w:type="dxa" w:w="3440"/>
-          </w:tcPr>
-          <w:p>
-            <w:pPr>
-              <w:bidi/>
-              <w:jc w:val="right"/>
-            </w:pPr>
-            <w:r>
-              <w:rPr>
-                <w:sz w:val="18"/>
-              </w:rPr>
-              <w:t>חלק ב׳</w:t>
+              <w:t>שושנה קרן</w:t>
+            </w:r>
+          </w:p>
+        </w:tc>
+        <w:tc>
+          <w:tcPr>
+            <w:tcW w:type="dxa" w:w="3440"/>
+          </w:tcPr>
+          <w:p>
+            <w:pPr>
+              <w:bidi/>
+              <w:jc w:val="right"/>
+            </w:pPr>
+            <w:r>
+              <w:rPr>
+                <w:sz w:val="18"/>
+              </w:rPr>
+              <w:t>כפייה מצד ג׳ — אינה כפייה</w:t>
+            </w:r>
+          </w:p>
+        </w:tc>
+        <w:tc>
+          <w:tcPr>
+            <w:tcW w:type="dxa" w:w="3440"/>
+          </w:tcPr>
+          <w:p>
+            <w:pPr>
+              <w:bidi/>
+              <w:jc w:val="right"/>
+            </w:pPr>
+            <w:r>
+              <w:rPr>
+                <w:sz w:val="18"/>
+              </w:rPr>
+              <w:t>חלק ג׳</w:t>
             </w:r>
           </w:p>
         </w:tc>
@@ -4482,6 +4746,218 @@
               <w:rPr>
                 <w:sz w:val="18"/>
               </w:rPr>
+              <w:t>שמירת תרופות</w:t>
+            </w:r>
+          </w:p>
+        </w:tc>
+        <w:tc>
+          <w:tcPr>
+            <w:tcW w:type="dxa" w:w="3440"/>
+          </w:tcPr>
+          <w:p>
+            <w:pPr>
+              <w:bidi/>
+              <w:jc w:val="right"/>
+            </w:pPr>
+            <w:r>
+              <w:rPr>
+                <w:sz w:val="18"/>
+              </w:rPr>
+              <w:t>ס׳ 22 — ✗ מחוץ לרשימה</w:t>
+            </w:r>
+          </w:p>
+        </w:tc>
+        <w:tc>
+          <w:tcPr>
+            <w:tcW w:type="dxa" w:w="3440"/>
+          </w:tcPr>
+          <w:p>
+            <w:pPr>
+              <w:bidi/>
+              <w:jc w:val="right"/>
+            </w:pPr>
+            <w:r>
+              <w:rPr>
+                <w:sz w:val="18"/>
+              </w:rPr>
+              <w:t>חלק ב׳</w:t>
+            </w:r>
+          </w:p>
+        </w:tc>
+      </w:tr>
+      <w:tr>
+        <w:tc>
+          <w:tcPr>
+            <w:tcW w:type="dxa" w:w="3440"/>
+          </w:tcPr>
+          <w:p>
+            <w:pPr>
+              <w:bidi/>
+              <w:jc w:val="right"/>
+            </w:pPr>
+            <w:r>
+              <w:rPr>
+                <w:sz w:val="18"/>
+              </w:rPr>
+              <w:t>תום לב במו״מ</w:t>
+            </w:r>
+          </w:p>
+        </w:tc>
+        <w:tc>
+          <w:tcPr>
+            <w:tcW w:type="dxa" w:w="3440"/>
+          </w:tcPr>
+          <w:p>
+            <w:pPr>
+              <w:bidi/>
+              <w:jc w:val="right"/>
+            </w:pPr>
+            <w:r>
+              <w:rPr>
+                <w:sz w:val="18"/>
+              </w:rPr>
+              <w:t>ס׳ 12 — כל משתתף</w:t>
+            </w:r>
+          </w:p>
+        </w:tc>
+        <w:tc>
+          <w:tcPr>
+            <w:tcW w:type="dxa" w:w="3440"/>
+          </w:tcPr>
+          <w:p>
+            <w:pPr>
+              <w:bidi/>
+              <w:jc w:val="right"/>
+            </w:pPr>
+            <w:r>
+              <w:rPr>
+                <w:sz w:val="18"/>
+              </w:rPr>
+              <w:t>חלק ב׳</w:t>
+            </w:r>
+          </w:p>
+        </w:tc>
+      </w:tr>
+      <w:tr>
+        <w:tc>
+          <w:tcPr>
+            <w:tcW w:type="dxa" w:w="3440"/>
+          </w:tcPr>
+          <w:p>
+            <w:pPr>
+              <w:bidi/>
+              <w:jc w:val="right"/>
+            </w:pPr>
+            <w:r>
+              <w:rPr>
+                <w:sz w:val="18"/>
+              </w:rPr>
+              <w:t>תיקון הטעות</w:t>
+            </w:r>
+          </w:p>
+        </w:tc>
+        <w:tc>
+          <w:tcPr>
+            <w:tcW w:type="dxa" w:w="3440"/>
+          </w:tcPr>
+          <w:p>
+            <w:pPr>
+              <w:bidi/>
+              <w:jc w:val="right"/>
+            </w:pPr>
+            <w:r>
+              <w:rPr>
+                <w:sz w:val="18"/>
+              </w:rPr>
+              <w:t>ס׳ 14(ג)</w:t>
+            </w:r>
+          </w:p>
+        </w:tc>
+        <w:tc>
+          <w:tcPr>
+            <w:tcW w:type="dxa" w:w="3440"/>
+          </w:tcPr>
+          <w:p>
+            <w:pPr>
+              <w:bidi/>
+              <w:jc w:val="right"/>
+            </w:pPr>
+            <w:r>
+              <w:rPr>
+                <w:sz w:val="18"/>
+              </w:rPr>
+              <w:t>חלק ב׳</w:t>
+            </w:r>
+          </w:p>
+        </w:tc>
+      </w:tr>
+      <w:tr>
+        <w:tc>
+          <w:tcPr>
+            <w:tcW w:type="dxa" w:w="3440"/>
+          </w:tcPr>
+          <w:p>
+            <w:pPr>
+              <w:bidi/>
+              <w:jc w:val="right"/>
+            </w:pPr>
+            <w:r>
+              <w:rPr>
+                <w:sz w:val="18"/>
+              </w:rPr>
+              <w:t>תנאי מפסיק</w:t>
+            </w:r>
+          </w:p>
+        </w:tc>
+        <w:tc>
+          <w:tcPr>
+            <w:tcW w:type="dxa" w:w="3440"/>
+          </w:tcPr>
+          <w:p>
+            <w:pPr>
+              <w:bidi/>
+              <w:jc w:val="right"/>
+            </w:pPr>
+            <w:r>
+              <w:rPr>
+                <w:sz w:val="18"/>
+              </w:rPr>
+              <w:t>ס׳ 29 — ✗ מחוץ לרשימה</w:t>
+            </w:r>
+          </w:p>
+        </w:tc>
+        <w:tc>
+          <w:tcPr>
+            <w:tcW w:type="dxa" w:w="3440"/>
+          </w:tcPr>
+          <w:p>
+            <w:pPr>
+              <w:bidi/>
+              <w:jc w:val="right"/>
+            </w:pPr>
+            <w:r>
+              <w:rPr>
+                <w:sz w:val="18"/>
+              </w:rPr>
+              <w:t>חלק ב׳</w:t>
+            </w:r>
+          </w:p>
+        </w:tc>
+      </w:tr>
+      <w:tr>
+        <w:tc>
+          <w:tcPr>
+            <w:tcW w:type="dxa" w:w="3440"/>
+          </w:tcPr>
+          <w:p>
+            <w:pPr>
+              <w:bidi/>
+              <w:jc w:val="right"/>
+            </w:pPr>
+            <w:r>
+              <w:rPr>
+                <w:sz w:val="18"/>
+              </w:rPr>
               <w:t>תנאי מתלה</w:t>
             </w:r>
           </w:p>
@@ -4499,7 +4975,7 @@
               <w:rPr>
                 <w:sz w:val="18"/>
               </w:rPr>
-              <w:t>ס׳ 29 — מתבטל החוזה</w:t>
+              <w:t>ס׳ 29 — ✗ מחוץ לרשימה</w:t>
             </w:r>
           </w:p>
         </w:tc>
@@ -4738,6 +5214,24 @@
       </w:pPr>
       <w:r>
         <w:t>חוק החוזים (חלק כללי), התשל"ג־1973</w:t>
+      </w:r>
+    </w:p>
+    <w:p>
+      <w:pPr>
+        <w:bidi/>
+        <w:jc w:val="right"/>
+      </w:pPr>
+      <w:r>
+        <w:t xml:space="preserve">לפי מספר סעיף, </w:t>
+      </w:r>
+      <w:r>
+        <w:rPr>
+          <w:b/>
+        </w:rPr>
+        <w:t>כשכל מה שמחוץ לרשימה הרשמית (מסומן ✗) נאסף בסוף הטבלה</w:t>
+      </w:r>
+      <w:r>
+        <w:t xml:space="preserve"> — כדי שכל מה שנשלף בבוחן יישב ברצף אחד.</w:t>
       </w:r>
     </w:p>
     <w:tbl>
@@ -5882,41 +6376,41 @@
               <w:rPr>
                 <w:sz w:val="18"/>
               </w:rPr>
-              <w:t>19</w:t>
-            </w:r>
-          </w:p>
-        </w:tc>
-        <w:tc>
-          <w:tcPr>
-            <w:tcW w:type="dxa" w:w="3440"/>
-          </w:tcPr>
-          <w:p>
-            <w:pPr>
-              <w:bidi/>
-              <w:jc w:val="right"/>
-            </w:pPr>
-            <w:r>
-              <w:rPr>
-                <w:sz w:val="18"/>
-              </w:rPr>
-              <w:t>ביטול חלקי: העילה בחלק מחוזה הניתן להפרדה — מבטלים אותו; לא היה מתקשר בלעדיו — מבטלים הכול (די וורולי סיאני).</w:t>
-            </w:r>
-          </w:p>
-        </w:tc>
-        <w:tc>
-          <w:tcPr>
-            <w:tcW w:type="dxa" w:w="3440"/>
-          </w:tcPr>
-          <w:p>
-            <w:pPr>
-              <w:bidi/>
-              <w:jc w:val="right"/>
-            </w:pPr>
-            <w:r>
-              <w:rPr>
-                <w:sz w:val="18"/>
-              </w:rPr>
-              <w:t>ביטול חלקי</w:t>
+              <w:t>16</w:t>
+            </w:r>
+          </w:p>
+        </w:tc>
+        <w:tc>
+          <w:tcPr>
+            <w:tcW w:type="dxa" w:w="3440"/>
+          </w:tcPr>
+          <w:p>
+            <w:pPr>
+              <w:bidi/>
+              <w:jc w:val="right"/>
+            </w:pPr>
+            <w:r>
+              <w:rPr>
+                <w:sz w:val="18"/>
+              </w:rPr>
+              <w:t>טעות סופר — נפלה בחוזה טעות סופר או טעות כיוצא בה, יתוקן החוזה לפי אומד דעת הצדדים, ואין הטעות עילה לביטול. המתכחש לטעות גלויה פועל בחוסר תום לב.</w:t>
+            </w:r>
+          </w:p>
+        </w:tc>
+        <w:tc>
+          <w:tcPr>
+            <w:tcW w:type="dxa" w:w="3440"/>
+          </w:tcPr>
+          <w:p>
+            <w:pPr>
+              <w:bidi/>
+              <w:jc w:val="right"/>
+            </w:pPr>
+            <w:r>
+              <w:rPr>
+                <w:sz w:val="18"/>
+              </w:rPr>
+              <w:t>תיקון — לא ביטול</w:t>
             </w:r>
           </w:p>
         </w:tc>
@@ -5935,41 +6429,41 @@
               <w:rPr>
                 <w:sz w:val="18"/>
               </w:rPr>
-              <w:t>20</w:t>
-            </w:r>
-          </w:p>
-        </w:tc>
-        <w:tc>
-          <w:tcPr>
-            <w:tcW w:type="dxa" w:w="3440"/>
-          </w:tcPr>
-          <w:p>
-            <w:pPr>
-              <w:bidi/>
-              <w:jc w:val="right"/>
-            </w:pPr>
-            <w:r>
-              <w:rPr>
-                <w:sz w:val="18"/>
-              </w:rPr>
-              <w:t>דרך הביטול: הודעה (אף משתמעת) תוך זמן סביר מגילוי העילה; בכפייה — משפסקה הכפייה.</w:t>
-            </w:r>
-          </w:p>
-        </w:tc>
-        <w:tc>
-          <w:tcPr>
-            <w:tcW w:type="dxa" w:w="3440"/>
-          </w:tcPr>
-          <w:p>
-            <w:pPr>
-              <w:bidi/>
-              <w:jc w:val="right"/>
-            </w:pPr>
-            <w:r>
-              <w:rPr>
-                <w:sz w:val="18"/>
-              </w:rPr>
-              <w:t>זמן סביר</w:t>
+              <w:t>17(א)</w:t>
+            </w:r>
+          </w:p>
+        </w:tc>
+        <w:tc>
+          <w:tcPr>
+            <w:tcW w:type="dxa" w:w="3440"/>
+          </w:tcPr>
+          <w:p>
+            <w:pPr>
+              <w:bidi/>
+              <w:jc w:val="right"/>
+            </w:pPr>
+            <w:r>
+              <w:rPr>
+                <w:sz w:val="18"/>
+              </w:rPr>
+              <w:t>כפייה — התקשרות עקב כפייה בכוח או באיום שכפה הצד השני או מטעמו → רשאי לבטל. יסודות: חוזה + כפייה + הכופה הוא הצד השני/מטעמו + קש"ס. כפייה מצד ג׳ עצמאי — לא (שושנה קרן). כפייה כלכלית מוכרת: לחץ בלתי לגיטימי, מפתיע וחמור (אקספומדיה; מאיה נ׳ פנפורד — איכות הלחץ ועוצמתו).</w:t>
+            </w:r>
+          </w:p>
+        </w:tc>
+        <w:tc>
+          <w:tcPr>
+            <w:tcW w:type="dxa" w:w="3440"/>
+          </w:tcPr>
+          <w:p>
+            <w:pPr>
+              <w:bidi/>
+              <w:jc w:val="right"/>
+            </w:pPr>
+            <w:r>
+              <w:rPr>
+                <w:sz w:val="18"/>
+              </w:rPr>
+              <w:t>בכוח או באיום</w:t>
             </w:r>
           </w:p>
         </w:tc>
@@ -5988,41 +6482,41 @@
               <w:rPr>
                 <w:sz w:val="18"/>
               </w:rPr>
-              <w:t>21</w:t>
-            </w:r>
-          </w:p>
-        </w:tc>
-        <w:tc>
-          <w:tcPr>
-            <w:tcW w:type="dxa" w:w="3440"/>
-          </w:tcPr>
-          <w:p>
-            <w:pPr>
-              <w:bidi/>
-              <w:jc w:val="right"/>
-            </w:pPr>
-            <w:r>
-              <w:rPr>
-                <w:sz w:val="18"/>
-              </w:rPr>
-              <w:t>השבה הדדית: בעין, ואם בלתי אפשרית/בלתי סבירה — השבת שווי.</w:t>
-            </w:r>
-          </w:p>
-        </w:tc>
-        <w:tc>
-          <w:tcPr>
-            <w:tcW w:type="dxa" w:w="3440"/>
-          </w:tcPr>
-          <w:p>
-            <w:pPr>
-              <w:bidi/>
-              <w:jc w:val="right"/>
-            </w:pPr>
-            <w:r>
-              <w:rPr>
-                <w:sz w:val="18"/>
-              </w:rPr>
-              <w:t>השבה</w:t>
+              <w:t>17(ב)</w:t>
+            </w:r>
+          </w:p>
+        </w:tc>
+        <w:tc>
+          <w:tcPr>
+            <w:tcW w:type="dxa" w:w="3440"/>
+          </w:tcPr>
+          <w:p>
+            <w:pPr>
+              <w:bidi/>
+              <w:jc w:val="right"/>
+            </w:pPr>
+            <w:r>
+              <w:rPr>
+                <w:sz w:val="18"/>
+              </w:rPr>
+              <w:t>אזהרה בתום־לב על הפעלת זכות אינה איום — "אם לא תשלם אגיש תביעה" על חוב אמיתי אינו כפייה.</w:t>
+            </w:r>
+          </w:p>
+        </w:tc>
+        <w:tc>
+          <w:tcPr>
+            <w:tcW w:type="dxa" w:w="3440"/>
+          </w:tcPr>
+          <w:p>
+            <w:pPr>
+              <w:bidi/>
+              <w:jc w:val="right"/>
+            </w:pPr>
+            <w:r>
+              <w:rPr>
+                <w:sz w:val="18"/>
+              </w:rPr>
+              <w:t>⚠ הסייג</w:t>
             </w:r>
           </w:p>
         </w:tc>
@@ -6041,41 +6535,41 @@
               <w:rPr>
                 <w:sz w:val="18"/>
               </w:rPr>
-              <w:t>22</w:t>
-            </w:r>
-          </w:p>
-        </w:tc>
-        <w:tc>
-          <w:tcPr>
-            <w:tcW w:type="dxa" w:w="3440"/>
-          </w:tcPr>
-          <w:p>
-            <w:pPr>
-              <w:bidi/>
-              <w:jc w:val="right"/>
-            </w:pPr>
-            <w:r>
-              <w:rPr>
-                <w:sz w:val="18"/>
-              </w:rPr>
-              <w:t>שמירת תרופות — אפשר לצרף פיצויי ס' 12 לביטול ולהשבה.</w:t>
-            </w:r>
-          </w:p>
-        </w:tc>
-        <w:tc>
-          <w:tcPr>
-            <w:tcW w:type="dxa" w:w="3440"/>
-          </w:tcPr>
-          <w:p>
-            <w:pPr>
-              <w:bidi/>
-              <w:jc w:val="right"/>
-            </w:pPr>
-            <w:r>
-              <w:rPr>
-                <w:sz w:val="18"/>
-              </w:rPr>
-              <w:t>שמירת תרופות</w:t>
+              <w:t>19</w:t>
+            </w:r>
+          </w:p>
+        </w:tc>
+        <w:tc>
+          <w:tcPr>
+            <w:tcW w:type="dxa" w:w="3440"/>
+          </w:tcPr>
+          <w:p>
+            <w:pPr>
+              <w:bidi/>
+              <w:jc w:val="right"/>
+            </w:pPr>
+            <w:r>
+              <w:rPr>
+                <w:sz w:val="18"/>
+              </w:rPr>
+              <w:t>ביטול חלקי: העילה בחלק מחוזה הניתן להפרדה — מבטלים אותו; לא היה מתקשר בלעדיו — מבטלים הכול (די וורולי סיאני).</w:t>
+            </w:r>
+          </w:p>
+        </w:tc>
+        <w:tc>
+          <w:tcPr>
+            <w:tcW w:type="dxa" w:w="3440"/>
+          </w:tcPr>
+          <w:p>
+            <w:pPr>
+              <w:bidi/>
+              <w:jc w:val="right"/>
+            </w:pPr>
+            <w:r>
+              <w:rPr>
+                <w:sz w:val="18"/>
+              </w:rPr>
+              <w:t>ביטול חלקי</w:t>
             </w:r>
           </w:p>
         </w:tc>
@@ -6094,41 +6588,41 @@
               <w:rPr>
                 <w:sz w:val="18"/>
               </w:rPr>
-              <w:t>23</w:t>
-            </w:r>
-          </w:p>
-        </w:tc>
-        <w:tc>
-          <w:tcPr>
-            <w:tcW w:type="dxa" w:w="3440"/>
-          </w:tcPr>
-          <w:p>
-            <w:pPr>
-              <w:bidi/>
-              <w:jc w:val="right"/>
-            </w:pPr>
-            <w:r>
-              <w:rPr>
-                <w:sz w:val="18"/>
-              </w:rPr>
-              <w:t>חופש הצורה: בע"פ, בכתב או בצורה אחרת — אלא אם חוק/הסכם קובעים צורה כתנאי לתוקף.</w:t>
-            </w:r>
-          </w:p>
-        </w:tc>
-        <w:tc>
-          <w:tcPr>
-            <w:tcW w:type="dxa" w:w="3440"/>
-          </w:tcPr>
-          <w:p>
-            <w:pPr>
-              <w:bidi/>
-              <w:jc w:val="right"/>
-            </w:pPr>
-            <w:r>
-              <w:rPr>
-                <w:sz w:val="18"/>
-              </w:rPr>
-              <w:t>חופש הצורה</w:t>
+              <w:t>20</w:t>
+            </w:r>
+          </w:p>
+        </w:tc>
+        <w:tc>
+          <w:tcPr>
+            <w:tcW w:type="dxa" w:w="3440"/>
+          </w:tcPr>
+          <w:p>
+            <w:pPr>
+              <w:bidi/>
+              <w:jc w:val="right"/>
+            </w:pPr>
+            <w:r>
+              <w:rPr>
+                <w:sz w:val="18"/>
+              </w:rPr>
+              <w:t>דרך הביטול: הודעה (אף משתמעת) תוך זמן סביר מגילוי העילה; בכפייה — משפסקה הכפייה.</w:t>
+            </w:r>
+          </w:p>
+        </w:tc>
+        <w:tc>
+          <w:tcPr>
+            <w:tcW w:type="dxa" w:w="3440"/>
+          </w:tcPr>
+          <w:p>
+            <w:pPr>
+              <w:bidi/>
+              <w:jc w:val="right"/>
+            </w:pPr>
+            <w:r>
+              <w:rPr>
+                <w:sz w:val="18"/>
+              </w:rPr>
+              <w:t>זמן סביר</w:t>
             </w:r>
           </w:p>
         </w:tc>
@@ -6147,41 +6641,41 @@
               <w:rPr>
                 <w:sz w:val="18"/>
               </w:rPr>
-              <w:t>24</w:t>
-            </w:r>
-          </w:p>
-        </w:tc>
-        <w:tc>
-          <w:tcPr>
-            <w:tcW w:type="dxa" w:w="3440"/>
-          </w:tcPr>
-          <w:p>
-            <w:pPr>
-              <w:bidi/>
-              <w:jc w:val="right"/>
-            </w:pPr>
-            <w:r>
-              <w:rPr>
-                <w:sz w:val="18"/>
-              </w:rPr>
-              <w:t>חופש התוכן: ככל שהסכימו הצדדים.</w:t>
-            </w:r>
-          </w:p>
-        </w:tc>
-        <w:tc>
-          <w:tcPr>
-            <w:tcW w:type="dxa" w:w="3440"/>
-          </w:tcPr>
-          <w:p>
-            <w:pPr>
-              <w:bidi/>
-              <w:jc w:val="right"/>
-            </w:pPr>
-            <w:r>
-              <w:rPr>
-                <w:sz w:val="18"/>
-              </w:rPr>
-              <w:t>חופש התוכן</w:t>
+              <w:t>21</w:t>
+            </w:r>
+          </w:p>
+        </w:tc>
+        <w:tc>
+          <w:tcPr>
+            <w:tcW w:type="dxa" w:w="3440"/>
+          </w:tcPr>
+          <w:p>
+            <w:pPr>
+              <w:bidi/>
+              <w:jc w:val="right"/>
+            </w:pPr>
+            <w:r>
+              <w:rPr>
+                <w:sz w:val="18"/>
+              </w:rPr>
+              <w:t>השבה הדדית: בעין, ואם בלתי אפשרית/בלתי סבירה — השבת שווי.</w:t>
+            </w:r>
+          </w:p>
+        </w:tc>
+        <w:tc>
+          <w:tcPr>
+            <w:tcW w:type="dxa" w:w="3440"/>
+          </w:tcPr>
+          <w:p>
+            <w:pPr>
+              <w:bidi/>
+              <w:jc w:val="right"/>
+            </w:pPr>
+            <w:r>
+              <w:rPr>
+                <w:sz w:val="18"/>
+              </w:rPr>
+              <w:t>השבה</w:t>
             </w:r>
           </w:p>
         </w:tc>
@@ -6200,41 +6694,41 @@
               <w:rPr>
                 <w:sz w:val="18"/>
               </w:rPr>
-              <w:t>26</w:t>
-            </w:r>
-          </w:p>
-        </w:tc>
-        <w:tc>
-          <w:tcPr>
-            <w:tcW w:type="dxa" w:w="3440"/>
-          </w:tcPr>
-          <w:p>
-            <w:pPr>
-              <w:bidi/>
-              <w:jc w:val="right"/>
-            </w:pPr>
-            <w:r>
-              <w:rPr>
-                <w:sz w:val="18"/>
-              </w:rPr>
-              <w:t>השלמת פרטים שאינם עיקר: נוהג בין הצדדים ← נוהג מקובל ← הוראות החוק המשלימות.</w:t>
-            </w:r>
-          </w:p>
-        </w:tc>
-        <w:tc>
-          <w:tcPr>
-            <w:tcW w:type="dxa" w:w="3440"/>
-          </w:tcPr>
-          <w:p>
-            <w:pPr>
-              <w:bidi/>
-              <w:jc w:val="right"/>
-            </w:pPr>
-            <w:r>
-              <w:rPr>
-                <w:sz w:val="18"/>
-              </w:rPr>
-              <w:t>השלמה</w:t>
+              <w:t>22 ✗</w:t>
+            </w:r>
+          </w:p>
+        </w:tc>
+        <w:tc>
+          <w:tcPr>
+            <w:tcW w:type="dxa" w:w="3440"/>
+          </w:tcPr>
+          <w:p>
+            <w:pPr>
+              <w:bidi/>
+              <w:jc w:val="right"/>
+            </w:pPr>
+            <w:r>
+              <w:rPr>
+                <w:sz w:val="18"/>
+              </w:rPr>
+              <w:t>שמירת תרופות — מחוץ לרשימה הרשמית (היא עוצרת ב-21). התוכן בשורה אחת, ושווה להכיר כרקע: אין בפרק זה כדי לגרוע מתרופות לפי כל דין — ולכן אפשר לצרף פיצויי ס' 12 לביטול ולהשבה. אל תבנה נימוק על המספר 22.</w:t>
+            </w:r>
+          </w:p>
+        </w:tc>
+        <w:tc>
+          <w:tcPr>
+            <w:tcW w:type="dxa" w:w="3440"/>
+          </w:tcPr>
+          <w:p>
+            <w:pPr>
+              <w:bidi/>
+              <w:jc w:val="right"/>
+            </w:pPr>
+            <w:r>
+              <w:rPr>
+                <w:sz w:val="18"/>
+              </w:rPr>
+              <w:t>✗ לא ברשימה</w:t>
             </w:r>
           </w:p>
         </w:tc>
@@ -6253,41 +6747,41 @@
               <w:rPr>
                 <w:sz w:val="18"/>
               </w:rPr>
-              <w:t>27</w:t>
-            </w:r>
-          </w:p>
-        </w:tc>
-        <w:tc>
-          <w:tcPr>
-            <w:tcW w:type="dxa" w:w="3440"/>
-          </w:tcPr>
-          <w:p>
-            <w:pPr>
-              <w:bidi/>
-              <w:jc w:val="right"/>
-            </w:pPr>
-            <w:r>
-              <w:rPr>
-                <w:sz w:val="18"/>
-              </w:rPr>
-              <w:t>חוזה על תנאי. תנאי מתלה — החוזה תלוי בהתקיימותו · תנאי מפסיק — החוזה יחדל בהתקיימותו. תנאי = אירוע עתידי, בלתי ודאי, חיצוני לחוזה. 27(ב): חוזה הטעון הסכמת צד ג׳ או רישיון לפי חיקוק — חזקה שזה תנאי מתלה. 27(ג): בתנאי מתלה יש סעדים למניעת הפרה עוד לפני שהתקיים.</w:t>
-            </w:r>
-          </w:p>
-        </w:tc>
-        <w:tc>
-          <w:tcPr>
-            <w:tcW w:type="dxa" w:w="3440"/>
-          </w:tcPr>
-          <w:p>
-            <w:pPr>
-              <w:bidi/>
-              <w:jc w:val="right"/>
-            </w:pPr>
-            <w:r>
-              <w:rPr>
-                <w:sz w:val="18"/>
-              </w:rPr>
-              <w:t>מתלה / מפסיק</w:t>
+              <w:t>23</w:t>
+            </w:r>
+          </w:p>
+        </w:tc>
+        <w:tc>
+          <w:tcPr>
+            <w:tcW w:type="dxa" w:w="3440"/>
+          </w:tcPr>
+          <w:p>
+            <w:pPr>
+              <w:bidi/>
+              <w:jc w:val="right"/>
+            </w:pPr>
+            <w:r>
+              <w:rPr>
+                <w:sz w:val="18"/>
+              </w:rPr>
+              <w:t>חופש הצורה: בע"פ, בכתב או בצורה אחרת — אלא אם חוק/הסכם קובעים צורה כתנאי לתוקף.</w:t>
+            </w:r>
+          </w:p>
+        </w:tc>
+        <w:tc>
+          <w:tcPr>
+            <w:tcW w:type="dxa" w:w="3440"/>
+          </w:tcPr>
+          <w:p>
+            <w:pPr>
+              <w:bidi/>
+              <w:jc w:val="right"/>
+            </w:pPr>
+            <w:r>
+              <w:rPr>
+                <w:sz w:val="18"/>
+              </w:rPr>
+              <w:t>חופש הצורה</w:t>
             </w:r>
           </w:p>
         </w:tc>
@@ -6306,41 +6800,41 @@
               <w:rPr>
                 <w:sz w:val="18"/>
               </w:rPr>
-              <w:t>29</w:t>
-            </w:r>
-          </w:p>
-        </w:tc>
-        <w:tc>
-          <w:tcPr>
-            <w:tcW w:type="dxa" w:w="3440"/>
-          </w:tcPr>
-          <w:p>
-            <w:pPr>
-              <w:bidi/>
-              <w:jc w:val="right"/>
-            </w:pPr>
-            <w:r>
-              <w:rPr>
-                <w:sz w:val="18"/>
-              </w:rPr>
-              <w:t>לא התקיים התנאי תוך התקופה שנקבעה, ובאין תקופה — תוך זמן סביר: מתלה ← מתבטל החוזה · מפסיק ← מתבטלת ההתנאה, והחוזה נשאר בתוקף.</w:t>
-            </w:r>
-          </w:p>
-        </w:tc>
-        <w:tc>
-          <w:tcPr>
-            <w:tcW w:type="dxa" w:w="3440"/>
-          </w:tcPr>
-          <w:p>
-            <w:pPr>
-              <w:bidi/>
-              <w:jc w:val="right"/>
-            </w:pPr>
-            <w:r>
-              <w:rPr>
-                <w:sz w:val="18"/>
-              </w:rPr>
-              <w:t>⚠ ההבחנה המכריעה</w:t>
+              <w:t>24</w:t>
+            </w:r>
+          </w:p>
+        </w:tc>
+        <w:tc>
+          <w:tcPr>
+            <w:tcW w:type="dxa" w:w="3440"/>
+          </w:tcPr>
+          <w:p>
+            <w:pPr>
+              <w:bidi/>
+              <w:jc w:val="right"/>
+            </w:pPr>
+            <w:r>
+              <w:rPr>
+                <w:sz w:val="18"/>
+              </w:rPr>
+              <w:t>חופש התוכן: ככל שהסכימו הצדדים.</w:t>
+            </w:r>
+          </w:p>
+        </w:tc>
+        <w:tc>
+          <w:tcPr>
+            <w:tcW w:type="dxa" w:w="3440"/>
+          </w:tcPr>
+          <w:p>
+            <w:pPr>
+              <w:bidi/>
+              <w:jc w:val="right"/>
+            </w:pPr>
+            <w:r>
+              <w:rPr>
+                <w:sz w:val="18"/>
+              </w:rPr>
+              <w:t>חופש התוכן</w:t>
             </w:r>
           </w:p>
         </w:tc>
@@ -6359,41 +6853,41 @@
               <w:rPr>
                 <w:sz w:val="18"/>
               </w:rPr>
-              <w:t>28 ✗</w:t>
-            </w:r>
-          </w:p>
-        </w:tc>
-        <w:tc>
-          <w:tcPr>
-            <w:tcW w:type="dxa" w:w="3440"/>
-          </w:tcPr>
-          <w:p>
-            <w:pPr>
-              <w:bidi/>
-              <w:jc w:val="right"/>
-            </w:pPr>
-            <w:r>
-              <w:rPr>
-                <w:sz w:val="18"/>
-              </w:rPr>
-              <w:t>סיכול תנאי — מחוץ להיקף. מסומן בצהוב בקובץ החקיקה ולא נדון בכיתה. (למי שרוצה: צד שמנע תנאי מתלה לא יסתמך על אי-קיומו; סייג כפול ב-28(ג).)</w:t>
-            </w:r>
-          </w:p>
-        </w:tc>
-        <w:tc>
-          <w:tcPr>
-            <w:tcW w:type="dxa" w:w="3440"/>
-          </w:tcPr>
-          <w:p>
-            <w:pPr>
-              <w:bidi/>
-              <w:jc w:val="right"/>
-            </w:pPr>
-            <w:r>
-              <w:rPr>
-                <w:sz w:val="18"/>
-              </w:rPr>
-              <w:t>✗ לא בהיקף</w:t>
+              <w:t>26</w:t>
+            </w:r>
+          </w:p>
+        </w:tc>
+        <w:tc>
+          <w:tcPr>
+            <w:tcW w:type="dxa" w:w="3440"/>
+          </w:tcPr>
+          <w:p>
+            <w:pPr>
+              <w:bidi/>
+              <w:jc w:val="right"/>
+            </w:pPr>
+            <w:r>
+              <w:rPr>
+                <w:sz w:val="18"/>
+              </w:rPr>
+              <w:t>השלמת פרטים שאינם עיקר: נוהג בין הצדדים ← נוהג מקובל ← הוראות החוק המשלימות.</w:t>
+            </w:r>
+          </w:p>
+        </w:tc>
+        <w:tc>
+          <w:tcPr>
+            <w:tcW w:type="dxa" w:w="3440"/>
+          </w:tcPr>
+          <w:p>
+            <w:pPr>
+              <w:bidi/>
+              <w:jc w:val="right"/>
+            </w:pPr>
+            <w:r>
+              <w:rPr>
+                <w:sz w:val="18"/>
+              </w:rPr>
+              <w:t>השלמה</w:t>
             </w:r>
           </w:p>
         </w:tc>
@@ -6412,41 +6906,41 @@
               <w:rPr>
                 <w:sz w:val="18"/>
               </w:rPr>
-              <w:t>41–50</w:t>
-            </w:r>
-          </w:p>
-        </w:tc>
-        <w:tc>
-          <w:tcPr>
-            <w:tcW w:type="dxa" w:w="3440"/>
-          </w:tcPr>
-          <w:p>
-            <w:pPr>
-              <w:bidi/>
-              <w:jc w:val="right"/>
-            </w:pPr>
-            <w:r>
-              <w:rPr>
-                <w:sz w:val="18"/>
-              </w:rPr>
-              <w:t>סעיפי ההשלמה: 41 מועד הקיום; 44 מקום הקיום; 45 השלמה בבינוניות; 46 תמורה בסכום ראוי.</w:t>
-            </w:r>
-          </w:p>
-        </w:tc>
-        <w:tc>
-          <w:tcPr>
-            <w:tcW w:type="dxa" w:w="3440"/>
-          </w:tcPr>
-          <w:p>
-            <w:pPr>
-              <w:bidi/>
-              <w:jc w:val="right"/>
-            </w:pPr>
-            <w:r>
-              <w:rPr>
-                <w:sz w:val="18"/>
-              </w:rPr>
-              <w:t>השלמה מכוח חוק</w:t>
+              <w:t>30</w:t>
+            </w:r>
+          </w:p>
+        </w:tc>
+        <w:tc>
+          <w:tcPr>
+            <w:tcW w:type="dxa" w:w="3440"/>
+          </w:tcPr>
+          <w:p>
+            <w:pPr>
+              <w:bidi/>
+              <w:jc w:val="right"/>
+            </w:pPr>
+            <w:r>
+              <w:rPr>
+                <w:sz w:val="18"/>
+              </w:rPr>
+              <w:t>חוזה בלתי חוקי / בלתי מוסרי / נוגד תקנת ציבור — בטל (מעצמו, לא "ניתן לביטול").</w:t>
+            </w:r>
+          </w:p>
+        </w:tc>
+        <w:tc>
+          <w:tcPr>
+            <w:tcW w:type="dxa" w:w="3440"/>
+          </w:tcPr>
+          <w:p>
+            <w:pPr>
+              <w:bidi/>
+              <w:jc w:val="right"/>
+            </w:pPr>
+            <w:r>
+              <w:rPr>
+                <w:sz w:val="18"/>
+              </w:rPr>
+              <w:t>חוזה פסול — בטל</w:t>
             </w:r>
           </w:p>
         </w:tc>
@@ -6465,41 +6959,41 @@
               <w:rPr>
                 <w:sz w:val="18"/>
               </w:rPr>
-              <w:t>30</w:t>
-            </w:r>
-          </w:p>
-        </w:tc>
-        <w:tc>
-          <w:tcPr>
-            <w:tcW w:type="dxa" w:w="3440"/>
-          </w:tcPr>
-          <w:p>
-            <w:pPr>
-              <w:bidi/>
-              <w:jc w:val="right"/>
-            </w:pPr>
-            <w:r>
-              <w:rPr>
-                <w:sz w:val="18"/>
-              </w:rPr>
-              <w:t>חוזה בלתי חוקי / בלתי מוסרי / נוגד תקנת ציבור — בטל (מעצמו, לא "ניתן לביטול").</w:t>
-            </w:r>
-          </w:p>
-        </w:tc>
-        <w:tc>
-          <w:tcPr>
-            <w:tcW w:type="dxa" w:w="3440"/>
-          </w:tcPr>
-          <w:p>
-            <w:pPr>
-              <w:bidi/>
-              <w:jc w:val="right"/>
-            </w:pPr>
-            <w:r>
-              <w:rPr>
-                <w:sz w:val="18"/>
-              </w:rPr>
-              <w:t>חוזה פסול — בטל</w:t>
+              <w:t>27, 29 ✗</w:t>
+            </w:r>
+          </w:p>
+        </w:tc>
+        <w:tc>
+          <w:tcPr>
+            <w:tcW w:type="dxa" w:w="3440"/>
+          </w:tcPr>
+          <w:p>
+            <w:pPr>
+              <w:bidi/>
+              <w:jc w:val="right"/>
+            </w:pPr>
+            <w:r>
+              <w:rPr>
+                <w:sz w:val="18"/>
+              </w:rPr>
+              <w:t>חוזה על תנאי — מחוץ לרשימה הרשמית. הרשימה מדלגת מ-26 ל-30. נלמד בכיתה, אז עבור על זה בקצרה ואל תשקיע: מתלה — החוזה תלוי בהתקיימות התנאי · מפסיק — החוזה יחדל בהתקיימותו; תנאי = אירוע עתידי, בלתי ודאי וחיצוני. לא התקיים תוך זמן סביר (29): מתלה ← החוזה מתבטל · מפסיק ← ההתנאה מתבטלת והחוזה נשאר בתוקף.</w:t>
+            </w:r>
+          </w:p>
+        </w:tc>
+        <w:tc>
+          <w:tcPr>
+            <w:tcW w:type="dxa" w:w="3440"/>
+          </w:tcPr>
+          <w:p>
+            <w:pPr>
+              <w:bidi/>
+              <w:jc w:val="right"/>
+            </w:pPr>
+            <w:r>
+              <w:rPr>
+                <w:sz w:val="18"/>
+              </w:rPr>
+              <w:t>✗ לא ברשימה</w:t>
             </w:r>
           </w:p>
         </w:tc>
@@ -6518,41 +7012,41 @@
               <w:rPr>
                 <w:sz w:val="18"/>
               </w:rPr>
-              <w:t>39</w:t>
-            </w:r>
-          </w:p>
-        </w:tc>
-        <w:tc>
-          <w:tcPr>
-            <w:tcW w:type="dxa" w:w="3440"/>
-          </w:tcPr>
-          <w:p>
-            <w:pPr>
-              <w:bidi/>
-              <w:jc w:val="right"/>
-            </w:pPr>
-            <w:r>
-              <w:rPr>
-                <w:sz w:val="18"/>
-              </w:rPr>
-              <w:t>תום לב גם בקיום החוזה ובשימוש בזכויות ממנו.</w:t>
-            </w:r>
-          </w:p>
-        </w:tc>
-        <w:tc>
-          <w:tcPr>
-            <w:tcW w:type="dxa" w:w="3440"/>
-          </w:tcPr>
-          <w:p>
-            <w:pPr>
-              <w:bidi/>
-              <w:jc w:val="right"/>
-            </w:pPr>
-            <w:r>
-              <w:rPr>
-                <w:sz w:val="18"/>
-              </w:rPr>
-              <w:t>תום לב בקיום</w:t>
+              <w:t>28 ✗</w:t>
+            </w:r>
+          </w:p>
+        </w:tc>
+        <w:tc>
+          <w:tcPr>
+            <w:tcW w:type="dxa" w:w="3440"/>
+          </w:tcPr>
+          <w:p>
+            <w:pPr>
+              <w:bidi/>
+              <w:jc w:val="right"/>
+            </w:pPr>
+            <w:r>
+              <w:rPr>
+                <w:sz w:val="18"/>
+              </w:rPr>
+              <w:t>סיכול תנאי — מחוץ להיקף (וגם לא נדון בכיתה). למי שרוצה: צד שמנע תנאי מתלה לא יסתמך על אי-קיומו; סייג כפול ב-28(ג).</w:t>
+            </w:r>
+          </w:p>
+        </w:tc>
+        <w:tc>
+          <w:tcPr>
+            <w:tcW w:type="dxa" w:w="3440"/>
+          </w:tcPr>
+          <w:p>
+            <w:pPr>
+              <w:bidi/>
+              <w:jc w:val="right"/>
+            </w:pPr>
+            <w:r>
+              <w:rPr>
+                <w:sz w:val="18"/>
+              </w:rPr>
+              <w:t>✗ לא בהיקף</w:t>
             </w:r>
           </w:p>
         </w:tc>
@@ -6571,41 +7065,147 @@
               <w:rPr>
                 <w:sz w:val="18"/>
               </w:rPr>
-              <w:t>60</w:t>
-            </w:r>
-          </w:p>
-        </w:tc>
-        <w:tc>
-          <w:tcPr>
-            <w:tcW w:type="dxa" w:w="3440"/>
-          </w:tcPr>
-          <w:p>
-            <w:pPr>
-              <w:bidi/>
-              <w:jc w:val="right"/>
-            </w:pPr>
-            <w:r>
-              <w:rPr>
-                <w:sz w:val="18"/>
-              </w:rPr>
-              <w:t>מתן הודעה: הודעה לפי החוק תינתן בדרך המקובלת בנסיבות; הודעה נמסרת בהגעתה לנמען או למענו — כך נבחן אם הודעת חזרה/דחייה הגיעה בזמן.</w:t>
-            </w:r>
-          </w:p>
-        </w:tc>
-        <w:tc>
-          <w:tcPr>
-            <w:tcW w:type="dxa" w:w="3440"/>
-          </w:tcPr>
-          <w:p>
-            <w:pPr>
-              <w:bidi/>
-              <w:jc w:val="right"/>
-            </w:pPr>
-            <w:r>
-              <w:rPr>
-                <w:sz w:val="18"/>
-              </w:rPr>
-              <w:t>הגעת הודעה⚠ מסומן בצהוב — דע את המושג, אל תסתמך על ציטוט המספר</w:t>
+              <w:t>39 ✗</w:t>
+            </w:r>
+          </w:p>
+        </w:tc>
+        <w:tc>
+          <w:tcPr>
+            <w:tcW w:type="dxa" w:w="3440"/>
+          </w:tcPr>
+          <w:p>
+            <w:pPr>
+              <w:bidi/>
+              <w:jc w:val="right"/>
+            </w:pPr>
+            <w:r>
+              <w:rPr>
+                <w:sz w:val="18"/>
+              </w:rPr>
+              <w:t>תום לב בקיום החוזה — מחוץ לרשימה. רקע בלבד: חובת תום הלב נמשכת גם לתוך תקופת החוזה. בבוחן — הישען על ס' 12.</w:t>
+            </w:r>
+          </w:p>
+        </w:tc>
+        <w:tc>
+          <w:tcPr>
+            <w:tcW w:type="dxa" w:w="3440"/>
+          </w:tcPr>
+          <w:p>
+            <w:pPr>
+              <w:bidi/>
+              <w:jc w:val="right"/>
+            </w:pPr>
+            <w:r>
+              <w:rPr>
+                <w:sz w:val="18"/>
+              </w:rPr>
+              <w:t>✗ רקע</w:t>
+            </w:r>
+          </w:p>
+        </w:tc>
+      </w:tr>
+      <w:tr>
+        <w:tc>
+          <w:tcPr>
+            <w:tcW w:type="dxa" w:w="3440"/>
+          </w:tcPr>
+          <w:p>
+            <w:pPr>
+              <w:bidi/>
+              <w:jc w:val="right"/>
+            </w:pPr>
+            <w:r>
+              <w:rPr>
+                <w:sz w:val="18"/>
+              </w:rPr>
+              <w:t>41–50 ✗</w:t>
+            </w:r>
+          </w:p>
+        </w:tc>
+        <w:tc>
+          <w:tcPr>
+            <w:tcW w:type="dxa" w:w="3440"/>
+          </w:tcPr>
+          <w:p>
+            <w:pPr>
+              <w:bidi/>
+              <w:jc w:val="right"/>
+            </w:pPr>
+            <w:r>
+              <w:rPr>
+                <w:sz w:val="18"/>
+              </w:rPr>
+              <w:t>אינם ברשימה כסעיפים עצמאיים — אבל הם המנגנון שאליו ס' 26 (שבהיקף) מפנה: 41 מועד הקיום · 44 מקום הקיום · 45 השלמה בבינוניות · 46 תמורה בסכום ראוי. צטט את 26, והזכר אותם כ"הוראות החוק המשלימות".</w:t>
+            </w:r>
+          </w:p>
+        </w:tc>
+        <w:tc>
+          <w:tcPr>
+            <w:tcW w:type="dxa" w:w="3440"/>
+          </w:tcPr>
+          <w:p>
+            <w:pPr>
+              <w:bidi/>
+              <w:jc w:val="right"/>
+            </w:pPr>
+            <w:r>
+              <w:rPr>
+                <w:sz w:val="18"/>
+              </w:rPr>
+              <w:t>מנגנון של ס' 26</w:t>
+            </w:r>
+          </w:p>
+        </w:tc>
+      </w:tr>
+      <w:tr>
+        <w:tc>
+          <w:tcPr>
+            <w:tcW w:type="dxa" w:w="3440"/>
+          </w:tcPr>
+          <w:p>
+            <w:pPr>
+              <w:bidi/>
+              <w:jc w:val="right"/>
+            </w:pPr>
+            <w:r>
+              <w:rPr>
+                <w:sz w:val="18"/>
+              </w:rPr>
+              <w:t>60 ✗</w:t>
+            </w:r>
+          </w:p>
+        </w:tc>
+        <w:tc>
+          <w:tcPr>
+            <w:tcW w:type="dxa" w:w="3440"/>
+          </w:tcPr>
+          <w:p>
+            <w:pPr>
+              <w:bidi/>
+              <w:jc w:val="right"/>
+            </w:pPr>
+            <w:r>
+              <w:rPr>
+                <w:sz w:val="18"/>
+              </w:rPr>
+              <w:t>מתן הודעה — אינו ברשימה, אבל המושג עצמו הוא הלב של ס' 3, 5 ו-10: הודעה נמסרת בהגעתה לנמען או למענו — כך נבחן אם הודעת חזרה/דחייה הגיעה בזמן. דע את המושג, אל תצטט את המספר.</w:t>
+            </w:r>
+          </w:p>
+        </w:tc>
+        <w:tc>
+          <w:tcPr>
+            <w:tcW w:type="dxa" w:w="3440"/>
+          </w:tcPr>
+          <w:p>
+            <w:pPr>
+              <w:bidi/>
+              <w:jc w:val="right"/>
+            </w:pPr>
+            <w:r>
+              <w:rPr>
+                <w:sz w:val="18"/>
+              </w:rPr>
+              <w:t>תורת המסירה</w:t>
             </w:r>
           </w:p>
         </w:tc>
@@ -6619,228 +7219,25 @@
         <w:jc w:val="right"/>
       </w:pPr>
       <w:r>
-        <w:t>חוקים משיקים</w:t>
-      </w:r>
-    </w:p>
-    <w:tbl>
-      <w:tblPr>
-        <w:tblStyle w:val="TableGrid"/>
-        <w:tblW w:type="auto" w:w="0"/>
-        <w:jc w:val="right"/>
-        <w:tblLook w:firstColumn="1" w:firstRow="1" w:lastColumn="0" w:lastRow="0" w:noHBand="0" w:noVBand="1" w:val="04A0"/>
-      </w:tblPr>
-      <w:tblGrid>
-        <w:gridCol w:w="5160"/>
-        <w:gridCol w:w="5160"/>
-      </w:tblGrid>
-      <w:tr>
-        <w:tc>
-          <w:tcPr>
-            <w:tcW w:type="dxa" w:w="5160"/>
-          </w:tcPr>
-          <w:p>
-            <w:pPr>
-              <w:bidi/>
-              <w:jc w:val="right"/>
-            </w:pPr>
-            <w:r>
-              <w:rPr>
-                <w:b/>
-                <w:sz w:val="18"/>
-              </w:rPr>
-              <w:t>מקור</w:t>
-            </w:r>
-          </w:p>
-        </w:tc>
-        <w:tc>
-          <w:tcPr>
-            <w:tcW w:type="dxa" w:w="5160"/>
-          </w:tcPr>
-          <w:p>
-            <w:pPr>
-              <w:bidi/>
-              <w:jc w:val="right"/>
-            </w:pPr>
-            <w:r>
-              <w:rPr>
-                <w:b/>
-                <w:sz w:val="18"/>
-              </w:rPr>
-              <w:t>הכלל</w:t>
-            </w:r>
-          </w:p>
-        </w:tc>
-      </w:tr>
-      <w:tr>
-        <w:tc>
-          <w:tcPr>
-            <w:tcW w:type="dxa" w:w="5160"/>
-          </w:tcPr>
-          <w:p>
-            <w:pPr>
-              <w:bidi/>
-              <w:jc w:val="right"/>
-            </w:pPr>
-            <w:r>
-              <w:rPr>
-                <w:sz w:val="18"/>
-              </w:rPr>
-              <w:t>ס' 8 לחוק המקרקעין</w:t>
-            </w:r>
-          </w:p>
-        </w:tc>
-        <w:tc>
-          <w:tcPr>
-            <w:tcW w:type="dxa" w:w="5160"/>
-          </w:tcPr>
-          <w:p>
-            <w:pPr>
-              <w:bidi/>
-              <w:jc w:val="right"/>
-            </w:pPr>
-            <w:r>
-              <w:rPr>
-                <w:sz w:val="18"/>
-              </w:rPr>
-              <w:t>התחייבות לעסקה במקרקעין טעונה מסמך בכתב (דרישת כתב מהותית).</w:t>
-            </w:r>
-          </w:p>
-        </w:tc>
-      </w:tr>
-      <w:tr>
-        <w:tc>
-          <w:tcPr>
-            <w:tcW w:type="dxa" w:w="5160"/>
-          </w:tcPr>
-          <w:p>
-            <w:pPr>
-              <w:bidi/>
-              <w:jc w:val="right"/>
-            </w:pPr>
-            <w:r>
-              <w:rPr>
-                <w:sz w:val="18"/>
-              </w:rPr>
-              <w:t>ס' 5(א) לחוק המתנה</w:t>
-            </w:r>
-          </w:p>
-        </w:tc>
-        <w:tc>
-          <w:tcPr>
-            <w:tcW w:type="dxa" w:w="5160"/>
-          </w:tcPr>
-          <w:p>
-            <w:pPr>
-              <w:bidi/>
-              <w:jc w:val="right"/>
-            </w:pPr>
-            <w:r>
-              <w:rPr>
-                <w:sz w:val="18"/>
-              </w:rPr>
-              <w:t>התחייבות לתת מתנה בעתיד טעונה מסמך בכתב.</w:t>
-            </w:r>
-          </w:p>
-        </w:tc>
-      </w:tr>
-      <w:tr>
-        <w:tc>
-          <w:tcPr>
-            <w:tcW w:type="dxa" w:w="5160"/>
-          </w:tcPr>
-          <w:p>
-            <w:pPr>
-              <w:bidi/>
-              <w:jc w:val="right"/>
-            </w:pPr>
-            <w:r>
-              <w:rPr>
-                <w:sz w:val="18"/>
-              </w:rPr>
-              <w:t>חוק הכשרות, ס' 2–5</w:t>
-            </w:r>
-          </w:p>
-        </w:tc>
-        <w:tc>
-          <w:tcPr>
-            <w:tcW w:type="dxa" w:w="5160"/>
-          </w:tcPr>
-          <w:p>
-            <w:pPr>
-              <w:bidi/>
-              <w:jc w:val="right"/>
-            </w:pPr>
-            <w:r>
-              <w:rPr>
-                <w:sz w:val="18"/>
-              </w:rPr>
-              <w:t>כל אדם כשר (2); קטין עד 18 (3); פעולת קטין טעונה הסכמת נציג (4); ביטול ע"י נציג/יועמ"ש תוך חודש מהיוודע או ע"י הקטין תוך חודש מבגרותו (5).</w:t>
-            </w:r>
-          </w:p>
-        </w:tc>
-      </w:tr>
-    </w:tbl>
-    <w:p/>
-    <w:p>
-      <w:pPr>
-        <w:bidi/>
-        <w:jc w:val="right"/>
-      </w:pPr>
+        <w:t>מחוץ לחו"ח — נמצאים ברשימה הרשמית</w:t>
+      </w:r>
+    </w:p>
+    <w:p>
+      <w:pPr>
+        <w:bidi/>
+        <w:jc w:val="right"/>
+      </w:pPr>
+      <w:r>
+        <w:t xml:space="preserve">שלושת אלה נכתבו בהודעת המרצה </w:t>
+      </w:r>
       <w:r>
         <w:rPr>
           <w:b/>
         </w:rPr>
-        <w:t>הגדרות מדויקות (משקפי החזרה — חשוב להיגדי מועדים!):</w:t>
-      </w:r>
-      <w:r>
-        <w:t xml:space="preserve"> "מסירת הצעה" = הגעתה לניצע או למענו; "מתן הודעת קיבול" = רגע אמירת/משלוח ה"כן"; "מסירת הודעת קיבול" = הגעת ה"כן" למציע. ס' 3(א) ו־4(2) נבחנים לפי </w:t>
-      </w:r>
-      <w:r>
-        <w:rPr>
-          <w:b/>
-        </w:rPr>
-        <w:t>מתן</w:t>
-      </w:r>
-      <w:r>
-        <w:t xml:space="preserve">; ס' 10 — לפי </w:t>
-      </w:r>
-      <w:r>
-        <w:rPr>
-          <w:b/>
-        </w:rPr>
-        <w:t>מסירה</w:t>
-      </w:r>
-      <w:r>
-        <w:t>.</w:t>
-      </w:r>
-    </w:p>
-    <w:p>
-      <w:pPr>
-        <w:bidi/>
-        <w:jc w:val="right"/>
-      </w:pPr>
-      <w:r>
-        <w:t>חלק ג׳</w:t>
-      </w:r>
-    </w:p>
-    <w:p>
-      <w:pPr>
-        <w:pStyle w:val="Heading1"/>
-        <w:bidi/>
-        <w:jc w:val="right"/>
-      </w:pPr>
-      <w:r>
-        <w:t>טבלאות פסקי דין</w:t>
-      </w:r>
-    </w:p>
-    <w:p>
-      <w:pPr>
-        <w:pStyle w:val="Heading2"/>
-        <w:bidi/>
-        <w:jc w:val="right"/>
-      </w:pPr>
-      <w:r>
-        <w:t>מהמצגות הרשמיות — אלה שצפוי לצטט</w:t>
+        <w:t>במפורש</w:t>
+      </w:r>
+      <w:r>
+        <w:t>, ולכן הם נושא לגיטימי להיגד בפני עצמו.</w:t>
       </w:r>
     </w:p>
     <w:tbl>
@@ -6870,7 +7267,7 @@
                 <w:b/>
                 <w:sz w:val="18"/>
               </w:rPr>
-              <w:t>פסק דין</w:t>
+              <w:t>מקור</w:t>
             </w:r>
           </w:p>
         </w:tc>
@@ -6888,7 +7285,7 @@
                 <w:b/>
                 <w:sz w:val="18"/>
               </w:rPr>
-              <w:t>נושא</w:t>
+              <w:t>הכלל</w:t>
             </w:r>
           </w:p>
         </w:tc>
@@ -6906,7 +7303,6 @@
                 <w:b/>
                 <w:sz w:val="18"/>
               </w:rPr>
-              <w:t>ההלכה בקצרה</w:t>
             </w:r>
           </w:p>
         </w:tc>
@@ -6925,41 +7321,41 @@
               <w:rPr>
                 <w:sz w:val="18"/>
               </w:rPr>
-              <w:t>שיכון עובדים נ׳ זפניק</w:t>
-            </w:r>
-          </w:p>
-        </w:tc>
-        <w:tc>
-          <w:tcPr>
-            <w:tcW w:type="dxa" w:w="3440"/>
-          </w:tcPr>
-          <w:p>
-            <w:pPr>
-              <w:bidi/>
-              <w:jc w:val="right"/>
-            </w:pPr>
-            <w:r>
-              <w:rPr>
-                <w:sz w:val="18"/>
-              </w:rPr>
-              <w:t>אכיפה</w:t>
-            </w:r>
-          </w:p>
-        </w:tc>
-        <w:tc>
-          <w:tcPr>
-            <w:tcW w:type="dxa" w:w="3440"/>
-          </w:tcPr>
-          <w:p>
-            <w:pPr>
-              <w:bidi/>
-              <w:jc w:val="right"/>
-            </w:pPr>
-            <w:r>
-              <w:rPr>
-                <w:sz w:val="18"/>
-              </w:rPr>
-              <w:t>נסיגה בשלב מתקדם מאוד — במקרים נדירים ביהמ"ש מורה להשלים את העסקה.</w:t>
+              <w:t>ס' 8 לחוק המקרקעין</w:t>
+            </w:r>
+          </w:p>
+        </w:tc>
+        <w:tc>
+          <w:tcPr>
+            <w:tcW w:type="dxa" w:w="3440"/>
+          </w:tcPr>
+          <w:p>
+            <w:pPr>
+              <w:bidi/>
+              <w:jc w:val="right"/>
+            </w:pPr>
+            <w:r>
+              <w:rPr>
+                <w:sz w:val="18"/>
+              </w:rPr>
+              <w:t>"התחייבות לעשות עסקה במקרקעין טעונה מסמך בכתב." דרישת כתב מהותית — בלעדיה אין התחייבות תקפה, וזה החריג המרכזי לחופש הצורה שבס' 23. מכאן חשיבות זיכרון הדברים: מסמך שעומד בשני מבחני רבינאי מקיים גם את דרישת הכתב. חריג פסיקתי: תום לב קיצוני ("זעקת ההגינות") עשוי לגבור — קלמר נ׳ גיא.</w:t>
+            </w:r>
+          </w:p>
+        </w:tc>
+        <w:tc>
+          <w:tcPr>
+            <w:tcW w:type="dxa" w:w="3440"/>
+          </w:tcPr>
+          <w:p>
+            <w:pPr>
+              <w:bidi/>
+              <w:jc w:val="right"/>
+            </w:pPr>
+            <w:r>
+              <w:rPr>
+                <w:sz w:val="18"/>
+              </w:rPr>
+              <w:t>כתב מהותי</w:t>
             </w:r>
           </w:p>
         </w:tc>
@@ -6978,41 +7374,41 @@
               <w:rPr>
                 <w:sz w:val="18"/>
               </w:rPr>
-              <w:t>פרץ בוני הנגב נ׳ בוחבוט (ע"א 1932/90)</w:t>
-            </w:r>
-          </w:p>
-        </w:tc>
-        <w:tc>
-          <w:tcPr>
-            <w:tcW w:type="dxa" w:w="3440"/>
-          </w:tcPr>
-          <w:p>
-            <w:pPr>
-              <w:bidi/>
-              <w:jc w:val="right"/>
-            </w:pPr>
-            <w:r>
-              <w:rPr>
-                <w:sz w:val="18"/>
-              </w:rPr>
-              <w:t>גמירת דעת</w:t>
-            </w:r>
-          </w:p>
-        </w:tc>
-        <w:tc>
-          <w:tcPr>
-            <w:tcW w:type="dxa" w:w="3440"/>
-          </w:tcPr>
-          <w:p>
-            <w:pPr>
-              <w:bidi/>
-              <w:jc w:val="right"/>
-            </w:pPr>
-            <w:r>
-              <w:rPr>
-                <w:sz w:val="18"/>
-              </w:rPr>
-              <w:t>מבחן אובייקטיבי מרוכך: "מתקשר סביר במעמדם" של הצדדים — האם ממעשיהם ודבריהם היה מסיק שגמרו בדעתם לכרות חוזה.</w:t>
+              <w:t>ס' 5 לחוק המתנה</w:t>
+            </w:r>
+          </w:p>
+        </w:tc>
+        <w:tc>
+          <w:tcPr>
+            <w:tcW w:type="dxa" w:w="3440"/>
+          </w:tcPr>
+          <w:p>
+            <w:pPr>
+              <w:bidi/>
+              <w:jc w:val="right"/>
+            </w:pPr>
+            <w:r>
+              <w:rPr>
+                <w:sz w:val="18"/>
+              </w:rPr>
+              <w:t>5(א): התחייבות לתת מתנה בעתיד טעונה מסמך בכתב. 5(ב): הנותן רשאי לחזור בו כל עוד לא שינה המקבל את מצבו בהסתמך על ההתחייבות. 5(ג): חזרה גם לאחר הסתמכות — אם הייתה התנהגות מחפירה של המקבל, או הרעה ניכרת במצבו הכלכלי של הנותן.</w:t>
+            </w:r>
+          </w:p>
+        </w:tc>
+        <w:tc>
+          <w:tcPr>
+            <w:tcW w:type="dxa" w:w="3440"/>
+          </w:tcPr>
+          <w:p>
+            <w:pPr>
+              <w:bidi/>
+              <w:jc w:val="right"/>
+            </w:pPr>
+            <w:r>
+              <w:rPr>
+                <w:sz w:val="18"/>
+              </w:rPr>
+              <w:t>כתב + חזרה</w:t>
             </w:r>
           </w:p>
         </w:tc>
@@ -7031,730 +7427,41 @@
               <w:rPr>
                 <w:sz w:val="18"/>
               </w:rPr>
-              <w:t>נוה עם נ׳ יעקבסון</w:t>
-            </w:r>
-          </w:p>
-        </w:tc>
-        <w:tc>
-          <w:tcPr>
-            <w:tcW w:type="dxa" w:w="3440"/>
-          </w:tcPr>
-          <w:p>
-            <w:pPr>
-              <w:bidi/>
-              <w:jc w:val="right"/>
-            </w:pPr>
-            <w:r>
-              <w:rPr>
-                <w:sz w:val="18"/>
-              </w:rPr>
-              <w:t>דחיית הצעה</w:t>
-            </w:r>
-          </w:p>
-        </w:tc>
-        <w:tc>
-          <w:tcPr>
-            <w:tcW w:type="dxa" w:w="3440"/>
-          </w:tcPr>
-          <w:p>
-            <w:pPr>
-              <w:bidi/>
-              <w:jc w:val="right"/>
-            </w:pPr>
-            <w:r>
-              <w:rPr>
-                <w:sz w:val="18"/>
-              </w:rPr>
-              <w:t>דחייה מפקיעה רק אם מפורשת ואקטיבית; שאלות הבהרה או ניסיון שיפור אינם דחייה.</w:t>
-            </w:r>
-          </w:p>
-        </w:tc>
-      </w:tr>
-      <w:tr>
-        <w:tc>
-          <w:tcPr>
-            <w:tcW w:type="dxa" w:w="3440"/>
-          </w:tcPr>
-          <w:p>
-            <w:pPr>
-              <w:bidi/>
-              <w:jc w:val="right"/>
-            </w:pPr>
-            <w:r>
-              <w:rPr>
-                <w:sz w:val="18"/>
-              </w:rPr>
-              <w:t>פס"ד רבינוביץ</w:t>
-            </w:r>
-          </w:p>
-        </w:tc>
-        <w:tc>
-          <w:tcPr>
-            <w:tcW w:type="dxa" w:w="3440"/>
-          </w:tcPr>
-          <w:p>
-            <w:pPr>
-              <w:bidi/>
-              <w:jc w:val="right"/>
-            </w:pPr>
-            <w:r>
-              <w:rPr>
-                <w:sz w:val="18"/>
-              </w:rPr>
-              <w:t>הגדרת טעות</w:t>
-            </w:r>
-          </w:p>
-        </w:tc>
-        <w:tc>
-          <w:tcPr>
-            <w:tcW w:type="dxa" w:w="3440"/>
-          </w:tcPr>
-          <w:p>
-            <w:pPr>
-              <w:bidi/>
-              <w:jc w:val="right"/>
-            </w:pPr>
-            <w:r>
-              <w:rPr>
-                <w:sz w:val="18"/>
-              </w:rPr>
-              <w:t>"טעות היא אמונה של צד לחוזה שאינה תואמת את המציאות" (שלו/שמגר); מתייחסת להווה או לעבר בלבד.</w:t>
-            </w:r>
-          </w:p>
-        </w:tc>
-      </w:tr>
-      <w:tr>
-        <w:tc>
-          <w:tcPr>
-            <w:tcW w:type="dxa" w:w="3440"/>
-          </w:tcPr>
-          <w:p>
-            <w:pPr>
-              <w:bidi/>
-              <w:jc w:val="right"/>
-            </w:pPr>
-            <w:r>
-              <w:rPr>
-                <w:sz w:val="18"/>
-              </w:rPr>
-              <w:t>קוזלי נ׳ מדינת ישראל (ע"א 6295/16)</w:t>
-            </w:r>
-          </w:p>
-        </w:tc>
-        <w:tc>
-          <w:tcPr>
-            <w:tcW w:type="dxa" w:w="3440"/>
-          </w:tcPr>
-          <w:p>
-            <w:pPr>
-              <w:bidi/>
-              <w:jc w:val="right"/>
-            </w:pPr>
-            <w:r>
-              <w:rPr>
-                <w:sz w:val="18"/>
-              </w:rPr>
-              <w:t>הצעת פרס לציבור</w:t>
-            </w:r>
-          </w:p>
-        </w:tc>
-        <w:tc>
-          <w:tcPr>
-            <w:tcW w:type="dxa" w:w="3440"/>
-          </w:tcPr>
-          <w:p>
-            <w:pPr>
-              <w:bidi/>
-              <w:jc w:val="right"/>
-            </w:pPr>
-            <w:r>
-              <w:rPr>
-                <w:sz w:val="18"/>
-              </w:rPr>
-              <w:t>פרשת מג׳די חלבי — ראו מסגרת בסיכום: 4 המשוכות, אקראיות אינה שוללת, פקיעה וחזרה. דנ"א 4165/19 נדחה.</w:t>
-            </w:r>
-          </w:p>
-        </w:tc>
-      </w:tr>
-      <w:tr>
-        <w:tc>
-          <w:tcPr>
-            <w:tcW w:type="dxa" w:w="3440"/>
-          </w:tcPr>
-          <w:p>
-            <w:pPr>
-              <w:bidi/>
-              <w:jc w:val="right"/>
-            </w:pPr>
-            <w:r>
-              <w:rPr>
-                <w:sz w:val="18"/>
-              </w:rPr>
-              <w:t>רבינאי נ׳ מן שקד (ע"א 158/77)</w:t>
-            </w:r>
-          </w:p>
-        </w:tc>
-        <w:tc>
-          <w:tcPr>
-            <w:tcW w:type="dxa" w:w="3440"/>
-          </w:tcPr>
-          <w:p>
-            <w:pPr>
-              <w:bidi/>
-              <w:jc w:val="right"/>
-            </w:pPr>
-            <w:r>
-              <w:rPr>
-                <w:sz w:val="18"/>
-              </w:rPr>
-              <w:t>זיכרון דברים</w:t>
-            </w:r>
-          </w:p>
-        </w:tc>
-        <w:tc>
-          <w:tcPr>
-            <w:tcW w:type="dxa" w:w="3440"/>
-          </w:tcPr>
-          <w:p>
-            <w:pPr>
-              <w:bidi/>
-              <w:jc w:val="right"/>
-            </w:pPr>
-            <w:r>
-              <w:rPr>
-                <w:sz w:val="18"/>
-              </w:rPr>
-              <w:t>שני מבחנים מצטברים: כוונה להתחייב כבר עתה + מסוימות בפרטים המהותיים → חוזה; ממלא את דרישת הכתב במקרקעין.</w:t>
-            </w:r>
-          </w:p>
-        </w:tc>
-      </w:tr>
-      <w:tr>
-        <w:tc>
-          <w:tcPr>
-            <w:tcW w:type="dxa" w:w="3440"/>
-          </w:tcPr>
-          <w:p>
-            <w:pPr>
-              <w:bidi/>
-              <w:jc w:val="right"/>
-            </w:pPr>
-            <w:r>
-              <w:rPr>
-                <w:sz w:val="18"/>
-              </w:rPr>
-              <w:t>פנידר נ׳ קסטרו</w:t>
-            </w:r>
-          </w:p>
-        </w:tc>
-        <w:tc>
-          <w:tcPr>
-            <w:tcW w:type="dxa" w:w="3440"/>
-          </w:tcPr>
-          <w:p>
-            <w:pPr>
-              <w:bidi/>
-              <w:jc w:val="right"/>
-            </w:pPr>
-            <w:r>
-              <w:rPr>
-                <w:sz w:val="18"/>
-              </w:rPr>
-              <w:t>חובת גילוי</w:t>
-            </w:r>
-          </w:p>
-        </w:tc>
-        <w:tc>
-          <w:tcPr>
-            <w:tcW w:type="dxa" w:w="3440"/>
-          </w:tcPr>
-          <w:p>
-            <w:pPr>
-              <w:bidi/>
-              <w:jc w:val="right"/>
-            </w:pPr>
-            <w:r>
-              <w:rPr>
-                <w:sz w:val="18"/>
-              </w:rPr>
-              <w:t>חובת גילוי עובדות במו"מ; היקפה לפי זהות הצדדים, קלות ועלות השגת המידע ומומחיות הצד השני.</w:t>
-            </w:r>
-          </w:p>
-        </w:tc>
-      </w:tr>
-      <w:tr>
-        <w:tc>
-          <w:tcPr>
-            <w:tcW w:type="dxa" w:w="3440"/>
-          </w:tcPr>
-          <w:p>
-            <w:pPr>
-              <w:bidi/>
-              <w:jc w:val="right"/>
-            </w:pPr>
-            <w:r>
-              <w:rPr>
-                <w:sz w:val="18"/>
-              </w:rPr>
-              <w:t>קוט נ׳ ארגון הדיירים</w:t>
-            </w:r>
-          </w:p>
-        </w:tc>
-        <w:tc>
-          <w:tcPr>
-            <w:tcW w:type="dxa" w:w="3440"/>
-          </w:tcPr>
-          <w:p>
-            <w:pPr>
-              <w:bidi/>
-              <w:jc w:val="right"/>
-            </w:pPr>
-            <w:r>
-              <w:rPr>
-                <w:sz w:val="18"/>
-              </w:rPr>
-              <w:t>חוסר תום לב</w:t>
-            </w:r>
-          </w:p>
-        </w:tc>
-        <w:tc>
-          <w:tcPr>
-            <w:tcW w:type="dxa" w:w="3440"/>
-          </w:tcPr>
-          <w:p>
-            <w:pPr>
-              <w:bidi/>
-              <w:jc w:val="right"/>
-            </w:pPr>
-            <w:r>
-              <w:rPr>
-                <w:sz w:val="18"/>
-              </w:rPr>
-              <w:t>עריכת חוזה בלי לקיימו, או בידיעה שיופר — חוסר תום לב במו"מ.</w:t>
-            </w:r>
-          </w:p>
-        </w:tc>
-      </w:tr>
-      <w:tr>
-        <w:tc>
-          <w:tcPr>
-            <w:tcW w:type="dxa" w:w="3440"/>
-          </w:tcPr>
-          <w:p>
-            <w:pPr>
-              <w:bidi/>
-              <w:jc w:val="right"/>
-            </w:pPr>
-            <w:r>
-              <w:rPr>
-                <w:sz w:val="18"/>
-              </w:rPr>
-              <w:t>תשובה נ׳ בר נתן (ע"א 7824/95)</w:t>
-            </w:r>
-          </w:p>
-        </w:tc>
-        <w:tc>
-          <w:tcPr>
-            <w:tcW w:type="dxa" w:w="3440"/>
-          </w:tcPr>
-          <w:p>
-            <w:pPr>
-              <w:bidi/>
-              <w:jc w:val="right"/>
-            </w:pPr>
-            <w:r>
-              <w:rPr>
-                <w:sz w:val="18"/>
-              </w:rPr>
-              <w:t>חזרה מהצעה</w:t>
-            </w:r>
-          </w:p>
-        </w:tc>
-        <w:tc>
-          <w:tcPr>
-            <w:tcW w:type="dxa" w:w="3440"/>
-          </w:tcPr>
-          <w:p>
-            <w:pPr>
-              <w:bidi/>
-              <w:jc w:val="right"/>
-            </w:pPr>
-            <w:r>
-              <w:rPr>
-                <w:sz w:val="18"/>
-              </w:rPr>
-              <w:t>חרטה (בטלפון ופקס) שנמסרה לפני שההצעה בדואר הגיעה לניצע — תופסת; אין חוזה על ההצעה המקורית.</w:t>
-            </w:r>
-          </w:p>
-        </w:tc>
-      </w:tr>
-      <w:tr>
-        <w:tc>
-          <w:tcPr>
-            <w:tcW w:type="dxa" w:w="3440"/>
-          </w:tcPr>
-          <w:p>
-            <w:pPr>
-              <w:bidi/>
-              <w:jc w:val="right"/>
-            </w:pPr>
-            <w:r>
-              <w:rPr>
-                <w:sz w:val="18"/>
-              </w:rPr>
-              <w:t>פס"ד ספקטור (נ׳ צרפתי)</w:t>
-            </w:r>
-          </w:p>
-        </w:tc>
-        <w:tc>
-          <w:tcPr>
-            <w:tcW w:type="dxa" w:w="3440"/>
-          </w:tcPr>
-          <w:p>
-            <w:pPr>
-              <w:bidi/>
-              <w:jc w:val="right"/>
-            </w:pPr>
-            <w:r>
-              <w:rPr>
-                <w:sz w:val="18"/>
-              </w:rPr>
-              <w:t>טעות/גילוי</w:t>
-            </w:r>
-          </w:p>
-        </w:tc>
-        <w:tc>
-          <w:tcPr>
-            <w:tcW w:type="dxa" w:w="3440"/>
-          </w:tcPr>
-          <w:p>
-            <w:pPr>
-              <w:bidi/>
-              <w:jc w:val="right"/>
-            </w:pPr>
-            <w:r>
-              <w:rPr>
-                <w:sz w:val="18"/>
-              </w:rPr>
-              <w:t>טעות עובדתית על נתון קיים המשליך על השווי אינה "כדאיות"; ובמחלוקת — על קבלן מקצועי היה לבדוק בעצמו.</w:t>
-            </w:r>
-          </w:p>
-        </w:tc>
-      </w:tr>
-      <w:tr>
-        <w:tc>
-          <w:tcPr>
-            <w:tcW w:type="dxa" w:w="3440"/>
-          </w:tcPr>
-          <w:p>
-            <w:pPr>
-              <w:bidi/>
-              <w:jc w:val="right"/>
-            </w:pPr>
-            <w:r>
-              <w:rPr>
-                <w:sz w:val="18"/>
-              </w:rPr>
-              <w:t>פס"ד בן לולו</w:t>
-            </w:r>
-          </w:p>
-        </w:tc>
-        <w:tc>
-          <w:tcPr>
-            <w:tcW w:type="dxa" w:w="3440"/>
-          </w:tcPr>
-          <w:p>
-            <w:pPr>
-              <w:bidi/>
-              <w:jc w:val="right"/>
-            </w:pPr>
-            <w:r>
-              <w:rPr>
-                <w:sz w:val="18"/>
-              </w:rPr>
-              <w:t>כדאיות</w:t>
-            </w:r>
-          </w:p>
-        </w:tc>
-        <w:tc>
-          <w:tcPr>
-            <w:tcW w:type="dxa" w:w="3440"/>
-          </w:tcPr>
-          <w:p>
-            <w:pPr>
-              <w:bidi/>
-              <w:jc w:val="right"/>
-            </w:pPr>
-            <w:r>
-              <w:rPr>
-                <w:sz w:val="18"/>
-              </w:rPr>
-              <w:t>הסכם פשרה עם ויתור על תביעות = סיכון מודע; החמרה מאוחרת = כדאיות בלבד, אין ביטול.</w:t>
-            </w:r>
-          </w:p>
-        </w:tc>
-      </w:tr>
-      <w:tr>
-        <w:tc>
-          <w:tcPr>
-            <w:tcW w:type="dxa" w:w="3440"/>
-          </w:tcPr>
-          <w:p>
-            <w:pPr>
-              <w:bidi/>
-              <w:jc w:val="right"/>
-            </w:pPr>
-            <w:r>
-              <w:rPr>
-                <w:sz w:val="18"/>
-              </w:rPr>
-              <w:t>כרמל נ׳ טלמון (ע"א 7920/13)</w:t>
-            </w:r>
-          </w:p>
-        </w:tc>
-        <w:tc>
-          <w:tcPr>
-            <w:tcW w:type="dxa" w:w="3440"/>
-          </w:tcPr>
-          <w:p>
-            <w:pPr>
-              <w:bidi/>
-              <w:jc w:val="right"/>
-            </w:pPr>
-            <w:r>
-              <w:rPr>
-                <w:sz w:val="18"/>
-              </w:rPr>
-              <w:t>כדאיות — AS-IS</w:t>
-            </w:r>
-          </w:p>
-        </w:tc>
-        <w:tc>
-          <w:tcPr>
-            <w:tcW w:type="dxa" w:w="3440"/>
-          </w:tcPr>
-          <w:p>
-            <w:pPr>
-              <w:bidi/>
-              <w:jc w:val="right"/>
-            </w:pPr>
-            <w:r>
-              <w:rPr>
-                <w:sz w:val="18"/>
-              </w:rPr>
-              <w:t>תניית AS-IS והנסיבות = נטילת סיכון על המצב התכנוני והשווי; טעות בשווי = כדאיות, אין ביטול (חיות). אושר בדנ"א 2128/16.</w:t>
-            </w:r>
-          </w:p>
-        </w:tc>
-      </w:tr>
-      <w:tr>
-        <w:tc>
-          <w:tcPr>
-            <w:tcW w:type="dxa" w:w="3440"/>
-          </w:tcPr>
-          <w:p>
-            <w:pPr>
-              <w:bidi/>
-              <w:jc w:val="right"/>
-            </w:pPr>
-            <w:r>
-              <w:rPr>
-                <w:sz w:val="18"/>
-              </w:rPr>
-              <w:t>זעירא זבולון נ׳ קנית</w:t>
-            </w:r>
-          </w:p>
-        </w:tc>
-        <w:tc>
-          <w:tcPr>
-            <w:tcW w:type="dxa" w:w="3440"/>
-          </w:tcPr>
-          <w:p>
-            <w:pPr>
-              <w:bidi/>
-              <w:jc w:val="right"/>
-            </w:pPr>
-            <w:r>
-              <w:rPr>
-                <w:sz w:val="18"/>
-              </w:rPr>
-              <w:t>מו"מ מקביל</w:t>
-            </w:r>
-          </w:p>
-        </w:tc>
-        <w:tc>
-          <w:tcPr>
-            <w:tcW w:type="dxa" w:w="3440"/>
-          </w:tcPr>
-          <w:p>
-            <w:pPr>
-              <w:bidi/>
-              <w:jc w:val="right"/>
-            </w:pPr>
-            <w:r>
-              <w:rPr>
-                <w:sz w:val="18"/>
-              </w:rPr>
-              <w:t>מו"מ מקביל נבחן בתום לב — הפסול בהסתרה וביצירת מצג, לא בעצם הקיום המקביל.</w:t>
-            </w:r>
-          </w:p>
-        </w:tc>
-      </w:tr>
-      <w:tr>
-        <w:tc>
-          <w:tcPr>
-            <w:tcW w:type="dxa" w:w="3440"/>
-          </w:tcPr>
-          <w:p>
-            <w:pPr>
-              <w:bidi/>
-              <w:jc w:val="right"/>
-            </w:pPr>
-            <w:r>
-              <w:rPr>
-                <w:sz w:val="18"/>
-              </w:rPr>
-              <w:t>זנדבנק נ׳ דנציגר (ע"א 440/75)</w:t>
-            </w:r>
-          </w:p>
-        </w:tc>
-        <w:tc>
-          <w:tcPr>
-            <w:tcW w:type="dxa" w:w="3440"/>
-          </w:tcPr>
-          <w:p>
-            <w:pPr>
-              <w:bidi/>
-              <w:jc w:val="right"/>
-            </w:pPr>
-            <w:r>
-              <w:rPr>
-                <w:sz w:val="18"/>
-              </w:rPr>
-              <w:t>מסוימות</w:t>
-            </w:r>
-          </w:p>
-        </w:tc>
-        <w:tc>
-          <w:tcPr>
-            <w:tcW w:type="dxa" w:w="3440"/>
-          </w:tcPr>
-          <w:p>
-            <w:pPr>
-              <w:bidi/>
-              <w:jc w:val="right"/>
-            </w:pPr>
-            <w:r>
-              <w:rPr>
-                <w:sz w:val="18"/>
-              </w:rPr>
-              <w:t>ההצעה מלאה ומדויקת במידה מספקת כך שעם הקיבול נכרת חוזה בר־קיום.</w:t>
-            </w:r>
-          </w:p>
-        </w:tc>
-      </w:tr>
-      <w:tr>
-        <w:tc>
-          <w:tcPr>
-            <w:tcW w:type="dxa" w:w="3440"/>
-          </w:tcPr>
-          <w:p>
-            <w:pPr>
-              <w:bidi/>
-              <w:jc w:val="right"/>
-            </w:pPr>
-            <w:r>
-              <w:rPr>
-                <w:sz w:val="18"/>
-              </w:rPr>
-              <w:t>קל בניין נ׳ ע.ר.מ. רעננה</w:t>
-            </w:r>
-          </w:p>
-        </w:tc>
-        <w:tc>
-          <w:tcPr>
-            <w:tcW w:type="dxa" w:w="3440"/>
-          </w:tcPr>
-          <w:p>
-            <w:pPr>
-              <w:bidi/>
-              <w:jc w:val="right"/>
-            </w:pPr>
-            <w:r>
-              <w:rPr>
-                <w:sz w:val="18"/>
-              </w:rPr>
-              <w:t>פיצויי קיום</w:t>
-            </w:r>
-          </w:p>
-        </w:tc>
-        <w:tc>
-          <w:tcPr>
-            <w:tcW w:type="dxa" w:w="3440"/>
-          </w:tcPr>
-          <w:p>
-            <w:pPr>
-              <w:bidi/>
-              <w:jc w:val="right"/>
-            </w:pPr>
-            <w:r>
-              <w:rPr>
-                <w:sz w:val="18"/>
-              </w:rPr>
-              <w:t>כשכל תנאי העסקה סוכמו והפרישה בחוסר תום לב — פיצויי קיום (החריג).</w:t>
-            </w:r>
-          </w:p>
-        </w:tc>
-      </w:tr>
-      <w:tr>
-        <w:tc>
-          <w:tcPr>
-            <w:tcW w:type="dxa" w:w="3440"/>
-          </w:tcPr>
-          <w:p>
-            <w:pPr>
-              <w:bidi/>
-              <w:jc w:val="right"/>
-            </w:pPr>
-            <w:r>
-              <w:rPr>
-                <w:sz w:val="18"/>
-              </w:rPr>
-              <w:t>שג"מ חניונים</w:t>
-            </w:r>
-          </w:p>
-        </w:tc>
-        <w:tc>
-          <w:tcPr>
-            <w:tcW w:type="dxa" w:w="3440"/>
-          </w:tcPr>
-          <w:p>
-            <w:pPr>
-              <w:bidi/>
-              <w:jc w:val="right"/>
-            </w:pPr>
-            <w:r>
-              <w:rPr>
-                <w:sz w:val="18"/>
-              </w:rPr>
-              <w:t>קיבול בהתנהגות</w:t>
-            </w:r>
-          </w:p>
-        </w:tc>
-        <w:tc>
-          <w:tcPr>
-            <w:tcW w:type="dxa" w:w="3440"/>
-          </w:tcPr>
-          <w:p>
-            <w:pPr>
-              <w:bidi/>
-              <w:jc w:val="right"/>
-            </w:pPr>
-            <w:r>
-              <w:rPr>
-                <w:sz w:val="18"/>
-              </w:rPr>
-              <w:t>כניסה לחניון בתשלום = קיבול במעשה (ס' 6(א)); אין להתווכח על המחיר בדיעבד.</w:t>
+              <w:t>זיכרון דברים (אין סעיף בחוק)</w:t>
+            </w:r>
+          </w:p>
+        </w:tc>
+        <w:tc>
+          <w:tcPr>
+            <w:tcW w:type="dxa" w:w="3440"/>
+          </w:tcPr>
+          <w:p>
+            <w:pPr>
+              <w:bidi/>
+              <w:jc w:val="right"/>
+            </w:pPr>
+            <w:r>
+              <w:rPr>
+                <w:sz w:val="18"/>
+              </w:rPr>
+              <w:t>נושא עצמאי ברשימה. שני מבחנים מצטברים (רבינאי נ׳ מן שקד): (1) כוונה ליצור קשר חוזי מחייב כבר עתה; (2) מסוימות — הסכמה על הפרטים המהותיים. התקיימו → חוזה מחייב, גם אם תוכנן חוזה מפורט שלא נחתם, וגם לצורך דרישת הכתב במקרקעין. "בכפוף לחוזה שייחתם" = אין גמירת דעת ← אין חוזה.</w:t>
+            </w:r>
+          </w:p>
+        </w:tc>
+        <w:tc>
+          <w:tcPr>
+            <w:tcW w:type="dxa" w:w="3440"/>
+          </w:tcPr>
+          <w:p>
+            <w:pPr>
+              <w:bidi/>
+              <w:jc w:val="right"/>
+            </w:pPr>
+            <w:r>
+              <w:rPr>
+                <w:sz w:val="18"/>
+              </w:rPr>
+              <w:t>⚠ צפוי מאוד</w:t>
             </w:r>
           </w:p>
         </w:tc>
@@ -7768,7 +7475,156 @@
         <w:jc w:val="right"/>
       </w:pPr>
       <w:r>
-        <w:t>מהשיעורים (הכיתה המקבילה) — תוספת העשרה</w:t>
+        <w:t>רקע — לא ברשימה הרשמית</w:t>
+      </w:r>
+    </w:p>
+    <w:tbl>
+      <w:tblPr>
+        <w:tblStyle w:val="TableGrid"/>
+        <w:tblW w:type="auto" w:w="0"/>
+        <w:jc w:val="right"/>
+        <w:tblLook w:firstColumn="1" w:firstRow="1" w:lastColumn="0" w:lastRow="0" w:noHBand="0" w:noVBand="1" w:val="04A0"/>
+      </w:tblPr>
+      <w:tblGrid>
+        <w:gridCol w:w="5160"/>
+        <w:gridCol w:w="5160"/>
+      </w:tblGrid>
+      <w:tr>
+        <w:tc>
+          <w:tcPr>
+            <w:tcW w:type="dxa" w:w="5160"/>
+          </w:tcPr>
+          <w:p>
+            <w:pPr>
+              <w:bidi/>
+              <w:jc w:val="right"/>
+            </w:pPr>
+            <w:r>
+              <w:rPr>
+                <w:b/>
+                <w:sz w:val="18"/>
+              </w:rPr>
+              <w:t>מקור</w:t>
+            </w:r>
+          </w:p>
+        </w:tc>
+        <w:tc>
+          <w:tcPr>
+            <w:tcW w:type="dxa" w:w="5160"/>
+          </w:tcPr>
+          <w:p>
+            <w:pPr>
+              <w:bidi/>
+              <w:jc w:val="right"/>
+            </w:pPr>
+            <w:r>
+              <w:rPr>
+                <w:b/>
+                <w:sz w:val="18"/>
+              </w:rPr>
+              <w:t>הכלל</w:t>
+            </w:r>
+          </w:p>
+        </w:tc>
+      </w:tr>
+      <w:tr>
+        <w:tc>
+          <w:tcPr>
+            <w:tcW w:type="dxa" w:w="5160"/>
+          </w:tcPr>
+          <w:p>
+            <w:pPr>
+              <w:bidi/>
+              <w:jc w:val="right"/>
+            </w:pPr>
+            <w:r>
+              <w:rPr>
+                <w:sz w:val="18"/>
+              </w:rPr>
+              <w:t>חוק הכשרות, ס' 2–5 ✗</w:t>
+            </w:r>
+          </w:p>
+        </w:tc>
+        <w:tc>
+          <w:tcPr>
+            <w:tcW w:type="dxa" w:w="5160"/>
+          </w:tcPr>
+          <w:p>
+            <w:pPr>
+              <w:bidi/>
+              <w:jc w:val="right"/>
+            </w:pPr>
+            <w:r>
+              <w:rPr>
+                <w:sz w:val="18"/>
+              </w:rPr>
+              <w:t>כל אדם כשר (2); קטין עד 18 (3); פעולת קטין טעונה הסכמת נציג (4); ביטול ע"י נציג/יועמ"ש תוך חודש מהיוודע או ע"י הקטין תוך חודש מבגרותו (5). רקע לחופש ההתקשרות — אינו ברשימה.</w:t>
+            </w:r>
+          </w:p>
+        </w:tc>
+      </w:tr>
+    </w:tbl>
+    <w:p/>
+    <w:p>
+      <w:pPr>
+        <w:bidi/>
+        <w:jc w:val="right"/>
+      </w:pPr>
+      <w:r>
+        <w:rPr>
+          <w:b/>
+        </w:rPr>
+        <w:t>הגדרות מדויקות (משקפי החזרה — חשוב להיגדי מועדים!):</w:t>
+      </w:r>
+      <w:r>
+        <w:t xml:space="preserve"> "מסירת הצעה" = הגעתה לניצע או למענו; "מתן הודעת קיבול" = רגע אמירת/משלוח ה"כן"; "מסירת הודעת קיבול" = הגעת ה"כן" למציע. ס' 3(א) ו־4(2) נבחנים לפי </w:t>
+      </w:r>
+      <w:r>
+        <w:rPr>
+          <w:b/>
+        </w:rPr>
+        <w:t>מתן</w:t>
+      </w:r>
+      <w:r>
+        <w:t xml:space="preserve">; ס' 10 — לפי </w:t>
+      </w:r>
+      <w:r>
+        <w:rPr>
+          <w:b/>
+        </w:rPr>
+        <w:t>מסירה</w:t>
+      </w:r>
+      <w:r>
+        <w:t>.</w:t>
+      </w:r>
+    </w:p>
+    <w:p>
+      <w:pPr>
+        <w:bidi/>
+        <w:jc w:val="right"/>
+      </w:pPr>
+      <w:r>
+        <w:t>חלק ג׳</w:t>
+      </w:r>
+    </w:p>
+    <w:p>
+      <w:pPr>
+        <w:pStyle w:val="Heading1"/>
+        <w:bidi/>
+        <w:jc w:val="right"/>
+      </w:pPr>
+      <w:r>
+        <w:t>טבלאות פסקי דין</w:t>
+      </w:r>
+    </w:p>
+    <w:p>
+      <w:pPr>
+        <w:pStyle w:val="Heading2"/>
+        <w:bidi/>
+        <w:jc w:val="right"/>
+      </w:pPr>
+      <w:r>
+        <w:t>מהמצגות הרשמיות — אלה שצפוי לצטט</w:t>
       </w:r>
     </w:p>
     <w:tbl>
@@ -7853,41 +7709,41 @@
               <w:rPr>
                 <w:sz w:val="18"/>
               </w:rPr>
-              <w:t>סויסה נ׳ זגה</w:t>
-            </w:r>
-          </w:p>
-        </w:tc>
-        <w:tc>
-          <w:tcPr>
-            <w:tcW w:type="dxa" w:w="3440"/>
-          </w:tcPr>
-          <w:p>
-            <w:pPr>
-              <w:bidi/>
-              <w:jc w:val="right"/>
-            </w:pPr>
-            <w:r>
-              <w:rPr>
-                <w:sz w:val="18"/>
-              </w:rPr>
-              <w:t>גילוי — איש מקצוע</w:t>
-            </w:r>
-          </w:p>
-        </w:tc>
-        <w:tc>
-          <w:tcPr>
-            <w:tcW w:type="dxa" w:w="3440"/>
-          </w:tcPr>
-          <w:p>
-            <w:pPr>
-              <w:bidi/>
-              <w:jc w:val="right"/>
-            </w:pPr>
-            <w:r>
-              <w:rPr>
-                <w:sz w:val="18"/>
-              </w:rPr>
-              <w:t>מתווך שרכש בעצמו בלי לגלות שינוי ייעוד — חובת גילוי מוגברת; ביטול ופיצויים.</w:t>
+              <w:t>שיכון עובדים נ׳ זפניק</w:t>
+            </w:r>
+          </w:p>
+        </w:tc>
+        <w:tc>
+          <w:tcPr>
+            <w:tcW w:type="dxa" w:w="3440"/>
+          </w:tcPr>
+          <w:p>
+            <w:pPr>
+              <w:bidi/>
+              <w:jc w:val="right"/>
+            </w:pPr>
+            <w:r>
+              <w:rPr>
+                <w:sz w:val="18"/>
+              </w:rPr>
+              <w:t>אכיפה</w:t>
+            </w:r>
+          </w:p>
+        </w:tc>
+        <w:tc>
+          <w:tcPr>
+            <w:tcW w:type="dxa" w:w="3440"/>
+          </w:tcPr>
+          <w:p>
+            <w:pPr>
+              <w:bidi/>
+              <w:jc w:val="right"/>
+            </w:pPr>
+            <w:r>
+              <w:rPr>
+                <w:sz w:val="18"/>
+              </w:rPr>
+              <w:t>נסיגה בשלב מתקדם מאוד — במקרים נדירים ביהמ"ש מורה להשלים את העסקה.</w:t>
             </w:r>
           </w:p>
         </w:tc>
@@ -7906,41 +7762,41 @@
               <w:rPr>
                 <w:sz w:val="18"/>
               </w:rPr>
-              <w:t>זהבה כנען נ׳ ממשלת ארה"ב</w:t>
-            </w:r>
-          </w:p>
-        </w:tc>
-        <w:tc>
-          <w:tcPr>
-            <w:tcW w:type="dxa" w:w="3440"/>
-          </w:tcPr>
-          <w:p>
-            <w:pPr>
-              <w:bidi/>
-              <w:jc w:val="right"/>
-            </w:pPr>
-            <w:r>
-              <w:rPr>
-                <w:sz w:val="18"/>
-              </w:rPr>
-              <w:t>טעות משותפת</w:t>
-            </w:r>
-          </w:p>
-        </w:tc>
-        <w:tc>
-          <w:tcPr>
-            <w:tcW w:type="dxa" w:w="3440"/>
-          </w:tcPr>
-          <w:p>
-            <w:pPr>
-              <w:bidi/>
-              <w:jc w:val="right"/>
-            </w:pPr>
-            <w:r>
-              <w:rPr>
-                <w:sz w:val="18"/>
-              </w:rPr>
-              <w:t>טעות משותפת → מסלול 14(ב): ביטול בשיקול דעת ביהמ"ש משיקולי צדק.</w:t>
+              <w:t>פרץ בוני הנגב נ׳ בוחבוט (ע"א 1932/90)</w:t>
+            </w:r>
+          </w:p>
+        </w:tc>
+        <w:tc>
+          <w:tcPr>
+            <w:tcW w:type="dxa" w:w="3440"/>
+          </w:tcPr>
+          <w:p>
+            <w:pPr>
+              <w:bidi/>
+              <w:jc w:val="right"/>
+            </w:pPr>
+            <w:r>
+              <w:rPr>
+                <w:sz w:val="18"/>
+              </w:rPr>
+              <w:t>גמירת דעת</w:t>
+            </w:r>
+          </w:p>
+        </w:tc>
+        <w:tc>
+          <w:tcPr>
+            <w:tcW w:type="dxa" w:w="3440"/>
+          </w:tcPr>
+          <w:p>
+            <w:pPr>
+              <w:bidi/>
+              <w:jc w:val="right"/>
+            </w:pPr>
+            <w:r>
+              <w:rPr>
+                <w:sz w:val="18"/>
+              </w:rPr>
+              <w:t>מבחן אובייקטיבי מרוכך: "מתקשר סביר במעמדם" של הצדדים — האם ממעשיהם ודבריהם היה מסיק שגמרו בדעתם לכרות חוזה.</w:t>
             </w:r>
           </w:p>
         </w:tc>
@@ -7959,6 +7815,934 @@
               <w:rPr>
                 <w:sz w:val="18"/>
               </w:rPr>
+              <w:t>נוה עם נ׳ יעקבסון</w:t>
+            </w:r>
+          </w:p>
+        </w:tc>
+        <w:tc>
+          <w:tcPr>
+            <w:tcW w:type="dxa" w:w="3440"/>
+          </w:tcPr>
+          <w:p>
+            <w:pPr>
+              <w:bidi/>
+              <w:jc w:val="right"/>
+            </w:pPr>
+            <w:r>
+              <w:rPr>
+                <w:sz w:val="18"/>
+              </w:rPr>
+              <w:t>דחיית הצעה</w:t>
+            </w:r>
+          </w:p>
+        </w:tc>
+        <w:tc>
+          <w:tcPr>
+            <w:tcW w:type="dxa" w:w="3440"/>
+          </w:tcPr>
+          <w:p>
+            <w:pPr>
+              <w:bidi/>
+              <w:jc w:val="right"/>
+            </w:pPr>
+            <w:r>
+              <w:rPr>
+                <w:sz w:val="18"/>
+              </w:rPr>
+              <w:t>דחייה מפקיעה רק אם מפורשת ואקטיבית; שאלות הבהרה או ניסיון שיפור אינם דחייה.</w:t>
+            </w:r>
+          </w:p>
+        </w:tc>
+      </w:tr>
+      <w:tr>
+        <w:tc>
+          <w:tcPr>
+            <w:tcW w:type="dxa" w:w="3440"/>
+          </w:tcPr>
+          <w:p>
+            <w:pPr>
+              <w:bidi/>
+              <w:jc w:val="right"/>
+            </w:pPr>
+            <w:r>
+              <w:rPr>
+                <w:sz w:val="18"/>
+              </w:rPr>
+              <w:t>פס"ד רבינוביץ</w:t>
+            </w:r>
+          </w:p>
+        </w:tc>
+        <w:tc>
+          <w:tcPr>
+            <w:tcW w:type="dxa" w:w="3440"/>
+          </w:tcPr>
+          <w:p>
+            <w:pPr>
+              <w:bidi/>
+              <w:jc w:val="right"/>
+            </w:pPr>
+            <w:r>
+              <w:rPr>
+                <w:sz w:val="18"/>
+              </w:rPr>
+              <w:t>הגדרת טעות</w:t>
+            </w:r>
+          </w:p>
+        </w:tc>
+        <w:tc>
+          <w:tcPr>
+            <w:tcW w:type="dxa" w:w="3440"/>
+          </w:tcPr>
+          <w:p>
+            <w:pPr>
+              <w:bidi/>
+              <w:jc w:val="right"/>
+            </w:pPr>
+            <w:r>
+              <w:rPr>
+                <w:sz w:val="18"/>
+              </w:rPr>
+              <w:t>"טעות היא אמונה של צד לחוזה שאינה תואמת את המציאות" (שלו/שמגר); מתייחסת להווה או לעבר בלבד.</w:t>
+            </w:r>
+          </w:p>
+        </w:tc>
+      </w:tr>
+      <w:tr>
+        <w:tc>
+          <w:tcPr>
+            <w:tcW w:type="dxa" w:w="3440"/>
+          </w:tcPr>
+          <w:p>
+            <w:pPr>
+              <w:bidi/>
+              <w:jc w:val="right"/>
+            </w:pPr>
+            <w:r>
+              <w:rPr>
+                <w:sz w:val="18"/>
+              </w:rPr>
+              <w:t>קוזלי נ׳ מדינת ישראל (ע"א 6295/16)</w:t>
+            </w:r>
+          </w:p>
+        </w:tc>
+        <w:tc>
+          <w:tcPr>
+            <w:tcW w:type="dxa" w:w="3440"/>
+          </w:tcPr>
+          <w:p>
+            <w:pPr>
+              <w:bidi/>
+              <w:jc w:val="right"/>
+            </w:pPr>
+            <w:r>
+              <w:rPr>
+                <w:sz w:val="18"/>
+              </w:rPr>
+              <w:t>הצעת פרס לציבור</w:t>
+            </w:r>
+          </w:p>
+        </w:tc>
+        <w:tc>
+          <w:tcPr>
+            <w:tcW w:type="dxa" w:w="3440"/>
+          </w:tcPr>
+          <w:p>
+            <w:pPr>
+              <w:bidi/>
+              <w:jc w:val="right"/>
+            </w:pPr>
+            <w:r>
+              <w:rPr>
+                <w:sz w:val="18"/>
+              </w:rPr>
+              <w:t>פרשת מג׳די חלבי — ראו מסגרת בסיכום: 4 המשוכות, אקראיות אינה שוללת, פקיעה וחזרה. דנ"א 4165/19 נדחה.</w:t>
+            </w:r>
+          </w:p>
+        </w:tc>
+      </w:tr>
+      <w:tr>
+        <w:tc>
+          <w:tcPr>
+            <w:tcW w:type="dxa" w:w="3440"/>
+          </w:tcPr>
+          <w:p>
+            <w:pPr>
+              <w:bidi/>
+              <w:jc w:val="right"/>
+            </w:pPr>
+            <w:r>
+              <w:rPr>
+                <w:sz w:val="18"/>
+              </w:rPr>
+              <w:t>רבינאי נ׳ מן שקד (ע"א 158/77)</w:t>
+            </w:r>
+          </w:p>
+        </w:tc>
+        <w:tc>
+          <w:tcPr>
+            <w:tcW w:type="dxa" w:w="3440"/>
+          </w:tcPr>
+          <w:p>
+            <w:pPr>
+              <w:bidi/>
+              <w:jc w:val="right"/>
+            </w:pPr>
+            <w:r>
+              <w:rPr>
+                <w:sz w:val="18"/>
+              </w:rPr>
+              <w:t>זיכרון דברים</w:t>
+            </w:r>
+          </w:p>
+        </w:tc>
+        <w:tc>
+          <w:tcPr>
+            <w:tcW w:type="dxa" w:w="3440"/>
+          </w:tcPr>
+          <w:p>
+            <w:pPr>
+              <w:bidi/>
+              <w:jc w:val="right"/>
+            </w:pPr>
+            <w:r>
+              <w:rPr>
+                <w:sz w:val="18"/>
+              </w:rPr>
+              <w:t>שני מבחנים מצטברים: כוונה להתחייב כבר עתה + מסוימות בפרטים המהותיים → חוזה; ממלא את דרישת הכתב במקרקעין.</w:t>
+            </w:r>
+          </w:p>
+        </w:tc>
+      </w:tr>
+      <w:tr>
+        <w:tc>
+          <w:tcPr>
+            <w:tcW w:type="dxa" w:w="3440"/>
+          </w:tcPr>
+          <w:p>
+            <w:pPr>
+              <w:bidi/>
+              <w:jc w:val="right"/>
+            </w:pPr>
+            <w:r>
+              <w:rPr>
+                <w:sz w:val="18"/>
+              </w:rPr>
+              <w:t>פנידר נ׳ קסטרו</w:t>
+            </w:r>
+          </w:p>
+        </w:tc>
+        <w:tc>
+          <w:tcPr>
+            <w:tcW w:type="dxa" w:w="3440"/>
+          </w:tcPr>
+          <w:p>
+            <w:pPr>
+              <w:bidi/>
+              <w:jc w:val="right"/>
+            </w:pPr>
+            <w:r>
+              <w:rPr>
+                <w:sz w:val="18"/>
+              </w:rPr>
+              <w:t>חובת גילוי</w:t>
+            </w:r>
+          </w:p>
+        </w:tc>
+        <w:tc>
+          <w:tcPr>
+            <w:tcW w:type="dxa" w:w="3440"/>
+          </w:tcPr>
+          <w:p>
+            <w:pPr>
+              <w:bidi/>
+              <w:jc w:val="right"/>
+            </w:pPr>
+            <w:r>
+              <w:rPr>
+                <w:sz w:val="18"/>
+              </w:rPr>
+              <w:t>חובת גילוי עובדות במו"מ; היקפה לפי זהות הצדדים, קלות ועלות השגת המידע ומומחיות הצד השני.</w:t>
+            </w:r>
+          </w:p>
+        </w:tc>
+      </w:tr>
+      <w:tr>
+        <w:tc>
+          <w:tcPr>
+            <w:tcW w:type="dxa" w:w="3440"/>
+          </w:tcPr>
+          <w:p>
+            <w:pPr>
+              <w:bidi/>
+              <w:jc w:val="right"/>
+            </w:pPr>
+            <w:r>
+              <w:rPr>
+                <w:sz w:val="18"/>
+              </w:rPr>
+              <w:t>קוט נ׳ ארגון הדיירים</w:t>
+            </w:r>
+          </w:p>
+        </w:tc>
+        <w:tc>
+          <w:tcPr>
+            <w:tcW w:type="dxa" w:w="3440"/>
+          </w:tcPr>
+          <w:p>
+            <w:pPr>
+              <w:bidi/>
+              <w:jc w:val="right"/>
+            </w:pPr>
+            <w:r>
+              <w:rPr>
+                <w:sz w:val="18"/>
+              </w:rPr>
+              <w:t>חוסר תום לב</w:t>
+            </w:r>
+          </w:p>
+        </w:tc>
+        <w:tc>
+          <w:tcPr>
+            <w:tcW w:type="dxa" w:w="3440"/>
+          </w:tcPr>
+          <w:p>
+            <w:pPr>
+              <w:bidi/>
+              <w:jc w:val="right"/>
+            </w:pPr>
+            <w:r>
+              <w:rPr>
+                <w:sz w:val="18"/>
+              </w:rPr>
+              <w:t>עריכת חוזה בלי לקיימו, או בידיעה שיופר — חוסר תום לב במו"מ.</w:t>
+            </w:r>
+          </w:p>
+        </w:tc>
+      </w:tr>
+      <w:tr>
+        <w:tc>
+          <w:tcPr>
+            <w:tcW w:type="dxa" w:w="3440"/>
+          </w:tcPr>
+          <w:p>
+            <w:pPr>
+              <w:bidi/>
+              <w:jc w:val="right"/>
+            </w:pPr>
+            <w:r>
+              <w:rPr>
+                <w:sz w:val="18"/>
+              </w:rPr>
+              <w:t>תשובה נ׳ בר נתן (ע"א 7824/95)</w:t>
+            </w:r>
+          </w:p>
+        </w:tc>
+        <w:tc>
+          <w:tcPr>
+            <w:tcW w:type="dxa" w:w="3440"/>
+          </w:tcPr>
+          <w:p>
+            <w:pPr>
+              <w:bidi/>
+              <w:jc w:val="right"/>
+            </w:pPr>
+            <w:r>
+              <w:rPr>
+                <w:sz w:val="18"/>
+              </w:rPr>
+              <w:t>חזרה מהצעה</w:t>
+            </w:r>
+          </w:p>
+        </w:tc>
+        <w:tc>
+          <w:tcPr>
+            <w:tcW w:type="dxa" w:w="3440"/>
+          </w:tcPr>
+          <w:p>
+            <w:pPr>
+              <w:bidi/>
+              <w:jc w:val="right"/>
+            </w:pPr>
+            <w:r>
+              <w:rPr>
+                <w:sz w:val="18"/>
+              </w:rPr>
+              <w:t>חרטה (בטלפון ופקס) שנמסרה לפני שההצעה בדואר הגיעה לניצע — תופסת; אין חוזה על ההצעה המקורית.</w:t>
+            </w:r>
+          </w:p>
+        </w:tc>
+      </w:tr>
+      <w:tr>
+        <w:tc>
+          <w:tcPr>
+            <w:tcW w:type="dxa" w:w="3440"/>
+          </w:tcPr>
+          <w:p>
+            <w:pPr>
+              <w:bidi/>
+              <w:jc w:val="right"/>
+            </w:pPr>
+            <w:r>
+              <w:rPr>
+                <w:sz w:val="18"/>
+              </w:rPr>
+              <w:t>פס"ד ספקטור (נ׳ צרפתי)</w:t>
+            </w:r>
+          </w:p>
+        </w:tc>
+        <w:tc>
+          <w:tcPr>
+            <w:tcW w:type="dxa" w:w="3440"/>
+          </w:tcPr>
+          <w:p>
+            <w:pPr>
+              <w:bidi/>
+              <w:jc w:val="right"/>
+            </w:pPr>
+            <w:r>
+              <w:rPr>
+                <w:sz w:val="18"/>
+              </w:rPr>
+              <w:t>טעות/גילוי</w:t>
+            </w:r>
+          </w:p>
+        </w:tc>
+        <w:tc>
+          <w:tcPr>
+            <w:tcW w:type="dxa" w:w="3440"/>
+          </w:tcPr>
+          <w:p>
+            <w:pPr>
+              <w:bidi/>
+              <w:jc w:val="right"/>
+            </w:pPr>
+            <w:r>
+              <w:rPr>
+                <w:sz w:val="18"/>
+              </w:rPr>
+              <w:t>טעות עובדתית על נתון קיים המשליך על השווי אינה "כדאיות"; ובמחלוקת — על קבלן מקצועי היה לבדוק בעצמו.</w:t>
+            </w:r>
+          </w:p>
+        </w:tc>
+      </w:tr>
+      <w:tr>
+        <w:tc>
+          <w:tcPr>
+            <w:tcW w:type="dxa" w:w="3440"/>
+          </w:tcPr>
+          <w:p>
+            <w:pPr>
+              <w:bidi/>
+              <w:jc w:val="right"/>
+            </w:pPr>
+            <w:r>
+              <w:rPr>
+                <w:sz w:val="18"/>
+              </w:rPr>
+              <w:t>פס"ד בן לולו</w:t>
+            </w:r>
+          </w:p>
+        </w:tc>
+        <w:tc>
+          <w:tcPr>
+            <w:tcW w:type="dxa" w:w="3440"/>
+          </w:tcPr>
+          <w:p>
+            <w:pPr>
+              <w:bidi/>
+              <w:jc w:val="right"/>
+            </w:pPr>
+            <w:r>
+              <w:rPr>
+                <w:sz w:val="18"/>
+              </w:rPr>
+              <w:t>כדאיות</w:t>
+            </w:r>
+          </w:p>
+        </w:tc>
+        <w:tc>
+          <w:tcPr>
+            <w:tcW w:type="dxa" w:w="3440"/>
+          </w:tcPr>
+          <w:p>
+            <w:pPr>
+              <w:bidi/>
+              <w:jc w:val="right"/>
+            </w:pPr>
+            <w:r>
+              <w:rPr>
+                <w:sz w:val="18"/>
+              </w:rPr>
+              <w:t>הסכם פשרה עם ויתור על תביעות = סיכון מודע; החמרה מאוחרת = כדאיות בלבד, אין ביטול.</w:t>
+            </w:r>
+          </w:p>
+        </w:tc>
+      </w:tr>
+      <w:tr>
+        <w:tc>
+          <w:tcPr>
+            <w:tcW w:type="dxa" w:w="3440"/>
+          </w:tcPr>
+          <w:p>
+            <w:pPr>
+              <w:bidi/>
+              <w:jc w:val="right"/>
+            </w:pPr>
+            <w:r>
+              <w:rPr>
+                <w:sz w:val="18"/>
+              </w:rPr>
+              <w:t>כרמל נ׳ טלמון (ע"א 7920/13)</w:t>
+            </w:r>
+          </w:p>
+        </w:tc>
+        <w:tc>
+          <w:tcPr>
+            <w:tcW w:type="dxa" w:w="3440"/>
+          </w:tcPr>
+          <w:p>
+            <w:pPr>
+              <w:bidi/>
+              <w:jc w:val="right"/>
+            </w:pPr>
+            <w:r>
+              <w:rPr>
+                <w:sz w:val="18"/>
+              </w:rPr>
+              <w:t>כדאיות — AS-IS</w:t>
+            </w:r>
+          </w:p>
+        </w:tc>
+        <w:tc>
+          <w:tcPr>
+            <w:tcW w:type="dxa" w:w="3440"/>
+          </w:tcPr>
+          <w:p>
+            <w:pPr>
+              <w:bidi/>
+              <w:jc w:val="right"/>
+            </w:pPr>
+            <w:r>
+              <w:rPr>
+                <w:sz w:val="18"/>
+              </w:rPr>
+              <w:t>תניית AS-IS והנסיבות = נטילת סיכון על המצב התכנוני והשווי; טעות בשווי = כדאיות, אין ביטול (חיות). אושר בדנ"א 2128/16.</w:t>
+            </w:r>
+          </w:p>
+        </w:tc>
+      </w:tr>
+      <w:tr>
+        <w:tc>
+          <w:tcPr>
+            <w:tcW w:type="dxa" w:w="3440"/>
+          </w:tcPr>
+          <w:p>
+            <w:pPr>
+              <w:bidi/>
+              <w:jc w:val="right"/>
+            </w:pPr>
+            <w:r>
+              <w:rPr>
+                <w:sz w:val="18"/>
+              </w:rPr>
+              <w:t>זעירא זבולון נ׳ קנית</w:t>
+            </w:r>
+          </w:p>
+        </w:tc>
+        <w:tc>
+          <w:tcPr>
+            <w:tcW w:type="dxa" w:w="3440"/>
+          </w:tcPr>
+          <w:p>
+            <w:pPr>
+              <w:bidi/>
+              <w:jc w:val="right"/>
+            </w:pPr>
+            <w:r>
+              <w:rPr>
+                <w:sz w:val="18"/>
+              </w:rPr>
+              <w:t>מו"מ מקביל</w:t>
+            </w:r>
+          </w:p>
+        </w:tc>
+        <w:tc>
+          <w:tcPr>
+            <w:tcW w:type="dxa" w:w="3440"/>
+          </w:tcPr>
+          <w:p>
+            <w:pPr>
+              <w:bidi/>
+              <w:jc w:val="right"/>
+            </w:pPr>
+            <w:r>
+              <w:rPr>
+                <w:sz w:val="18"/>
+              </w:rPr>
+              <w:t>מו"מ מקביל נבחן בתום לב — הפסול בהסתרה וביצירת מצג, לא בעצם הקיום המקביל.</w:t>
+            </w:r>
+          </w:p>
+        </w:tc>
+      </w:tr>
+      <w:tr>
+        <w:tc>
+          <w:tcPr>
+            <w:tcW w:type="dxa" w:w="3440"/>
+          </w:tcPr>
+          <w:p>
+            <w:pPr>
+              <w:bidi/>
+              <w:jc w:val="right"/>
+            </w:pPr>
+            <w:r>
+              <w:rPr>
+                <w:sz w:val="18"/>
+              </w:rPr>
+              <w:t>זנדבנק נ׳ דנציגר (ע"א 440/75)</w:t>
+            </w:r>
+          </w:p>
+        </w:tc>
+        <w:tc>
+          <w:tcPr>
+            <w:tcW w:type="dxa" w:w="3440"/>
+          </w:tcPr>
+          <w:p>
+            <w:pPr>
+              <w:bidi/>
+              <w:jc w:val="right"/>
+            </w:pPr>
+            <w:r>
+              <w:rPr>
+                <w:sz w:val="18"/>
+              </w:rPr>
+              <w:t>מסוימות</w:t>
+            </w:r>
+          </w:p>
+        </w:tc>
+        <w:tc>
+          <w:tcPr>
+            <w:tcW w:type="dxa" w:w="3440"/>
+          </w:tcPr>
+          <w:p>
+            <w:pPr>
+              <w:bidi/>
+              <w:jc w:val="right"/>
+            </w:pPr>
+            <w:r>
+              <w:rPr>
+                <w:sz w:val="18"/>
+              </w:rPr>
+              <w:t>ההצעה מלאה ומדויקת במידה מספקת כך שעם הקיבול נכרת חוזה בר־קיום.</w:t>
+            </w:r>
+          </w:p>
+        </w:tc>
+      </w:tr>
+      <w:tr>
+        <w:tc>
+          <w:tcPr>
+            <w:tcW w:type="dxa" w:w="3440"/>
+          </w:tcPr>
+          <w:p>
+            <w:pPr>
+              <w:bidi/>
+              <w:jc w:val="right"/>
+            </w:pPr>
+            <w:r>
+              <w:rPr>
+                <w:sz w:val="18"/>
+              </w:rPr>
+              <w:t>קל בניין נ׳ ע.ר.מ. רעננה</w:t>
+            </w:r>
+          </w:p>
+        </w:tc>
+        <w:tc>
+          <w:tcPr>
+            <w:tcW w:type="dxa" w:w="3440"/>
+          </w:tcPr>
+          <w:p>
+            <w:pPr>
+              <w:bidi/>
+              <w:jc w:val="right"/>
+            </w:pPr>
+            <w:r>
+              <w:rPr>
+                <w:sz w:val="18"/>
+              </w:rPr>
+              <w:t>פיצויי קיום</w:t>
+            </w:r>
+          </w:p>
+        </w:tc>
+        <w:tc>
+          <w:tcPr>
+            <w:tcW w:type="dxa" w:w="3440"/>
+          </w:tcPr>
+          <w:p>
+            <w:pPr>
+              <w:bidi/>
+              <w:jc w:val="right"/>
+            </w:pPr>
+            <w:r>
+              <w:rPr>
+                <w:sz w:val="18"/>
+              </w:rPr>
+              <w:t>כשכל תנאי העסקה סוכמו והפרישה בחוסר תום לב — פיצויי קיום (החריג).</w:t>
+            </w:r>
+          </w:p>
+        </w:tc>
+      </w:tr>
+      <w:tr>
+        <w:tc>
+          <w:tcPr>
+            <w:tcW w:type="dxa" w:w="3440"/>
+          </w:tcPr>
+          <w:p>
+            <w:pPr>
+              <w:bidi/>
+              <w:jc w:val="right"/>
+            </w:pPr>
+            <w:r>
+              <w:rPr>
+                <w:sz w:val="18"/>
+              </w:rPr>
+              <w:t>שג"מ חניונים</w:t>
+            </w:r>
+          </w:p>
+        </w:tc>
+        <w:tc>
+          <w:tcPr>
+            <w:tcW w:type="dxa" w:w="3440"/>
+          </w:tcPr>
+          <w:p>
+            <w:pPr>
+              <w:bidi/>
+              <w:jc w:val="right"/>
+            </w:pPr>
+            <w:r>
+              <w:rPr>
+                <w:sz w:val="18"/>
+              </w:rPr>
+              <w:t>קיבול בהתנהגות</w:t>
+            </w:r>
+          </w:p>
+        </w:tc>
+        <w:tc>
+          <w:tcPr>
+            <w:tcW w:type="dxa" w:w="3440"/>
+          </w:tcPr>
+          <w:p>
+            <w:pPr>
+              <w:bidi/>
+              <w:jc w:val="right"/>
+            </w:pPr>
+            <w:r>
+              <w:rPr>
+                <w:sz w:val="18"/>
+              </w:rPr>
+              <w:t>כניסה לחניון בתשלום = קיבול במעשה (ס' 6(א)); אין להתווכח על המחיר בדיעבד.</w:t>
+            </w:r>
+          </w:p>
+        </w:tc>
+      </w:tr>
+    </w:tbl>
+    <w:p/>
+    <w:p>
+      <w:pPr>
+        <w:pStyle w:val="Heading2"/>
+        <w:bidi/>
+        <w:jc w:val="right"/>
+      </w:pPr>
+      <w:r>
+        <w:t>מהשיעורים (הכיתה המקבילה) — תוספת העשרה</w:t>
+      </w:r>
+    </w:p>
+    <w:tbl>
+      <w:tblPr>
+        <w:tblStyle w:val="TableGrid"/>
+        <w:tblW w:type="auto" w:w="0"/>
+        <w:jc w:val="right"/>
+        <w:tblLook w:firstColumn="1" w:firstRow="1" w:lastColumn="0" w:lastRow="0" w:noHBand="0" w:noVBand="1" w:val="04A0"/>
+      </w:tblPr>
+      <w:tblGrid>
+        <w:gridCol w:w="3440"/>
+        <w:gridCol w:w="3440"/>
+        <w:gridCol w:w="3440"/>
+      </w:tblGrid>
+      <w:tr>
+        <w:tc>
+          <w:tcPr>
+            <w:tcW w:type="dxa" w:w="3440"/>
+          </w:tcPr>
+          <w:p>
+            <w:pPr>
+              <w:bidi/>
+              <w:jc w:val="right"/>
+            </w:pPr>
+            <w:r>
+              <w:rPr>
+                <w:b/>
+                <w:sz w:val="18"/>
+              </w:rPr>
+              <w:t>פסק דין</w:t>
+            </w:r>
+          </w:p>
+        </w:tc>
+        <w:tc>
+          <w:tcPr>
+            <w:tcW w:type="dxa" w:w="3440"/>
+          </w:tcPr>
+          <w:p>
+            <w:pPr>
+              <w:bidi/>
+              <w:jc w:val="right"/>
+            </w:pPr>
+            <w:r>
+              <w:rPr>
+                <w:b/>
+                <w:sz w:val="18"/>
+              </w:rPr>
+              <w:t>נושא</w:t>
+            </w:r>
+          </w:p>
+        </w:tc>
+        <w:tc>
+          <w:tcPr>
+            <w:tcW w:type="dxa" w:w="3440"/>
+          </w:tcPr>
+          <w:p>
+            <w:pPr>
+              <w:bidi/>
+              <w:jc w:val="right"/>
+            </w:pPr>
+            <w:r>
+              <w:rPr>
+                <w:b/>
+                <w:sz w:val="18"/>
+              </w:rPr>
+              <w:t>ההלכה בקצרה</w:t>
+            </w:r>
+          </w:p>
+        </w:tc>
+      </w:tr>
+      <w:tr>
+        <w:tc>
+          <w:tcPr>
+            <w:tcW w:type="dxa" w:w="3440"/>
+          </w:tcPr>
+          <w:p>
+            <w:pPr>
+              <w:bidi/>
+              <w:jc w:val="right"/>
+            </w:pPr>
+            <w:r>
+              <w:rPr>
+                <w:sz w:val="18"/>
+              </w:rPr>
+              <w:t>סויסה נ׳ זגה</w:t>
+            </w:r>
+          </w:p>
+        </w:tc>
+        <w:tc>
+          <w:tcPr>
+            <w:tcW w:type="dxa" w:w="3440"/>
+          </w:tcPr>
+          <w:p>
+            <w:pPr>
+              <w:bidi/>
+              <w:jc w:val="right"/>
+            </w:pPr>
+            <w:r>
+              <w:rPr>
+                <w:sz w:val="18"/>
+              </w:rPr>
+              <w:t>גילוי — איש מקצוע</w:t>
+            </w:r>
+          </w:p>
+        </w:tc>
+        <w:tc>
+          <w:tcPr>
+            <w:tcW w:type="dxa" w:w="3440"/>
+          </w:tcPr>
+          <w:p>
+            <w:pPr>
+              <w:bidi/>
+              <w:jc w:val="right"/>
+            </w:pPr>
+            <w:r>
+              <w:rPr>
+                <w:sz w:val="18"/>
+              </w:rPr>
+              <w:t>מתווך שרכש בעצמו בלי לגלות שינוי ייעוד — חובת גילוי מוגברת; ביטול ופיצויים.</w:t>
+            </w:r>
+          </w:p>
+        </w:tc>
+      </w:tr>
+      <w:tr>
+        <w:tc>
+          <w:tcPr>
+            <w:tcW w:type="dxa" w:w="3440"/>
+          </w:tcPr>
+          <w:p>
+            <w:pPr>
+              <w:bidi/>
+              <w:jc w:val="right"/>
+            </w:pPr>
+            <w:r>
+              <w:rPr>
+                <w:sz w:val="18"/>
+              </w:rPr>
+              <w:t>זהבה כנען נ׳ ממשלת ארה"ב</w:t>
+            </w:r>
+          </w:p>
+        </w:tc>
+        <w:tc>
+          <w:tcPr>
+            <w:tcW w:type="dxa" w:w="3440"/>
+          </w:tcPr>
+          <w:p>
+            <w:pPr>
+              <w:bidi/>
+              <w:jc w:val="right"/>
+            </w:pPr>
+            <w:r>
+              <w:rPr>
+                <w:sz w:val="18"/>
+              </w:rPr>
+              <w:t>טעות משותפת</w:t>
+            </w:r>
+          </w:p>
+        </w:tc>
+        <w:tc>
+          <w:tcPr>
+            <w:tcW w:type="dxa" w:w="3440"/>
+          </w:tcPr>
+          <w:p>
+            <w:pPr>
+              <w:bidi/>
+              <w:jc w:val="right"/>
+            </w:pPr>
+            <w:r>
+              <w:rPr>
+                <w:sz w:val="18"/>
+              </w:rPr>
+              <w:t>טעות משותפת → מסלול 14(ב): ביטול בשיקול דעת ביהמ"ש משיקולי צדק.</w:t>
+            </w:r>
+          </w:p>
+        </w:tc>
+      </w:tr>
+      <w:tr>
+        <w:tc>
+          <w:tcPr>
+            <w:tcW w:type="dxa" w:w="3440"/>
+          </w:tcPr>
+          <w:p>
+            <w:pPr>
+              <w:bidi/>
+              <w:jc w:val="right"/>
+            </w:pPr>
+            <w:r>
+              <w:rPr>
+                <w:sz w:val="18"/>
+              </w:rPr>
               <w:t>שושנה קרן נ׳ דיור לעולה</w:t>
             </w:r>
           </w:p>
@@ -7976,24 +8760,24 @@
               <w:rPr>
                 <w:sz w:val="18"/>
               </w:rPr>
-              <w:t>כפייה [נספח]</w:t>
-            </w:r>
-          </w:p>
-        </w:tc>
-        <w:tc>
-          <w:tcPr>
-            <w:tcW w:type="dxa" w:w="3440"/>
-          </w:tcPr>
-          <w:p>
-            <w:pPr>
-              <w:bidi/>
-              <w:jc w:val="right"/>
-            </w:pPr>
-            <w:r>
-              <w:rPr>
-                <w:sz w:val="18"/>
-              </w:rPr>
-              <w:t>לחץ מצד שלישי עצמאי (שכנים) אינו כפייה — נדרש לחץ מהצד השני או מטעמו.</w:t>
+              <w:t>כפייה — ס' 17 בהיקף</w:t>
+            </w:r>
+          </w:p>
+        </w:tc>
+        <w:tc>
+          <w:tcPr>
+            <w:tcW w:type="dxa" w:w="3440"/>
+          </w:tcPr>
+          <w:p>
+            <w:pPr>
+              <w:bidi/>
+              <w:jc w:val="right"/>
+            </w:pPr>
+            <w:r>
+              <w:rPr>
+                <w:sz w:val="18"/>
+              </w:rPr>
+              <w:t>לחץ מצד שלישי עצמאי (שכנים) אינו כפייה — ס' 17 דורש שהכופה יהיה הצד השני או מי מטעמו.</w:t>
             </w:r>
           </w:p>
         </w:tc>
@@ -8828,7 +9612,16 @@
         <w:t>תחולה:</w:t>
       </w:r>
       <w:r>
-        <w:t xml:space="preserve"> מהקשר הראשון עד כריתה/סיום; כל מי שנטל חלק (צד, עובד, מתווך); סטנדרט אובייקטיבי; נמשך בתקופת החוזה (ס' 39). נתבע גם בלי כריתה וגם כשהחוזה בתוקף.</w:t>
+        <w:t xml:space="preserve"> מהקשר הראשון עד כריתה/סיום; כל מי שנטל חלק (צד, עובד, מתווך); סטנדרט אובייקטיבי; נמשך גם לתוך תקופת החוזה (ס' 39 — </w:t>
+      </w:r>
+      <w:r>
+        <w:rPr>
+          <w:b/>
+        </w:rPr>
+        <w:t>אינו ברשימה</w:t>
+      </w:r>
+      <w:r>
+        <w:t>, הישען על 12). נתבע גם בלי כריתה וגם כשהחוזה בתוקף.</w:t>
       </w:r>
     </w:p>
     <w:p>
@@ -8885,7 +9678,25 @@
         <w:t>המסגרת:</w:t>
       </w:r>
       <w:r>
-        <w:t xml:space="preserve"> טעות (14), הטעיה (15), כפייה (17), עושק (18) — הפגם מתגלה אחרי הכריתה; ביטול חד־צדדי (14(א), 15, 17, 18) או באישור ביהמ"ש (14(ב)) + השבה (21). ניתן לביטול — לא בטל.</w:t>
+        <w:t xml:space="preserve"> טעות (14), הטעיה (15), כפייה (17) — ועושק (18), </w:t>
+      </w:r>
+      <w:r>
+        <w:rPr>
+          <w:b/>
+        </w:rPr>
+        <w:t>שאינו בהיקף</w:t>
+      </w:r>
+      <w:r>
+        <w:t xml:space="preserve">. הפגם מתגלה אחרי הכריתה; ביטול חד־צדדי (14(א), 15, 17) או באישור ביהמ"ש (14(ב)) + השבה (21). </w:t>
+      </w:r>
+      <w:r>
+        <w:rPr>
+          <w:b/>
+        </w:rPr>
+        <w:t>ניתן לביטול — לא בטל.</w:t>
+      </w:r>
+      <w:r>
+        <w:t xml:space="preserve"> ס' 16 (טעות סופר) יושב בתוך הרצף אך אינו עילת ביטול כלל.</w:t>
       </w:r>
     </w:p>
     <w:p>
@@ -8978,7 +9789,7 @@
         <w:jc w:val="right"/>
       </w:pPr>
       <w:r>
-        <w:t>סעדים בשל פגם (ס' 19–22) — נלמד</w:t>
+        <w:t>סעדים בשל פגם (ס' 19–21)</w:t>
       </w:r>
     </w:p>
     <w:p>
@@ -9010,7 +9821,7 @@
         <w:t>20:</w:t>
       </w:r>
       <w:r>
-        <w:t xml:space="preserve"> הודעה (אף משתמעת) תוך זמן סביר; בכפייה — משפסקה.</w:t>
+        <w:t xml:space="preserve"> הודעה (אף משתמעת) תוך זמן סביר; בכפייה — משפסקה הכפייה, לא מהכריתה.</w:t>
       </w:r>
     </w:p>
     <w:p>
@@ -9026,16 +9837,23 @@
         <w:t>21:</w:t>
       </w:r>
       <w:r>
-        <w:t xml:space="preserve"> השבה בעין או בשווי. </w:t>
-      </w:r>
+        <w:t xml:space="preserve"> השבה בעין, ואם בלתי אפשרית או בלתי סבירה — השבת שווי.</w:t>
+      </w:r>
+    </w:p>
+    <w:p>
+      <w:pPr>
+        <w:pStyle w:val="ListBullet"/>
+        <w:bidi/>
+        <w:jc w:val="right"/>
+      </w:pPr>
       <w:r>
         <w:rPr>
           <w:b/>
         </w:rPr>
-        <w:t>22:</w:t>
-      </w:r>
-      <w:r>
-        <w:t xml:space="preserve"> שמירת תרופות — אפשר לצרף פיצויי ס' 12.</w:t>
+        <w:t>22 ✗ מחוץ לרשימה:</w:t>
+      </w:r>
+      <w:r>
+        <w:t xml:space="preserve"> שמירת תרופות — הבסיס לצירוף פיצויי ס' 12. הרשימה הרשמית עוצרת ב-21, אז אל תבנה נימוק על המספר.</w:t>
       </w:r>
     </w:p>
     <w:p>
@@ -9047,10 +9865,10 @@
         <w:rPr>
           <w:b/>
         </w:rPr>
-        <w:t>הטעיה (ס' 15) — נלמד ב־25.8:</w:t>
-      </w:r>
-      <w:r>
-        <w:t xml:space="preserve"> מצג שווא / העלמת מידע / הצהרה כוזבת בשלב הטרום־חוזי, בכתב, בע"פ או בהתנהגות. אקטיבית ("שתילת מידע מוטעה") או פסיבית (אי־גילוי שחובה לגלות לפי דין, נסיבות, נוהג). יסודות: חוזה; הטעיה ע"י הצד השני/מטעמו; טעות (לא כדאיות); קש"ס כפול. סעד: ביטול עצמי (20) + השבה (21). אי־גילוי מהותי = גם ס' 12 וגם ס' 15. פירוט בנספח.</w:t>
+        <w:t>הטעיה (ס' 15) — בהיקף:</w:t>
+      </w:r>
+      <w:r>
+        <w:t xml:space="preserve"> מצג שווא / העלמת מידע / הצהרה כוזבת בשלב הטרום־חוזי, בכתב, בע"פ או בהתנהגות. אקטיבית ("שתילת מידע מוטעה") או פסיבית (אי־גילוי שחובה לגלות לפי דין, נסיבות, נוהג). יסודות: חוזה; הטעיה ע"י הצד השני/מטעמו; טעות (לא כדאיות); קש"ס כפול. סעד: ביטול עצמי (20) + השבה (21). אי־גילוי מהותי = גם ס' 12 וגם ס' 15. פירוט מיד למטה.</w:t>
       </w:r>
     </w:p>
     <w:p>
@@ -9117,6 +9935,272 @@
         <w:jc w:val="right"/>
       </w:pPr>
       <w:r>
+        <w:rPr>
+          <w:b/>
+        </w:rPr>
+        <w:t>⚠ שני הסעיפים הבאים נכנסו להיקף בהודעת המרצה</w:t>
+      </w:r>
+      <w:r>
+        <w:t xml:space="preserve"> (ס' 1–17 למעט 13). הם היו קודם בנספח "מבחן מסכם" — עכשיו הם חומר בוחן לכל דבר.</w:t>
+      </w:r>
+    </w:p>
+    <w:p>
+      <w:pPr>
+        <w:pStyle w:val="Heading3"/>
+        <w:bidi/>
+        <w:jc w:val="right"/>
+      </w:pPr>
+      <w:r>
+        <w:t>טעות סופר (ס' 16) — בהיקף</w:t>
+      </w:r>
+    </w:p>
+    <w:p>
+      <w:pPr>
+        <w:pStyle w:val="ListBullet"/>
+        <w:bidi/>
+        <w:jc w:val="right"/>
+      </w:pPr>
+      <w:r>
+        <w:rPr>
+          <w:b/>
+        </w:rPr>
+        <w:t>הכלל:</w:t>
+      </w:r>
+      <w:r>
+        <w:t xml:space="preserve"> נפלה טעות סופר או טעות כיוצא בה — </w:t>
+      </w:r>
+      <w:r>
+        <w:rPr>
+          <w:b/>
+        </w:rPr>
+        <w:t>החוזה מתוקן</w:t>
+      </w:r>
+      <w:r>
+        <w:t xml:space="preserve"> לפי אומד דעת הצדדים, </w:t>
+      </w:r>
+      <w:r>
+        <w:rPr>
+          <w:b/>
+        </w:rPr>
+        <w:t>ואין הטעות עילה לביטול</w:t>
+      </w:r>
+      <w:r>
+        <w:t>. זה ההבדל מס' 14: שם טעות מקימה זכות ביטול, כאן — רק תיקון.</w:t>
+      </w:r>
+    </w:p>
+    <w:p>
+      <w:pPr>
+        <w:pStyle w:val="ListBullet"/>
+        <w:bidi/>
+        <w:jc w:val="right"/>
+      </w:pPr>
+      <w:r>
+        <w:rPr>
+          <w:b/>
+        </w:rPr>
+        <w:t>מה זה:</w:t>
+      </w:r>
+      <w:r>
+        <w:t xml:space="preserve"> פליטת קולמוס בכתיבת המוסכם — מספר, שם, שטח — כשברור מה הצדדים באמת סיכמו. לא טעות ברצון.</w:t>
+      </w:r>
+    </w:p>
+    <w:p>
+      <w:pPr>
+        <w:pStyle w:val="ListBullet"/>
+        <w:bidi/>
+        <w:jc w:val="right"/>
+      </w:pPr>
+      <w:r>
+        <w:rPr>
+          <w:b/>
+        </w:rPr>
+        <w:t>התכחשות:</w:t>
+      </w:r>
+      <w:r>
+        <w:t xml:space="preserve"> צד שמתכחש לטעות סופר גלויה פועל בחוסר תום לב; ביהמ"ש יתקן לפי אומד הדעת ולא יבטל.</w:t>
+      </w:r>
+    </w:p>
+    <w:p>
+      <w:pPr>
+        <w:pStyle w:val="ListBullet"/>
+        <w:bidi/>
+        <w:jc w:val="right"/>
+      </w:pPr>
+      <w:r>
+        <w:rPr>
+          <w:b/>
+        </w:rPr>
+        <w:t>מלכודת קלאסית:</w:t>
+      </w:r>
+      <w:r>
+        <w:t xml:space="preserve"> "נכתב 573 מ"ר במקום 375 — ניתן לבטל" ← </w:t>
+      </w:r>
+      <w:r>
+        <w:rPr>
+          <w:b/>
+        </w:rPr>
+        <w:t>לא נכון.</w:t>
+      </w:r>
+      <w:r>
+        <w:t xml:space="preserve"> מתקנים.</w:t>
+      </w:r>
+    </w:p>
+    <w:p>
+      <w:pPr>
+        <w:pStyle w:val="Heading3"/>
+        <w:bidi/>
+        <w:jc w:val="right"/>
+      </w:pPr>
+      <w:r>
+        <w:t>כפייה (ס' 17) — בהיקף</w:t>
+      </w:r>
+    </w:p>
+    <w:p>
+      <w:pPr>
+        <w:pStyle w:val="ListBullet"/>
+        <w:bidi/>
+        <w:jc w:val="right"/>
+      </w:pPr>
+      <w:r>
+        <w:rPr>
+          <w:b/>
+        </w:rPr>
+        <w:t>יסודות 17(א):</w:t>
+      </w:r>
+      <w:r>
+        <w:t xml:space="preserve"> חוזה תקף + כפייה </w:t>
+      </w:r>
+      <w:r>
+        <w:rPr>
+          <w:b/>
+        </w:rPr>
+        <w:t>בכוח או באיום</w:t>
+      </w:r>
+      <w:r>
+        <w:t xml:space="preserve"> + הכופה הוא </w:t>
+      </w:r>
+      <w:r>
+        <w:rPr>
+          <w:b/>
+        </w:rPr>
+        <w:t>הצד השני או מי מטעמו</w:t>
+      </w:r>
+      <w:r>
+        <w:t xml:space="preserve"> + קשר סיבתי בין הכפייה להתקשרות.</w:t>
+      </w:r>
+    </w:p>
+    <w:p>
+      <w:pPr>
+        <w:pStyle w:val="ListBullet"/>
+        <w:bidi/>
+        <w:jc w:val="right"/>
+      </w:pPr>
+      <w:r>
+        <w:rPr>
+          <w:b/>
+        </w:rPr>
+        <w:t>מקור הלחץ מכריע:</w:t>
+      </w:r>
+      <w:r>
+        <w:t xml:space="preserve"> לחץ מצד שלישי עצמאי (שכנים) </w:t>
+      </w:r>
+      <w:r>
+        <w:rPr>
+          <w:b/>
+        </w:rPr>
+        <w:t>אינו</w:t>
+      </w:r>
+      <w:r>
+        <w:t xml:space="preserve"> כפייה לפי הסעיף — שושנה קרן נ׳ דיור לעולה.</w:t>
+      </w:r>
+    </w:p>
+    <w:p>
+      <w:pPr>
+        <w:pStyle w:val="ListBullet"/>
+        <w:bidi/>
+        <w:jc w:val="right"/>
+      </w:pPr>
+      <w:r>
+        <w:rPr>
+          <w:b/>
+        </w:rPr>
+        <w:t>כפייה כלכלית מוכרת:</w:t>
+      </w:r>
+      <w:r>
+        <w:t xml:space="preserve"> אקספומדיה (ע"א 8/88) — איום מפתיע, חמור ובלתי הפיך, בעיתוי של פגיעוּת מרבית, "גובל בסחיטה". מאיה נ׳ פנפורד (ע"א 1569/93) — נבחנות </w:t>
+      </w:r>
+      <w:r>
+        <w:rPr>
+          <w:b/>
+        </w:rPr>
+        <w:t>איכות</w:t>
+      </w:r>
+      <w:r>
+        <w:t xml:space="preserve"> הלחץ (מנוגד לכללי המשחק) ו</w:t>
+      </w:r>
+      <w:r>
+        <w:rPr>
+          <w:b/>
+        </w:rPr>
+        <w:t>עוצמתו</w:t>
+      </w:r>
+      <w:r>
+        <w:t xml:space="preserve"> ("מקדיח את התבשיל").</w:t>
+      </w:r>
+    </w:p>
+    <w:p>
+      <w:pPr>
+        <w:pStyle w:val="ListBullet"/>
+        <w:bidi/>
+        <w:jc w:val="right"/>
+      </w:pPr>
+      <w:r>
+        <w:rPr>
+          <w:b/>
+        </w:rPr>
+        <w:t>17(ב) — הסייג שמכריע היגדים:</w:t>
+      </w:r>
+      <w:r>
+        <w:rPr>
+          <w:b/>
+        </w:rPr>
+        <w:t>אזהרה בתום לב על הפעלת זכות אינה איום.</w:t>
+      </w:r>
+      <w:r>
+        <w:t xml:space="preserve"> "אם לא תשלם אגיש תביעה" על חוב אמיתי — לגיטימי, אין כפייה.</w:t>
+      </w:r>
+    </w:p>
+    <w:p>
+      <w:pPr>
+        <w:pStyle w:val="ListBullet"/>
+        <w:bidi/>
+        <w:jc w:val="right"/>
+      </w:pPr>
+      <w:r>
+        <w:rPr>
+          <w:b/>
+        </w:rPr>
+        <w:t>ביטול:</w:t>
+      </w:r>
+      <w:r>
+        <w:t xml:space="preserve"> הודעה תוך זמן סביר </w:t>
+      </w:r>
+      <w:r>
+        <w:rPr>
+          <w:b/>
+        </w:rPr>
+        <w:t>מרגע שפסקה הכפייה</w:t>
+      </w:r>
+      <w:r>
+        <w:t xml:space="preserve"> (ס' 20 — לא מרגע הכריתה!) + השבה (21).</w:t>
+      </w:r>
+    </w:p>
+    <w:p>
+      <w:pPr>
+        <w:bidi/>
+        <w:jc w:val="right"/>
+      </w:pPr>
+      <w:r>
         <w:t>חלק ו׳</w:t>
       </w:r>
     </w:p>
@@ -9358,7 +10442,22 @@
         <w:jc w:val="right"/>
       </w:pPr>
       <w:r>
-        <w:t>1–10 מהתרגולים הרשמיים ושאלות הבונוס; 11–28 על החומר שבהיקף (כולל ס' 15, שנלמד ב־25.8); 29–30 על חומר הנספח (מסומנים).</w:t>
+        <w:t xml:space="preserve">1–10 מהתרגולים הרשמיים ושאלות הבונוס; 11–28 על החומר שבהיקף. </w:t>
+      </w:r>
+      <w:r>
+        <w:rPr>
+          <w:b/>
+        </w:rPr>
+        <w:t>29–30 (טעות סופר וכפייה) נכנסו להיקף</w:t>
+      </w:r>
+      <w:r>
+        <w:t xml:space="preserve"> לפי הודעת המרצה — ס' 16 ו-17 כלולים ברשימה. </w:t>
+      </w:r>
+      <w:r>
+        <w:rPr>
+          <w:b/>
+        </w:rPr>
+        <w:t>כל 30 ההיגדים כאן בהיקף.</w:t>
       </w:r>
     </w:p>
     <w:p>
@@ -9716,7 +10815,7 @@
         <w:rPr>
           <w:b/>
         </w:rPr>
-        <w:t>נספח</w:t>
+        <w:t>ס׳ 17 · בהיקף</w:t>
       </w:r>
     </w:p>
     <w:p>
@@ -10437,7 +11536,7 @@
         <w:rPr>
           <w:b/>
         </w:rPr>
-        <w:t>ס' 16</w:t>
+        <w:t>ס׳ 16 · בהיקף</w:t>
       </w:r>
     </w:p>
     <w:p>
@@ -10480,7 +11579,7 @@
         <w:rPr>
           <w:b/>
         </w:rPr>
-        <w:t>ס' 17</w:t>
+        <w:t>ס׳ 17 · בהיקף</w:t>
       </w:r>
     </w:p>
     <w:p>
@@ -10646,8 +11745,14 @@
         <w:jc w:val="right"/>
       </w:pPr>
       <w:r>
-        <w:t xml:space="preserve"> לכלול גם היגדים על ס׳ 16–18 (נספח — טרם נלמד)</w:t>
-      </w:r>
+        <w:t>כל 30 ההיגדים במאגר נמצאים בהיקף הרשמי — כולל ס׳ 16 ו-17, שנכנסו בהודעת המרצה.</w:t>
+      </w:r>
+    </w:p>
+    <w:p>
+      <w:pPr>
+        <w:bidi/>
+        <w:jc w:val="right"/>
+      </w:pPr>
       <w:r>
         <w:t>התחל בוחן</w:t>
       </w:r>
@@ -10924,7 +12029,7 @@
         <w:t>סעדים:</w:t>
       </w:r>
       <w:r>
-        <w:t xml:space="preserve"> ביטול (20) + השבה (21) + פיצויי הסתמכות מכוח 12(ב) (ס' 22 — שמירת תרופות).</w:t>
+        <w:t xml:space="preserve"> ביטול בהודעה תוך זמן סביר (20) + השבה (21), ובמצטבר פיצויי הסתמכות מכוח 12(ב).</w:t>
       </w:r>
     </w:p>
     <w:p>
@@ -11467,7 +12572,7 @@
         <w:jc w:val="right"/>
       </w:pPr>
       <w:r>
-        <w:t>ס' 22 — שמירת תרופות</w:t>
+        <w:t>ס' 22 — שמירת תרופות ✗</w:t>
       </w:r>
     </w:p>
     <w:p>
@@ -11484,320 +12589,367 @@
         <w:bidi/>
         <w:jc w:val="right"/>
       </w:pPr>
-      <w:r>
-        <w:t>המשמעות המעשית: אפשר לצרף פיצויי ס' 12 לביטול ולהשבה.</w:t>
-      </w:r>
-    </w:p>
-    <w:p>
-      <w:pPr>
-        <w:pStyle w:val="Heading2"/>
-        <w:bidi/>
-        <w:jc w:val="right"/>
-      </w:pPr>
-      <w:r>
-        <w:t>עקרונות ומסגרת</w:t>
-      </w:r>
-    </w:p>
-    <w:p>
-      <w:pPr>
-        <w:bidi/>
-        <w:jc w:val="right"/>
-      </w:pPr>
-      <w:r>
-        <w:t>ס' 23 — צורת החוזה</w:t>
-      </w:r>
-    </w:p>
-    <w:p>
-      <w:pPr>
-        <w:bidi/>
-        <w:jc w:val="right"/>
-      </w:pPr>
-      <w:r>
-        <w:t>"חוזה יכול שייעשה בעל פה, בכתב או בצורה אחרת, זולת אם היתה צורה מסויימת תנאי לתקפו על פי חוק או הסכם בין הצדדים."</w:t>
-      </w:r>
-    </w:p>
-    <w:p>
-      <w:pPr>
-        <w:bidi/>
-        <w:jc w:val="right"/>
-      </w:pPr>
-      <w:r>
-        <w:t>ס' 30 — חוזה פסול</w:t>
-      </w:r>
-    </w:p>
-    <w:p>
-      <w:pPr>
-        <w:bidi/>
-        <w:jc w:val="right"/>
-      </w:pPr>
-      <w:r>
-        <w:t>"חוזה שכריתתו, תכנו או מטרתו הם בלתי חוקיים, בלתי מוסריים או סותרים את תקנת הציבור — בטל."</w:t>
-      </w:r>
-    </w:p>
-    <w:p>
-      <w:pPr>
-        <w:bidi/>
-        <w:jc w:val="right"/>
-      </w:pPr>
-      <w:r>
-        <w:t>חוק הכשרות המשפטית, ס' 2 — כשרות</w:t>
-      </w:r>
-    </w:p>
-    <w:p>
-      <w:pPr>
-        <w:bidi/>
-        <w:jc w:val="right"/>
-      </w:pPr>
-      <w:r>
-        <w:t>"כל אדם כשר לפעולות משפטיות, זולת אם נשללה או הוגבלה כשרות זו בחוק או בפסק דין של בית משפט."</w:t>
-      </w:r>
-    </w:p>
-    <w:p>
-      <w:pPr>
-        <w:bidi/>
-        <w:jc w:val="right"/>
-      </w:pPr>
-      <w:r>
-        <w:t>שם, ס' 3 — קטינות ובגירות</w:t>
-      </w:r>
-    </w:p>
-    <w:p>
-      <w:pPr>
-        <w:bidi/>
-        <w:jc w:val="right"/>
-      </w:pPr>
-      <w:r>
-        <w:t>"אדם שלא מלאו לו 18 שנה הוא קטין; אדם שמלאו לו 18 שנה הוא בגיר."</w:t>
-      </w:r>
-    </w:p>
-    <w:p>
-      <w:pPr>
-        <w:bidi/>
-        <w:jc w:val="right"/>
-      </w:pPr>
-      <w:r>
-        <w:t>שם, ס' 4 — פעולות של קטין</w:t>
-      </w:r>
-    </w:p>
-    <w:p>
-      <w:pPr>
-        <w:bidi/>
-        <w:jc w:val="right"/>
-      </w:pPr>
-      <w:r>
-        <w:t>"פעולה משפטית של קטין טעונה הסכמת נציגו; ההסכמה יכולה להינתן מראש או למפרע לפעולה מסויימת או לסוג מסויים של פעולות..."</w:t>
-      </w:r>
-    </w:p>
-    <w:p>
-      <w:pPr>
-        <w:pStyle w:val="Heading2"/>
-        <w:bidi/>
-        <w:jc w:val="right"/>
-      </w:pPr>
-      <w:r>
-        <w:t xml:space="preserve">סעיפי הכפייה והעושק </w:t>
-      </w:r>
-      <w:r>
-        <w:t>(נספח — טרם נלמד)</w:t>
-      </w:r>
-    </w:p>
-    <w:p>
-      <w:pPr>
-        <w:bidi/>
-        <w:jc w:val="right"/>
-      </w:pPr>
-      <w:r>
-        <w:t>ס' 17(א) — כפייה</w:t>
-      </w:r>
-    </w:p>
-    <w:p>
-      <w:pPr>
-        <w:bidi/>
-        <w:jc w:val="right"/>
-      </w:pPr>
-      <w:r>
-        <w:t>"מי שהתקשר בחוזה עקב כפיה שכפה עליו הצד השני או אחד מטעמו, בכוח או באיום, רשאי לבטל את החוזה."</w:t>
-      </w:r>
-    </w:p>
-    <w:p>
-      <w:pPr>
-        <w:bidi/>
-        <w:jc w:val="right"/>
-      </w:pPr>
-      <w:r>
-        <w:t>ס' 17(ב) — אזהרה בתום לב</w:t>
-      </w:r>
-    </w:p>
-    <w:p>
-      <w:pPr>
-        <w:bidi/>
-        <w:jc w:val="right"/>
-      </w:pPr>
-      <w:r>
-        <w:t>"אזהרה בתום־לב על הפעלתה של זכות אינה בגדר איום לעניין סעיף זה."</w:t>
-      </w:r>
-    </w:p>
-    <w:p>
-      <w:pPr>
-        <w:bidi/>
-        <w:jc w:val="right"/>
-      </w:pPr>
-      <w:r>
-        <w:t>ס' 18 — עושק</w:t>
-      </w:r>
-    </w:p>
-    <w:p>
-      <w:pPr>
-        <w:bidi/>
-        <w:jc w:val="right"/>
-      </w:pPr>
-      <w:r>
-        <w:t>"מי שהתקשר בחוזה עקב ניצול הצד השני או אחר מטעמו את מצוקת המתקשר, חולשתו השכלית או הגופנית או חוסר נסיונו, ותנאי החוזה גרועים במידה בלתי סבירה מן המקובל, רשאי לבטל את החוזה."</w:t>
-      </w:r>
-    </w:p>
-    <w:p>
-      <w:pPr>
-        <w:bidi/>
-        <w:jc w:val="right"/>
-      </w:pPr>
-      <w:r>
-        <w:t>ס' 16 — טעות סופר</w:t>
-      </w:r>
-    </w:p>
-    <w:p>
-      <w:pPr>
-        <w:bidi/>
-        <w:jc w:val="right"/>
-      </w:pPr>
-      <w:r>
-        <w:t>נפלה בחוזה טעות סופר או טעות כיוצא בה, יתוקן החוזה לפי אומד דעת הצדדים ואין הטעות עילה לביטול החוזה.</w:t>
-      </w:r>
-    </w:p>
-    <w:p>
-      <w:pPr>
-        <w:bidi/>
-        <w:jc w:val="right"/>
-      </w:pPr>
-      <w:r>
-        <w:t>נספח</w:t>
-      </w:r>
-    </w:p>
-    <w:p>
-      <w:pPr>
-        <w:pStyle w:val="Heading1"/>
-        <w:bidi/>
-        <w:jc w:val="right"/>
-      </w:pPr>
-      <w:r>
-        <w:t xml:space="preserve">ס׳ 16–18 — טעות סופר, כפייה ועושק </w:t>
-      </w:r>
-      <w:r>
-        <w:t>מבחן מסכם</w:t>
-      </w:r>
-    </w:p>
-    <w:p>
-      <w:pPr>
-        <w:bidi/>
-        <w:jc w:val="right"/>
-      </w:pPr>
-      <w:r>
-        <w:t xml:space="preserve">מהמשך מצגת 2. </w:t>
-      </w:r>
       <w:r>
         <w:rPr>
           <w:b/>
         </w:rPr>
-        <w:t>אינם בהיקף בוחן 8.9</w:t>
-      </w:r>
-      <w:r>
-        <w:t xml:space="preserve"> — נכללים במבחן המסכם.</w:t>
-      </w:r>
-    </w:p>
-    <w:p>
-      <w:pPr>
-        <w:pStyle w:val="Heading3"/>
-        <w:bidi/>
-        <w:jc w:val="right"/>
-      </w:pPr>
-      <w:r>
-        <w:t>טעות סופר (ס' 16)</w:t>
-      </w:r>
-    </w:p>
-    <w:p>
-      <w:pPr>
-        <w:pStyle w:val="ListBullet"/>
-        <w:bidi/>
-        <w:jc w:val="right"/>
-      </w:pPr>
-      <w:r>
-        <w:t>מתקנים לפי אומד דעת הצדדים; אין ביטול. המתכחש — חוסר תום לב; המוסכם בע"פ גובר על הכתוב.</w:t>
-      </w:r>
-    </w:p>
-    <w:p>
-      <w:pPr>
-        <w:pStyle w:val="Heading3"/>
-        <w:bidi/>
-        <w:jc w:val="right"/>
-      </w:pPr>
-      <w:r>
-        <w:t>כפייה (ס' 17)</w:t>
-      </w:r>
-    </w:p>
-    <w:p>
-      <w:pPr>
-        <w:pStyle w:val="ListBullet"/>
-        <w:bidi/>
-        <w:jc w:val="right"/>
-      </w:pPr>
+        <w:t>מחוץ לרשימה הרשמית</w:t>
+      </w:r>
+      <w:r>
+        <w:t xml:space="preserve"> (עוצרת ב-21). רקע: זה הבסיס לצירוף פיצויי ס' 12 לביטול ולהשבה — אבל אל תצטט את המספר 22 כמקור.</w:t>
+      </w:r>
+    </w:p>
+    <w:p>
+      <w:pPr>
+        <w:pStyle w:val="Heading2"/>
+        <w:bidi/>
+        <w:jc w:val="right"/>
+      </w:pPr>
+      <w:r>
+        <w:t>כפייה וטעות סופר — נכנסו להיקף</w:t>
+      </w:r>
+    </w:p>
+    <w:p>
+      <w:pPr>
+        <w:bidi/>
+        <w:jc w:val="right"/>
+      </w:pPr>
+      <w:r>
+        <w:t>ס' 16 — טעות סופר</w:t>
+      </w:r>
+    </w:p>
+    <w:p>
+      <w:pPr>
+        <w:bidi/>
+        <w:jc w:val="right"/>
+      </w:pPr>
+      <w:r>
+        <w:t>"נפלה בחוזה טעות סופר או טעות כיוצא בה, יתוקן החוזה לפי אומד דעת הצדדים ואין הטעות עילה לביטול החוזה."</w:t>
+      </w:r>
+    </w:p>
+    <w:p>
+      <w:pPr>
+        <w:bidi/>
+        <w:jc w:val="right"/>
+      </w:pPr>
+      <w:r>
+        <w:t xml:space="preserve">המסר להיגד: </w:t>
+      </w:r>
       <w:r>
         <w:rPr>
           <w:b/>
         </w:rPr>
-        <w:t>יסודות:</w:t>
-      </w:r>
-      <w:r>
-        <w:t xml:space="preserve"> חוזה + כפייה בכוח/באיום + ע"י הצד השני או מטעמו + קש"ס. צד שלישי עצמאי — לא (שושנה קרן).</w:t>
-      </w:r>
-    </w:p>
-    <w:p>
-      <w:pPr>
-        <w:pStyle w:val="ListBullet"/>
-        <w:bidi/>
-        <w:jc w:val="right"/>
-      </w:pPr>
+        <w:t>תיקון — לא ביטול.</w:t>
+      </w:r>
+    </w:p>
+    <w:p>
+      <w:pPr>
+        <w:bidi/>
+        <w:jc w:val="right"/>
+      </w:pPr>
+      <w:r>
+        <w:t>ס' 17(א) — כפייה</w:t>
+      </w:r>
+    </w:p>
+    <w:p>
+      <w:pPr>
+        <w:bidi/>
+        <w:jc w:val="right"/>
+      </w:pPr>
+      <w:r>
+        <w:t>"מי שהתקשר בחוזה עקב כפיה שכפה עליו הצד השני או אחד מטעמו, בכוח או באיום, רשאי לבטל את החוזה."</w:t>
+      </w:r>
+    </w:p>
+    <w:p>
+      <w:pPr>
+        <w:bidi/>
+        <w:jc w:val="right"/>
+      </w:pPr>
+      <w:r>
+        <w:t>ס' 17(ב) — אזהרה בתום לב</w:t>
+      </w:r>
+    </w:p>
+    <w:p>
+      <w:pPr>
+        <w:bidi/>
+        <w:jc w:val="right"/>
+      </w:pPr>
+      <w:r>
+        <w:t>"אזהרה בתום־לב על הפעלתה של זכות אינה בגדר איום לעניין סעיף זה."</w:t>
+      </w:r>
+    </w:p>
+    <w:p>
+      <w:pPr>
+        <w:bidi/>
+        <w:jc w:val="right"/>
+      </w:pPr>
+      <w:r>
+        <w:t xml:space="preserve">המסר להיגד: איום להגיש תביעה על חוב אמיתי — </w:t>
+      </w:r>
       <w:r>
         <w:rPr>
           <w:b/>
         </w:rPr>
-        <w:t>כלכלית:</w:t>
-      </w:r>
-      <w:r>
-        <w:t xml:space="preserve"> אקספומדיה (ע"א 8/88) — איום מפתיע, חמור ובלתי הפיך, "גובל בסחיטה"; מאיה נ׳ פנפורד (ע"א 1569/93) — איכות הלחץ ועוצמתו ("מקדיח את התבשיל").</w:t>
-      </w:r>
-    </w:p>
-    <w:p>
-      <w:pPr>
-        <w:pStyle w:val="ListBullet"/>
-        <w:bidi/>
-        <w:jc w:val="right"/>
-      </w:pPr>
+        <w:t>אינו</w:t>
+      </w:r>
+      <w:r>
+        <w:t xml:space="preserve"> כפייה.</w:t>
+      </w:r>
+    </w:p>
+    <w:p>
+      <w:pPr>
+        <w:pStyle w:val="Heading2"/>
+        <w:bidi/>
+        <w:jc w:val="right"/>
+      </w:pPr>
+      <w:r>
+        <w:t>ברשימה הרשמית — מחוץ לחוק החוזים</w:t>
+      </w:r>
+    </w:p>
+    <w:p>
+      <w:pPr>
+        <w:bidi/>
+        <w:jc w:val="right"/>
+      </w:pPr>
+      <w:r>
+        <w:t>ס' 8 לחוק המקרקעין</w:t>
+      </w:r>
+    </w:p>
+    <w:p>
+      <w:pPr>
+        <w:bidi/>
+        <w:jc w:val="right"/>
+      </w:pPr>
+      <w:r>
+        <w:t>"התחייבות לעשות עסקה במקרקעין טעונה מסמך בכתב."</w:t>
+      </w:r>
+    </w:p>
+    <w:p>
+      <w:pPr>
+        <w:bidi/>
+        <w:jc w:val="right"/>
+      </w:pPr>
+      <w:r>
+        <w:t>דרישת כתב מהותית — החריג המרכזי לחופש הצורה (ס' 23), והבסיס לשאלת זיכרון הדברים.</w:t>
+      </w:r>
+    </w:p>
+    <w:p>
+      <w:pPr>
+        <w:bidi/>
+        <w:jc w:val="right"/>
+      </w:pPr>
+      <w:r>
+        <w:t>ס' 5 לחוק המתנה</w:t>
+      </w:r>
+    </w:p>
+    <w:p>
+      <w:pPr>
+        <w:bidi/>
+        <w:jc w:val="right"/>
+      </w:pPr>
+      <w:r>
+        <w:t>"(א) התחייבות לתת מתנה בעתיד טעונה מסמך בכתב. (ב) כל עוד מקבל המתנה לא שינה את מצבו בהסתמך על ההתחייבות, רשאי הנותן לחזור בו ממנה... (ג) מלבד האמור בסעיף קטן (ב), רשאי הנותן לחזור בו מהתחייבותו אם היתה החזרה מוצדקת בהתנהגות מחפירה של מקבל המתנה כלפי הנותן או כלפי בן־משפחתו או בהרעה ניכרת שחלה במצבו הכלכלי של הנותן."</w:t>
+      </w:r>
+    </w:p>
+    <w:p>
+      <w:pPr>
+        <w:pStyle w:val="Heading2"/>
+        <w:bidi/>
+        <w:jc w:val="right"/>
+      </w:pPr>
+      <w:r>
+        <w:t>עקרונות ומסגרת</w:t>
+      </w:r>
+    </w:p>
+    <w:p>
+      <w:pPr>
+        <w:bidi/>
+        <w:jc w:val="right"/>
+      </w:pPr>
+      <w:r>
+        <w:t>ס' 23 — צורת החוזה</w:t>
+      </w:r>
+    </w:p>
+    <w:p>
+      <w:pPr>
+        <w:bidi/>
+        <w:jc w:val="right"/>
+      </w:pPr>
+      <w:r>
+        <w:t>"חוזה יכול שייעשה בעל פה, בכתב או בצורה אחרת, זולת אם היתה צורה מסויימת תנאי לתקפו על פי חוק או הסכם בין הצדדים."</w:t>
+      </w:r>
+    </w:p>
+    <w:p>
+      <w:pPr>
+        <w:bidi/>
+        <w:jc w:val="right"/>
+      </w:pPr>
+      <w:r>
+        <w:t>ס' 30 — חוזה פסול</w:t>
+      </w:r>
+    </w:p>
+    <w:p>
+      <w:pPr>
+        <w:bidi/>
+        <w:jc w:val="right"/>
+      </w:pPr>
+      <w:r>
+        <w:t>"חוזה שכריתתו, תכנו או מטרתו הם בלתי חוקיים, בלתי מוסריים או סותרים את תקנת הציבור — בטל."</w:t>
+      </w:r>
+    </w:p>
+    <w:p>
+      <w:pPr>
+        <w:bidi/>
+        <w:jc w:val="right"/>
+      </w:pPr>
+      <w:r>
+        <w:t>חוק הכשרות המשפטית, ס' 2 — כשרות</w:t>
+      </w:r>
+    </w:p>
+    <w:p>
+      <w:pPr>
+        <w:bidi/>
+        <w:jc w:val="right"/>
+      </w:pPr>
+      <w:r>
+        <w:t>"כל אדם כשר לפעולות משפטיות, זולת אם נשללה או הוגבלה כשרות זו בחוק או בפסק דין של בית משפט."</w:t>
+      </w:r>
+    </w:p>
+    <w:p>
+      <w:pPr>
+        <w:bidi/>
+        <w:jc w:val="right"/>
+      </w:pPr>
+      <w:r>
+        <w:t>שם, ס' 3 — קטינות ובגירות</w:t>
+      </w:r>
+    </w:p>
+    <w:p>
+      <w:pPr>
+        <w:bidi/>
+        <w:jc w:val="right"/>
+      </w:pPr>
+      <w:r>
+        <w:t>"אדם שלא מלאו לו 18 שנה הוא קטין; אדם שמלאו לו 18 שנה הוא בגיר."</w:t>
+      </w:r>
+    </w:p>
+    <w:p>
+      <w:pPr>
+        <w:bidi/>
+        <w:jc w:val="right"/>
+      </w:pPr>
+      <w:r>
+        <w:t>שם, ס' 4 — פעולות של קטין</w:t>
+      </w:r>
+    </w:p>
+    <w:p>
+      <w:pPr>
+        <w:bidi/>
+        <w:jc w:val="right"/>
+      </w:pPr>
+      <w:r>
+        <w:t>"פעולה משפטית של קטין טעונה הסכמת נציגו; ההסכמה יכולה להינתן מראש או למפרע לפעולה מסויימת או לסוג מסויים של פעולות..."</w:t>
+      </w:r>
+    </w:p>
+    <w:p>
+      <w:pPr>
+        <w:pStyle w:val="Heading2"/>
+        <w:bidi/>
+        <w:jc w:val="right"/>
+      </w:pPr>
+      <w:r>
+        <w:t>מחוץ להיקף — לידיעה בלבד</w:t>
+      </w:r>
+    </w:p>
+    <w:p>
+      <w:pPr>
+        <w:bidi/>
+        <w:jc w:val="right"/>
+      </w:pPr>
+      <w:r>
+        <w:t>ס' 18 — עושק ✗</w:t>
+      </w:r>
+    </w:p>
+    <w:p>
+      <w:pPr>
+        <w:bidi/>
+        <w:jc w:val="right"/>
+      </w:pPr>
+      <w:r>
+        <w:t>"מי שהתקשר בחוזה עקב ניצול הצד השני או אחר מטעמו את מצוקת המתקשר, חולשתו השכלית או הגופנית או חוסר נסיונו, ותנאי החוזה גרועים במידה בלתי סבירה מן המקובל, רשאי לבטל את החוזה."</w:t>
+      </w:r>
+    </w:p>
+    <w:p>
+      <w:pPr>
+        <w:bidi/>
+        <w:jc w:val="right"/>
+      </w:pPr>
+      <w:r>
+        <w:t xml:space="preserve">הרשימה הרשמית מסתיימת ב-17 — </w:t>
+      </w:r>
       <w:r>
         <w:rPr>
           <w:b/>
         </w:rPr>
-        <w:t>17(ב):</w:t>
-      </w:r>
-      <w:r>
-        <w:t xml:space="preserve"> אזהרה בתום לב על הפעלת זכות — אינה איום. </w:t>
+        <w:t>עושק אינו בהיקף.</w:t>
+      </w:r>
+    </w:p>
+    <w:p>
+      <w:pPr>
+        <w:bidi/>
+        <w:jc w:val="right"/>
+      </w:pPr>
+      <w:r>
+        <w:t>נספח</w:t>
+      </w:r>
+    </w:p>
+    <w:p>
+      <w:pPr>
+        <w:pStyle w:val="Heading1"/>
+        <w:bidi/>
+        <w:jc w:val="right"/>
+      </w:pPr>
+      <w:r>
+        <w:t xml:space="preserve">ס׳ 18 — עושק </w:t>
+      </w:r>
+      <w:r>
+        <w:t>מבחן מסכם</w:t>
+      </w:r>
+    </w:p>
+    <w:p>
+      <w:pPr>
+        <w:bidi/>
+        <w:jc w:val="right"/>
+      </w:pPr>
+      <w:r>
+        <w:t xml:space="preserve">מהמשך מצגת 2. </w:t>
       </w:r>
       <w:r>
         <w:rPr>
           <w:b/>
         </w:rPr>
-        <w:t>ביטול:</w:t>
-      </w:r>
-      <w:r>
-        <w:t xml:space="preserve"> תוך זמן סביר משפסקה הכפייה (20) + השבה; אפשר לצרף פיצויי ס' 12 (22).</w:t>
+        <w:t>אינו בהיקף בוחן 8.9</w:t>
+      </w:r>
+      <w:r>
+        <w:t xml:space="preserve"> — הרשימה הרשמית מסתיימת בס׳ 17. נכלל במבחן המסכם.</w:t>
+      </w:r>
+    </w:p>
+    <w:p>
+      <w:pPr>
+        <w:bidi/>
+        <w:jc w:val="right"/>
+      </w:pPr>
+      <w:r>
+        <w:t xml:space="preserve">ס׳ 16 ו-17, שהיו כאן בעבר, </w:t>
+      </w:r>
+      <w:r>
+        <w:rPr>
+          <w:b/>
+        </w:rPr>
+        <w:t>עברו לגוף החוברת</w:t>
+      </w:r>
+      <w:r>
+        <w:t xml:space="preserve"> — הם נכנסו להיקף בהודעת המרצה. ראה חלק ה׳.</w:t>
       </w:r>
     </w:p>
     <w:p>

--- a/booklet.docx
+++ b/booklet.docx
@@ -12777,6 +12777,24 @@
       </w:pPr>
       <w:r>
         <w:t>"חוזה יכול שייעשה בעל פה, בכתב או בצורה אחרת, זולת אם היתה צורה מסויימת תנאי לתקפו על פי חוק או הסכם בין הצדדים."</w:t>
+      </w:r>
+    </w:p>
+    <w:p>
+      <w:pPr>
+        <w:bidi/>
+        <w:jc w:val="right"/>
+      </w:pPr>
+      <w:r>
+        <w:t>ס' 24 — תוכן החוזה</w:t>
+      </w:r>
+    </w:p>
+    <w:p>
+      <w:pPr>
+        <w:bidi/>
+        <w:jc w:val="right"/>
+      </w:pPr>
+      <w:r>
+        <w:t>"תוכנו של חוזה יכול שיהיה ככל אשר הסכימו הצדדים."</w:t>
       </w:r>
     </w:p>
     <w:p>
